--- a/g6-ec/script-narrativa-g6.docx
+++ b/g6-ec/script-narrativa-g6.docx
@@ -4,67 +4,113 @@
   <w:body>
     <w:p>
       <w:pPr>
-        <w:spacing w:after="120"/>
+        <w:jc w:val="left"/>
       </w:pPr>
       <w:r>
         <w:rPr>
           <w:rFonts w:ascii="Calibri" w:hAnsi="Calibri" w:eastAsia="Calibri"/>
           <w:b/>
-          <w:color w:val="E50914"/>
-          <w:sz w:val="44"/>
-        </w:rPr>
-        <w:t>G6 Internet × V4 · Script de Narrativa</w:t>
-      </w:r>
-    </w:p>
-    <w:p>
-      <w:pPr>
-        <w:spacing w:after="240"/>
-      </w:pPr>
+          <w:color w:val="B41E22"/>
+          <w:sz w:val="40"/>
+        </w:rPr>
+        <w:t>G6 Internet × V4 Company</w:t>
+      </w:r>
+    </w:p>
+    <w:p>
+      <w:r>
+        <w:rPr>
+          <w:rFonts w:ascii="Calibri" w:hAnsi="Calibri" w:eastAsia="Calibri"/>
+          <w:b/>
+          <w:color w:val="1C1C1C"/>
+          <w:sz w:val="26"/>
+        </w:rPr>
+        <w:t>Script de narrativa consultiva · Estruturação Comercial</w:t>
+      </w:r>
+    </w:p>
+    <w:p>
       <w:r>
         <w:rPr>
           <w:rFonts w:ascii="Calibri" w:hAnsi="Calibri" w:eastAsia="Calibri"/>
           <w:b w:val="0"/>
           <w:color w:val="5A5A5A"/>
+          <w:sz w:val="20"/>
+        </w:rPr>
+        <w:t>Roteiro de fala slide a slide · Uso interno na apresentação ao cliente</w:t>
+        <w:br/>
+        <w:t>Deck: https://sarapizzico-hue.github.io/Sara/g6/</w:t>
+        <w:br/>
+        <w:t>Produto: Estruturação Comercial (Sales V4) · 12 semanas · 106,5h · implementação assistida</w:t>
+      </w:r>
+    </w:p>
+    <w:p>
+      <w:pPr>
+        <w:spacing w:before="80" w:after="80"/>
+      </w:pPr>
+      <w:r>
+        <w:rPr>
+          <w:rFonts w:ascii="Calibri" w:hAnsi="Calibri" w:eastAsia="Calibri"/>
+          <w:b w:val="0"/>
+          <w:color w:val="C8C8C8"/>
+          <w:sz w:val="16"/>
+        </w:rPr>
+        <w:t>——————————————————————————————————————————</w:t>
+      </w:r>
+    </w:p>
+    <w:p>
+      <w:pPr>
+        <w:spacing w:before="280" w:after="120"/>
+      </w:pPr>
+      <w:r>
+        <w:rPr>
+          <w:rFonts w:ascii="Calibri" w:hAnsi="Calibri" w:eastAsia="Calibri"/>
+          <w:b/>
+          <w:color w:val="B41E22"/>
+          <w:sz w:val="26"/>
+        </w:rPr>
+        <w:t>Linha mestra da conversa</w:t>
+      </w:r>
+    </w:p>
+    <w:p>
+      <w:pPr>
+        <w:spacing w:after="120" w:line="276" w:lineRule="auto"/>
+      </w:pPr>
+      <w:r>
+        <w:rPr>
+          <w:rFonts w:ascii="Calibri" w:hAnsi="Calibri" w:eastAsia="Calibri"/>
+          <w:b w:val="0"/>
+          <w:color w:val="1C1C1C"/>
           <w:sz w:val="22"/>
         </w:rPr>
-        <w:t>Estruturação Comercial · Roteiro de fala slide a slide · Uso interno na apresentação</w:t>
-      </w:r>
-    </w:p>
-    <w:p>
-      <w:pPr>
-        <w:spacing w:after="120" w:line="300" w:lineRule="auto"/>
+        <w:t>Não vender horas. Não vender PDF. Vender capacidade instalada: do comercial artesanal à máquina de receita — processo, CRM em uso, gestão e retenção rodando de verdade na loja e no PAP da G6.</w:t>
+      </w:r>
+    </w:p>
+    <w:p>
+      <w:pPr>
+        <w:spacing w:after="120" w:line="276" w:lineRule="auto"/>
       </w:pPr>
       <w:r>
         <w:rPr>
           <w:rFonts w:ascii="Calibri" w:hAnsi="Calibri" w:eastAsia="Calibri"/>
           <w:b w:val="0"/>
-          <w:color w:val="141414"/>
+          <w:color w:val="1C1C1C"/>
           <w:sz w:val="22"/>
         </w:rPr>
-        <w:t>Deck: https://sarapizzico-hue.github.io/Sara/g6-ec/</w:t>
-      </w:r>
-    </w:p>
-    <w:p>
-      <w:pPr>
-        <w:spacing w:after="120" w:line="300" w:lineRule="auto"/>
+        <w:t>Arco narrativo: Espelho da dor → vazamento com dados → encaixe → visão → promessa → formato → escopo → fases → critérios de Receita Previsível → recap → investimento.</w:t>
+      </w:r>
+    </w:p>
+    <w:p>
+      <w:pPr>
+        <w:spacing w:after="120" w:line="276" w:lineRule="auto"/>
       </w:pPr>
       <w:r>
         <w:rPr>
           <w:rFonts w:ascii="Calibri" w:hAnsi="Calibri" w:eastAsia="Calibri"/>
           <w:b w:val="0"/>
-          <w:color w:val="141414"/>
+          <w:color w:val="1C1C1C"/>
           <w:sz w:val="22"/>
         </w:rPr>
-        <w:t>Linha mestra: Do comercial artesanal à máquina de receita. Não vender horas — vender capacidade instalada para parar o vazamento.</w:t>
-      </w:r>
-    </w:p>
-    <w:p>
-      <w:pPr>
-        <w:spacing w:before="80" w:after="200"/>
-        <w:pBdr>
-          <w:bottom w:val="single" w:sz="6" w:space="1" w:color="E50914"/>
-        </w:pBdr>
-      </w:pPr>
+        <w:t>Postura: consultiva, específica da G6, com dados reais (ativações, saídas, Meta Forms, CPL, WhatsApp). Evitar genéricos. Nomear canais (loja × PAP), gestor (Mateus em ~30 dias) e sponsor. Não mencionar sucessão/saída de sócios.</w:t>
+      </w:r>
     </w:p>
     <w:p>
       <w:pPr>
@@ -74,46 +120,98 @@
         <w:rPr>
           <w:rFonts w:ascii="Calibri" w:hAnsi="Calibri" w:eastAsia="Calibri"/>
           <w:b/>
-          <w:color w:val="E50914"/>
-          <w:sz w:val="20"/>
-        </w:rPr>
-        <w:t>Ordem da narrativa</w:t>
-      </w:r>
-    </w:p>
-    <w:p>
-      <w:pPr>
-        <w:spacing w:after="120" w:line="300" w:lineRule="auto"/>
+          <w:color w:val="B41E22"/>
+          <w:sz w:val="18"/>
+        </w:rPr>
+        <w:t>COMO USAR ESTE SCRIPT</w:t>
+      </w:r>
+    </w:p>
+    <w:p>
+      <w:pPr>
+        <w:spacing w:after="60"/>
+        <w:ind w:left="288"/>
       </w:pPr>
       <w:r>
         <w:rPr>
           <w:rFonts w:ascii="Calibri" w:hAnsi="Calibri" w:eastAsia="Calibri"/>
           <w:b w:val="0"/>
-          <w:color w:val="141414"/>
+          <w:color w:val="1C1C1C"/>
           <w:sz w:val="22"/>
         </w:rPr>
-        <w:t>Dor → vazamento com dados → encaixe → visão → produto → fases → prova de sucesso → recap → investimento.</w:t>
-      </w:r>
-    </w:p>
-    <w:p>
-      <w:pPr>
-        <w:spacing w:before="80" w:after="200"/>
-        <w:pBdr>
-          <w:bottom w:val="single" w:sz="6" w:space="1" w:color="E50914"/>
-        </w:pBdr>
-      </w:pPr>
-    </w:p>
-    <w:p>
-      <w:pPr>
-        <w:spacing w:before="120" w:after="80"/>
+        <w:t>•  Leia a narrativa em voz alta no ritmo do slide — não precisa falar tudo literalmente.</w:t>
+      </w:r>
+    </w:p>
+    <w:p>
+      <w:pPr>
+        <w:spacing w:after="60"/>
+        <w:ind w:left="288"/>
+      </w:pPr>
+      <w:r>
+        <w:rPr>
+          <w:rFonts w:ascii="Calibri" w:hAnsi="Calibri" w:eastAsia="Calibri"/>
+          <w:b w:val="0"/>
+          <w:color w:val="1C1C1C"/>
+          <w:sz w:val="22"/>
+        </w:rPr>
+        <w:t>•  Use as perguntas de avanço para gerar adesão antes de avançar.</w:t>
+      </w:r>
+    </w:p>
+    <w:p>
+      <w:pPr>
+        <w:spacing w:after="60"/>
+        <w:ind w:left="288"/>
+      </w:pPr>
+      <w:r>
+        <w:rPr>
+          <w:rFonts w:ascii="Calibri" w:hAnsi="Calibri" w:eastAsia="Calibri"/>
+          <w:b w:val="0"/>
+          <w:color w:val="1C1C1C"/>
+          <w:sz w:val="22"/>
+        </w:rPr>
+        <w:t>•  Se o cliente puxar um tema, use o bloco “Valor” como arsenal de argumentos.</w:t>
+      </w:r>
+    </w:p>
+    <w:p>
+      <w:pPr>
+        <w:spacing w:after="60"/>
+        <w:ind w:left="288"/>
+      </w:pPr>
+      <w:r>
+        <w:rPr>
+          <w:rFonts w:ascii="Calibri" w:hAnsi="Calibri" w:eastAsia="Calibri"/>
+          <w:b w:val="0"/>
+          <w:color w:val="1C1C1C"/>
+          <w:sz w:val="22"/>
+        </w:rPr>
+        <w:t>•  No investimento: ancorar em capacidade instalada e vazamento — nunca em desconto.</w:t>
+      </w:r>
+    </w:p>
+    <w:p>
+      <w:pPr>
+        <w:spacing w:before="80" w:after="80"/>
+      </w:pPr>
+      <w:r>
+        <w:rPr>
+          <w:rFonts w:ascii="Calibri" w:hAnsi="Calibri" w:eastAsia="Calibri"/>
+          <w:b w:val="0"/>
+          <w:color w:val="C8C8C8"/>
+          <w:sz w:val="16"/>
+        </w:rPr>
+        <w:t>——————————————————————————————————————————</w:t>
+      </w:r>
+    </w:p>
+    <w:p>
+      <w:pPr>
+        <w:spacing w:before="360" w:after="80"/>
       </w:pPr>
       <w:r>
         <w:rPr>
           <w:rFonts w:ascii="Calibri" w:hAnsi="Calibri" w:eastAsia="Calibri"/>
           <w:b/>
-          <w:color w:val="280001"/>
+          <w:color w:val="B41E22"/>
           <w:sz w:val="28"/>
         </w:rPr>
-        <w:t>SLIDE 01 · Capa — Do comercial artesanal à máquina de receita</w:t>
+        <w:t>SLIDE 01  ·  Capa — Do comercial artesanal à máquina de receita</w:t>
       </w:r>
     </w:p>
     <w:p>
@@ -124,24 +222,24 @@
         <w:rPr>
           <w:rFonts w:ascii="Calibri" w:hAnsi="Calibri" w:eastAsia="Calibri"/>
           <w:b/>
-          <w:color w:val="E50914"/>
-          <w:sz w:val="20"/>
-        </w:rPr>
-        <w:t>Objetivo</w:t>
-      </w:r>
-    </w:p>
-    <w:p>
-      <w:pPr>
-        <w:spacing w:after="120" w:line="300" w:lineRule="auto"/>
+          <w:color w:val="B41E22"/>
+          <w:sz w:val="18"/>
+        </w:rPr>
+        <w:t>OBJETIVO DO SLIDE</w:t>
+      </w:r>
+    </w:p>
+    <w:p>
+      <w:pPr>
+        <w:spacing w:after="120" w:line="276" w:lineRule="auto"/>
       </w:pPr>
       <w:r>
         <w:rPr>
           <w:rFonts w:ascii="Calibri" w:hAnsi="Calibri" w:eastAsia="Calibri"/>
           <w:b w:val="0"/>
-          <w:color w:val="141414"/>
+          <w:color w:val="1C1C1C"/>
           <w:sz w:val="22"/>
         </w:rPr>
-        <w:t>Abrir com a tese de transformação, não com produto.</w:t>
+        <w:t>Abrir a reunião com a tese de transformação. Posicionar o encontro como decisão estratégica, não pitch de horas.</w:t>
       </w:r>
     </w:p>
     <w:p>
@@ -152,73 +250,201 @@
         <w:rPr>
           <w:rFonts w:ascii="Calibri" w:hAnsi="Calibri" w:eastAsia="Calibri"/>
           <w:b/>
-          <w:color w:val="E50914"/>
-          <w:sz w:val="20"/>
-        </w:rPr>
-        <w:t>Narrativa / Script</w:t>
-      </w:r>
-    </w:p>
-    <w:p>
-      <w:pPr>
-        <w:spacing w:after="120" w:line="300" w:lineRule="auto"/>
+          <w:color w:val="B41E22"/>
+          <w:sz w:val="18"/>
+        </w:rPr>
+        <w:t>ÂNCORA VISUAL (O QUE ESTÁ NA TELA)</w:t>
+      </w:r>
+    </w:p>
+    <w:p>
+      <w:pPr>
+        <w:spacing w:after="120" w:line="276" w:lineRule="auto"/>
       </w:pPr>
       <w:r>
         <w:rPr>
           <w:rFonts w:ascii="Calibri" w:hAnsi="Calibri" w:eastAsia="Calibri"/>
           <w:b w:val="0"/>
-          <w:color w:val="141414"/>
+          <w:color w:val="1C1C1C"/>
           <w:sz w:val="22"/>
         </w:rPr>
-        <w:t>Bom dia. O que a gente trouxe hoje não é mais um treinamento pontual.</w:t>
+        <w:t>Marca G6 × V4 · título da proposta · subtítulo de processo/CRM/gestão em 12 semanas.</w:t>
+      </w:r>
+    </w:p>
+    <w:p>
+      <w:pPr>
+        <w:spacing w:before="160" w:after="40"/>
+      </w:pPr>
+      <w:r>
+        <w:rPr>
+          <w:rFonts w:ascii="Calibri" w:hAnsi="Calibri" w:eastAsia="Calibri"/>
+          <w:b/>
+          <w:color w:val="B41E22"/>
+          <w:sz w:val="18"/>
+        </w:rPr>
+        <w:t>NARRATIVA / SCRIPT (FALA CONSULTIVA)</w:t>
+      </w:r>
+    </w:p>
+    <w:p>
+      <w:pPr>
+        <w:spacing w:after="120" w:line="276" w:lineRule="auto"/>
+      </w:pPr>
+      <w:r>
+        <w:rPr>
+          <w:rFonts w:ascii="Calibri" w:hAnsi="Calibri" w:eastAsia="Calibri"/>
+          <w:b w:val="0"/>
+          <w:color w:val="1C1C1C"/>
+          <w:sz w:val="22"/>
+        </w:rPr>
+        <w:t>Bom dia. Obrigada pelo tempo de vocês.</w:t>
         <w:br/>
-        <w:t>É a mudança de um comercial artesanal — que depende de pessoa, memória e reação — para uma máquina de receita: processo, CRM em uso, gestão e rotina.</w:t>
         <w:br/>
-        <w:t>Em 12 semanas, instalados na G6, para vender, ativar e reter com previsibilidade.</w:t>
-      </w:r>
-    </w:p>
-    <w:p>
-      <w:pPr>
-        <w:spacing w:after="200"/>
+        <w:t>O que a gente trouxe hoje não é um treinamento pontual nem um “ajuste de CRM”. É a mudança de um comercial artesanal — que depende de pessoa, memória e urgência — para uma máquina de receita: processo, CRM em uso, gestão e rotina instalados para a G6 vender, ativar e reter com previsibilidade.</w:t>
+        <w:br/>
+        <w:br/>
+        <w:t>Em doze semanas, com implementação assistida, a gente constrói e deixa rodando. Antes de falar de produto, quero alinhar o diagnóstico que vocês mesmos já sentem na operação.</w:t>
+      </w:r>
+    </w:p>
+    <w:p>
+      <w:pPr>
+        <w:spacing w:before="160" w:after="40"/>
       </w:pPr>
       <w:r>
         <w:rPr>
           <w:rFonts w:ascii="Calibri" w:hAnsi="Calibri" w:eastAsia="Calibri"/>
           <w:b/>
-          <w:color w:val="E50914"/>
+          <w:color w:val="B41E22"/>
+          <w:sz w:val="18"/>
+        </w:rPr>
+        <w:t>VALOR QUE ESTE SLIDE AGREGA</w:t>
+      </w:r>
+    </w:p>
+    <w:p>
+      <w:pPr>
+        <w:spacing w:after="60"/>
+        <w:ind w:left="288"/>
+      </w:pPr>
+      <w:r>
+        <w:rPr>
+          <w:rFonts w:ascii="Calibri" w:hAnsi="Calibri" w:eastAsia="Calibri"/>
+          <w:b w:val="0"/>
+          <w:color w:val="1C1C1C"/>
           <w:sz w:val="22"/>
         </w:rPr>
-        <w:t xml:space="preserve">Ask / Check: </w:t>
-      </w:r>
+        <w:t>•  Define a moldura: transformação operacional, não commodity de consultoria.</w:t>
+      </w:r>
+    </w:p>
+    <w:p>
+      <w:pPr>
+        <w:spacing w:after="60"/>
+        <w:ind w:left="288"/>
+      </w:pPr>
       <w:r>
         <w:rPr>
           <w:rFonts w:ascii="Calibri" w:hAnsi="Calibri" w:eastAsia="Calibri"/>
           <w:b w:val="0"/>
-          <w:color w:val="141414"/>
+          <w:color w:val="1C1C1C"/>
           <w:sz w:val="22"/>
         </w:rPr>
-        <w:t>Antes de entrar no escopo: faz sentido a gente olhar primeiro a conta do que está vazando na operação?</w:t>
-      </w:r>
-    </w:p>
-    <w:p>
-      <w:pPr>
-        <w:spacing w:before="80" w:after="200"/>
-        <w:pBdr>
-          <w:bottom w:val="single" w:sz="6" w:space="1" w:color="E50914"/>
-        </w:pBdr>
-      </w:pPr>
-    </w:p>
-    <w:p>
-      <w:pPr>
-        <w:spacing w:before="120" w:after="80"/>
+        <w:t>•  Antecipa o benefício (previsibilidade) sem vender escopo cedo demais.</w:t>
+      </w:r>
+    </w:p>
+    <w:p>
+      <w:pPr>
+        <w:spacing w:after="60"/>
+        <w:ind w:left="288"/>
+      </w:pPr>
+      <w:r>
+        <w:rPr>
+          <w:rFonts w:ascii="Calibri" w:hAnsi="Calibri" w:eastAsia="Calibri"/>
+          <w:b w:val="0"/>
+          <w:color w:val="1C1C1C"/>
+          <w:sz w:val="22"/>
+        </w:rPr>
+        <w:t>•  Cria permissão para entrar na dor e nos números com honestidade.</w:t>
+      </w:r>
+    </w:p>
+    <w:p>
+      <w:pPr>
+        <w:spacing w:before="160" w:after="40"/>
       </w:pPr>
       <w:r>
         <w:rPr>
           <w:rFonts w:ascii="Calibri" w:hAnsi="Calibri" w:eastAsia="Calibri"/>
           <w:b/>
-          <w:color w:val="280001"/>
+          <w:color w:val="B41E22"/>
+          <w:sz w:val="18"/>
+        </w:rPr>
+        <w:t>PERGUNTA DE AVANÇO</w:t>
+      </w:r>
+    </w:p>
+    <w:p>
+      <w:pPr>
+        <w:spacing w:after="120" w:line="276" w:lineRule="auto"/>
+      </w:pPr>
+      <w:r>
+        <w:rPr>
+          <w:rFonts w:ascii="Calibri" w:hAnsi="Calibri" w:eastAsia="Calibri"/>
+          <w:b w:val="0"/>
+          <w:color w:val="1C1C1C"/>
+          <w:sz w:val="22"/>
+        </w:rPr>
+        <w:t>Antes de entrarmos no escopo: faz sentido olharmos primeiro a conta do que está vazando na operação?</w:t>
+      </w:r>
+    </w:p>
+    <w:p>
+      <w:pPr>
+        <w:spacing w:before="160" w:after="40"/>
+      </w:pPr>
+      <w:r>
+        <w:rPr>
+          <w:rFonts w:ascii="Calibri" w:hAnsi="Calibri" w:eastAsia="Calibri"/>
+          <w:b/>
+          <w:color w:val="B41E22"/>
+          <w:sz w:val="18"/>
+        </w:rPr>
+        <w:t>TRANSIÇÃO</w:t>
+      </w:r>
+    </w:p>
+    <w:p>
+      <w:pPr>
+        <w:spacing w:after="120" w:line="276" w:lineRule="auto"/>
+      </w:pPr>
+      <w:r>
+        <w:rPr>
+          <w:rFonts w:ascii="Calibri" w:hAnsi="Calibri" w:eastAsia="Calibri"/>
+          <w:b w:val="0"/>
+          <w:color w:val="1C1C1C"/>
+          <w:sz w:val="22"/>
+        </w:rPr>
+        <w:t>Segue para o espelho do contexto G6.</w:t>
+      </w:r>
+    </w:p>
+    <w:p>
+      <w:pPr>
+        <w:spacing w:before="80" w:after="80"/>
+      </w:pPr>
+      <w:r>
+        <w:rPr>
+          <w:rFonts w:ascii="Calibri" w:hAnsi="Calibri" w:eastAsia="Calibri"/>
+          <w:b w:val="0"/>
+          <w:color w:val="C8C8C8"/>
+          <w:sz w:val="16"/>
+        </w:rPr>
+        <w:t>——————————————————————————————————————————</w:t>
+      </w:r>
+    </w:p>
+    <w:p>
+      <w:pPr>
+        <w:spacing w:before="360" w:after="80"/>
+      </w:pPr>
+      <w:r>
+        <w:rPr>
+          <w:rFonts w:ascii="Calibri" w:hAnsi="Calibri" w:eastAsia="Calibri"/>
+          <w:b/>
+          <w:color w:val="B41E22"/>
           <w:sz w:val="28"/>
         </w:rPr>
-        <w:t>SLIDE 02 · Contexto G6 — Comercial reativo sem sistema</w:t>
+        <w:t>SLIDE 02  ·  Contexto G6 — Vocês não têm problema de lead</w:t>
       </w:r>
     </w:p>
     <w:p>
@@ -229,24 +455,24 @@
         <w:rPr>
           <w:rFonts w:ascii="Calibri" w:hAnsi="Calibri" w:eastAsia="Calibri"/>
           <w:b/>
-          <w:color w:val="E50914"/>
-          <w:sz w:val="20"/>
-        </w:rPr>
-        <w:t>Objetivo</w:t>
-      </w:r>
-    </w:p>
-    <w:p>
-      <w:pPr>
-        <w:spacing w:after="120" w:line="300" w:lineRule="auto"/>
+          <w:color w:val="B41E22"/>
+          <w:sz w:val="18"/>
+        </w:rPr>
+        <w:t>OBJETIVO DO SLIDE</w:t>
+      </w:r>
+    </w:p>
+    <w:p>
+      <w:pPr>
+        <w:spacing w:after="120" w:line="276" w:lineRule="auto"/>
       </w:pPr>
       <w:r>
         <w:rPr>
           <w:rFonts w:ascii="Calibri" w:hAnsi="Calibri" w:eastAsia="Calibri"/>
           <w:b w:val="0"/>
-          <w:color w:val="141414"/>
+          <w:color w:val="1C1C1C"/>
           <w:sz w:val="22"/>
         </w:rPr>
-        <w:t>Espelhar a dor verbalizada: não é falta de lead.</w:t>
+        <w:t>Espelhar a dor verbalizada com precisão. Tirar a conversa de “falta lead” e colocar em “falta sistema”.</w:t>
       </w:r>
     </w:p>
     <w:p>
@@ -257,75 +483,204 @@
         <w:rPr>
           <w:rFonts w:ascii="Calibri" w:hAnsi="Calibri" w:eastAsia="Calibri"/>
           <w:b/>
-          <w:color w:val="E50914"/>
-          <w:sz w:val="20"/>
-        </w:rPr>
-        <w:t>Narrativa / Script</w:t>
-      </w:r>
-    </w:p>
-    <w:p>
-      <w:pPr>
-        <w:spacing w:after="120" w:line="300" w:lineRule="auto"/>
+          <w:color w:val="B41E22"/>
+          <w:sz w:val="18"/>
+        </w:rPr>
+        <w:t>ÂNCORA VISUAL (O QUE ESTÁ NA TELA)</w:t>
+      </w:r>
+    </w:p>
+    <w:p>
+      <w:pPr>
+        <w:spacing w:after="120" w:line="276" w:lineRule="auto"/>
       </w:pPr>
       <w:r>
         <w:rPr>
           <w:rFonts w:ascii="Calibri" w:hAnsi="Calibri" w:eastAsia="Calibri"/>
           <w:b w:val="0"/>
-          <w:color w:val="141414"/>
+          <w:color w:val="1C1C1C"/>
+          <w:sz w:val="22"/>
+        </w:rPr>
+        <w:t>Headline forte + quatro blocos: volume alto/retenção frágil · CRM sem governança · meta como comodidade · loja e PAP sem padrão.</w:t>
+      </w:r>
+    </w:p>
+    <w:p>
+      <w:pPr>
+        <w:spacing w:before="160" w:after="40"/>
+      </w:pPr>
+      <w:r>
+        <w:rPr>
+          <w:rFonts w:ascii="Calibri" w:hAnsi="Calibri" w:eastAsia="Calibri"/>
+          <w:b/>
+          <w:color w:val="B41E22"/>
+          <w:sz w:val="18"/>
+        </w:rPr>
+        <w:t>NARRATIVA / SCRIPT (FALA CONSULTIVA)</w:t>
+      </w:r>
+    </w:p>
+    <w:p>
+      <w:pPr>
+        <w:spacing w:after="120" w:line="276" w:lineRule="auto"/>
+      </w:pPr>
+      <w:r>
+        <w:rPr>
+          <w:rFonts w:ascii="Calibri" w:hAnsi="Calibri" w:eastAsia="Calibri"/>
+          <w:b w:val="0"/>
+          <w:color w:val="1C1C1C"/>
           <w:sz w:val="22"/>
         </w:rPr>
         <w:t>Vocês não têm problema de lead. Têm um comercial reativo sem sistema.</w:t>
         <w:br/>
-        <w:t>Entra cerca de mil clientes e a saída é alta. O CRM existe, mas não governa. Quando aperta, a meta desce e o time acomoda. Loja e PAP vendem sem o mesmo padrão.</w:t>
         <w:br/>
-        <w:t>Demanda entra. Processo não segura. Receita escapa entre ativação, follow-up e retenção.</w:t>
+        <w:t>Entra cerca de mil clientes por mês e a saída é alta — o crescimento líquido vaza. O CRM existe, mas não governa: sem motivo de perda consistente, sem próximo passo obrigatório, sem previsibilidade de pipeline.</w:t>
         <w:br/>
-        <w:t>Essa é a leitura que trouxemos da operação de vocês.</w:t>
-      </w:r>
-    </w:p>
-    <w:p>
-      <w:pPr>
-        <w:spacing w:after="200"/>
+        <w:br/>
+        <w:t>Quando aperta, a meta vira comodidade: desce, o time acomoda, falta cobrança de comportamento. E entre loja e PAP — cinco internos e dois porta a porta — cada canal vende de um jeito, sem playbook compartilhado.</w:t>
+        <w:br/>
+        <w:br/>
+        <w:t>Isso não é falta de esforço. É operação reativa: o lead chega, o WhatsApp responde rápido… e depois o processo se perde entre ativação, follow-up e retenção.</w:t>
+      </w:r>
+    </w:p>
+    <w:p>
+      <w:pPr>
+        <w:spacing w:before="160" w:after="40"/>
       </w:pPr>
       <w:r>
         <w:rPr>
           <w:rFonts w:ascii="Calibri" w:hAnsi="Calibri" w:eastAsia="Calibri"/>
           <w:b/>
-          <w:color w:val="E50914"/>
+          <w:color w:val="B41E22"/>
+          <w:sz w:val="18"/>
+        </w:rPr>
+        <w:t>VALOR QUE ESTE SLIDE AGREGA</w:t>
+      </w:r>
+    </w:p>
+    <w:p>
+      <w:pPr>
+        <w:spacing w:after="60"/>
+        <w:ind w:left="288"/>
+      </w:pPr>
+      <w:r>
+        <w:rPr>
+          <w:rFonts w:ascii="Calibri" w:hAnsi="Calibri" w:eastAsia="Calibri"/>
+          <w:b w:val="0"/>
+          <w:color w:val="1C1C1C"/>
           <w:sz w:val="22"/>
         </w:rPr>
-        <w:t xml:space="preserve">Ask / Check: </w:t>
-      </w:r>
+        <w:t>•  Valida o que o cliente já sabe, com linguagem de gestão (não de culpa).</w:t>
+      </w:r>
+    </w:p>
+    <w:p>
+      <w:pPr>
+        <w:spacing w:after="60"/>
+        <w:ind w:left="288"/>
+      </w:pPr>
       <w:r>
         <w:rPr>
           <w:rFonts w:ascii="Calibri" w:hAnsi="Calibri" w:eastAsia="Calibri"/>
           <w:b w:val="0"/>
-          <w:color w:val="141414"/>
+          <w:color w:val="1C1C1C"/>
           <w:sz w:val="22"/>
         </w:rPr>
-        <w:t>Isso traduz o que vocês sentem no dia a dia — ou tem algum ponto que está fora?</w:t>
-      </w:r>
-    </w:p>
-    <w:p>
-      <w:pPr>
-        <w:spacing w:before="80" w:after="200"/>
-        <w:pBdr>
-          <w:bottom w:val="single" w:sz="6" w:space="1" w:color="E50914"/>
-        </w:pBdr>
-      </w:pPr>
-    </w:p>
-    <w:p>
-      <w:pPr>
-        <w:spacing w:before="120" w:after="80"/>
+        <w:t>•  Separa demanda (existe) de capacidade de converter e reter (não estruturada).</w:t>
+      </w:r>
+    </w:p>
+    <w:p>
+      <w:pPr>
+        <w:spacing w:after="60"/>
+        <w:ind w:left="288"/>
+      </w:pPr>
+      <w:r>
+        <w:rPr>
+          <w:rFonts w:ascii="Calibri" w:hAnsi="Calibri" w:eastAsia="Calibri"/>
+          <w:b w:val="0"/>
+          <w:color w:val="1C1C1C"/>
+          <w:sz w:val="22"/>
+        </w:rPr>
+        <w:t>•  Prepara o terreno para o slide de vazamento financeiro/operacional.</w:t>
+      </w:r>
+    </w:p>
+    <w:p>
+      <w:pPr>
+        <w:spacing w:before="160" w:after="40"/>
       </w:pPr>
       <w:r>
         <w:rPr>
           <w:rFonts w:ascii="Calibri" w:hAnsi="Calibri" w:eastAsia="Calibri"/>
           <w:b/>
-          <w:color w:val="280001"/>
+          <w:color w:val="B41E22"/>
+          <w:sz w:val="18"/>
+        </w:rPr>
+        <w:t>PERGUNTA DE AVANÇO</w:t>
+      </w:r>
+    </w:p>
+    <w:p>
+      <w:pPr>
+        <w:spacing w:after="120" w:line="276" w:lineRule="auto"/>
+      </w:pPr>
+      <w:r>
+        <w:rPr>
+          <w:rFonts w:ascii="Calibri" w:hAnsi="Calibri" w:eastAsia="Calibri"/>
+          <w:b w:val="0"/>
+          <w:color w:val="1C1C1C"/>
+          <w:sz w:val="22"/>
+        </w:rPr>
+        <w:t>Isso traduz o que vocês sentem no dia a dia — ou tem algum ponto que está fora da realidade de vocês?</w:t>
+      </w:r>
+    </w:p>
+    <w:p>
+      <w:pPr>
+        <w:spacing w:before="160" w:after="40"/>
+      </w:pPr>
+      <w:r>
+        <w:rPr>
+          <w:rFonts w:ascii="Calibri" w:hAnsi="Calibri" w:eastAsia="Calibri"/>
+          <w:b/>
+          <w:color w:val="B41E22"/>
+          <w:sz w:val="18"/>
+        </w:rPr>
+        <w:t>TRANSIÇÃO</w:t>
+      </w:r>
+    </w:p>
+    <w:p>
+      <w:pPr>
+        <w:spacing w:after="120" w:line="276" w:lineRule="auto"/>
+      </w:pPr>
+      <w:r>
+        <w:rPr>
+          <w:rFonts w:ascii="Calibri" w:hAnsi="Calibri" w:eastAsia="Calibri"/>
+          <w:b w:val="0"/>
+          <w:color w:val="1C1C1C"/>
+          <w:sz w:val="22"/>
+        </w:rPr>
+        <w:t>Agora vamos colocar número nessa estagnação.</w:t>
+      </w:r>
+    </w:p>
+    <w:p>
+      <w:pPr>
+        <w:spacing w:before="80" w:after="80"/>
+      </w:pPr>
+      <w:r>
+        <w:rPr>
+          <w:rFonts w:ascii="Calibri" w:hAnsi="Calibri" w:eastAsia="Calibri"/>
+          <w:b w:val="0"/>
+          <w:color w:val="C8C8C8"/>
+          <w:sz w:val="16"/>
+        </w:rPr>
+        <w:t>——————————————————————————————————————————</w:t>
+      </w:r>
+    </w:p>
+    <w:p>
+      <w:pPr>
+        <w:spacing w:before="360" w:after="80"/>
+      </w:pPr>
+      <w:r>
+        <w:rPr>
+          <w:rFonts w:ascii="Calibri" w:hAnsi="Calibri" w:eastAsia="Calibri"/>
+          <w:b/>
+          <w:color w:val="B41E22"/>
           <w:sz w:val="28"/>
         </w:rPr>
-        <w:t>SLIDE 03 · Quanto dinheiro sua operação está vazando?</w:t>
+        <w:t>SLIDE 03  ·  Quanto dinheiro sua operação está vazando?</w:t>
       </w:r>
     </w:p>
     <w:p>
@@ -336,24 +691,24 @@
         <w:rPr>
           <w:rFonts w:ascii="Calibri" w:hAnsi="Calibri" w:eastAsia="Calibri"/>
           <w:b/>
-          <w:color w:val="E50914"/>
-          <w:sz w:val="20"/>
-        </w:rPr>
-        <w:t>Objetivo</w:t>
-      </w:r>
-    </w:p>
-    <w:p>
-      <w:pPr>
-        <w:spacing w:after="120" w:line="300" w:lineRule="auto"/>
+          <w:color w:val="B41E22"/>
+          <w:sz w:val="18"/>
+        </w:rPr>
+        <w:t>OBJETIVO DO SLIDE</w:t>
+      </w:r>
+    </w:p>
+    <w:p>
+      <w:pPr>
+        <w:spacing w:after="120" w:line="276" w:lineRule="auto"/>
       </w:pPr>
       <w:r>
         <w:rPr>
           <w:rFonts w:ascii="Calibri" w:hAnsi="Calibri" w:eastAsia="Calibri"/>
           <w:b w:val="0"/>
-          <w:color w:val="141414"/>
+          <w:color w:val="1C1C1C"/>
           <w:sz w:val="22"/>
         </w:rPr>
-        <w:t>Colocar dinheiro e evidência na mesa com os dados reais da G6.</w:t>
+        <w:t>Tirar a discussão do achismo. Colocar evidência: entradas x saídas, CPL, velocidade de resposta — e o custo de não estruturar.</w:t>
       </w:r>
     </w:p>
     <w:p>
@@ -364,81 +719,204 @@
         <w:rPr>
           <w:rFonts w:ascii="Calibri" w:hAnsi="Calibri" w:eastAsia="Calibri"/>
           <w:b/>
-          <w:color w:val="E50914"/>
-          <w:sz w:val="20"/>
-        </w:rPr>
-        <w:t>Narrativa / Script</w:t>
-      </w:r>
-    </w:p>
-    <w:p>
-      <w:pPr>
-        <w:spacing w:after="120" w:line="300" w:lineRule="auto"/>
+          <w:color w:val="B41E22"/>
+          <w:sz w:val="18"/>
+        </w:rPr>
+        <w:t>ÂNCORA VISUAL (O QUE ESTÁ NA TELA)</w:t>
+      </w:r>
+    </w:p>
+    <w:p>
+      <w:pPr>
+        <w:spacing w:after="120" w:line="276" w:lineRule="auto"/>
       </w:pPr>
       <w:r>
         <w:rPr>
           <w:rFonts w:ascii="Calibri" w:hAnsi="Calibri" w:eastAsia="Calibri"/>
           <w:b w:val="0"/>
-          <w:color w:val="141414"/>
+          <w:color w:val="1C1C1C"/>
           <w:sz w:val="22"/>
         </w:rPr>
-        <w:t>A conta que explica a estagnação: entra cliente todo mês — e a base quase não cresce.</w:t>
+        <w:t>Dois painéis: Entradas (~1.000 ativações; Meta Forms 1.269 leads; CPL R$ 7,51; WhatsApp ~1 min) · Saídas (3.755 cancelamentos jan–jun; série mensal 415→705).</w:t>
+      </w:r>
+    </w:p>
+    <w:p>
+      <w:pPr>
+        <w:spacing w:before="160" w:after="40"/>
+      </w:pPr>
+      <w:r>
+        <w:rPr>
+          <w:rFonts w:ascii="Calibri" w:hAnsi="Calibri" w:eastAsia="Calibri"/>
+          <w:b/>
+          <w:color w:val="B41E22"/>
+          <w:sz w:val="18"/>
+        </w:rPr>
+        <w:t>NARRATIVA / SCRIPT (FALA CONSULTIVA)</w:t>
+      </w:r>
+    </w:p>
+    <w:p>
+      <w:pPr>
+        <w:spacing w:after="120" w:line="276" w:lineRule="auto"/>
+      </w:pPr>
+      <w:r>
+        <w:rPr>
+          <w:rFonts w:ascii="Calibri" w:hAnsi="Calibri" w:eastAsia="Calibri"/>
+          <w:b w:val="0"/>
+          <w:color w:val="1C1C1C"/>
+          <w:sz w:val="22"/>
+        </w:rPr>
+        <w:t>A conta que explica a estagnação: a G6 tem capacidade de vender. O que a operação não tem — ainda — é capacidade de segurar e de medir por que perde.</w:t>
         <w:br/>
-        <w:t>Do lado das entradas: cerca de mil ativações por mês. Meta Forms entregou 1.269 leads no ano com CPL de R$ 7,51. WhatsApp responde em cerca de um minuto. Ou seja: existe demanda e existe time.</w:t>
         <w:br/>
-        <w:t>Do lado das saídas: 3.755 cancelamentos de janeiro a junho — jan 415, fev 560, mar 614, abr 746, mai 715, jun 705.</w:t>
+        <w:t>Do lado das entradas: cerca de mil ativações por mês. Meta Forms entregou 1.269 leads no ano com CPL de R$ 7,51. O WhatsApp responde em cerca de um minuto. Ou seja: existe demanda e existe time para atender.</w:t>
         <w:br/>
-        <w:t>A G6 sabe vender. O que falta é capacidade de segurar — e de medir por que perde.</w:t>
         <w:br/>
-        <w:t>E a pergunta que ninguém consegue responder hoje: qual é a taxa real de churn?</w:t>
+        <w:t>Do lado das saídas: 3.755 cancelamentos somados de janeiro a junho — 415, 560, 614, 746, 715, 705. A curva não é ruído; é padrão.</w:t>
         <w:br/>
-        <w:t>Para calcular, precisa carteira ativa no início do mês e cancelamento por coorte, motivo, cidade e tempo de casa. Esse dado ainda não está conciliado. Sem ele, decisão de investimento vira chute.</w:t>
         <w:br/>
-        <w:t>A Estruturação Comercial começa exatamente aí: transformar vazamento em dado, processo e rotina.</w:t>
-      </w:r>
-    </w:p>
-    <w:p>
-      <w:pPr>
-        <w:spacing w:after="200"/>
+        <w:t>Enquanto o churn real não estiver conciliado no processo, vocês financiam aquisição para repor base que escapa. Estruturar comercial e retenção operacional não é “melhoria de processo”. É parar de queimar CAC no escuro.</w:t>
+      </w:r>
+    </w:p>
+    <w:p>
+      <w:pPr>
+        <w:spacing w:before="160" w:after="40"/>
       </w:pPr>
       <w:r>
         <w:rPr>
           <w:rFonts w:ascii="Calibri" w:hAnsi="Calibri" w:eastAsia="Calibri"/>
           <w:b/>
-          <w:color w:val="E50914"/>
+          <w:color w:val="B41E22"/>
+          <w:sz w:val="18"/>
+        </w:rPr>
+        <w:t>VALOR QUE ESTE SLIDE AGREGA</w:t>
+      </w:r>
+    </w:p>
+    <w:p>
+      <w:pPr>
+        <w:spacing w:after="60"/>
+        <w:ind w:left="288"/>
+      </w:pPr>
+      <w:r>
+        <w:rPr>
+          <w:rFonts w:ascii="Calibri" w:hAnsi="Calibri" w:eastAsia="Calibri"/>
+          <w:b w:val="0"/>
+          <w:color w:val="1C1C1C"/>
           <w:sz w:val="22"/>
         </w:rPr>
-        <w:t xml:space="preserve">Ask / Check: </w:t>
-      </w:r>
+        <w:t>•  Transforma dor em P&amp;L implícito: aquisição barata relativa + vazamento alto = urgência.</w:t>
+      </w:r>
+    </w:p>
+    <w:p>
+      <w:pPr>
+        <w:spacing w:after="60"/>
+        <w:ind w:left="288"/>
+      </w:pPr>
       <w:r>
         <w:rPr>
           <w:rFonts w:ascii="Calibri" w:hAnsi="Calibri" w:eastAsia="Calibri"/>
           <w:b w:val="0"/>
-          <w:color w:val="141414"/>
+          <w:color w:val="1C1C1C"/>
           <w:sz w:val="22"/>
         </w:rPr>
-        <w:t>Se a gente só melhorar a leitura e a retenção operacional, quanto isso muda o resultado do semestre?</w:t>
-      </w:r>
-    </w:p>
-    <w:p>
-      <w:pPr>
-        <w:spacing w:before="80" w:after="200"/>
-        <w:pBdr>
-          <w:bottom w:val="single" w:sz="6" w:space="1" w:color="E50914"/>
-        </w:pBdr>
-      </w:pPr>
-    </w:p>
-    <w:p>
-      <w:pPr>
-        <w:spacing w:before="120" w:after="80"/>
+        <w:t>•  Mostra que velocidade de resposta (WhatsApp) já é ativo — falta sistema depois da resposta.</w:t>
+      </w:r>
+    </w:p>
+    <w:p>
+      <w:pPr>
+        <w:spacing w:after="60"/>
+        <w:ind w:left="288"/>
+      </w:pPr>
+      <w:r>
+        <w:rPr>
+          <w:rFonts w:ascii="Calibri" w:hAnsi="Calibri" w:eastAsia="Calibri"/>
+          <w:b w:val="0"/>
+          <w:color w:val="1C1C1C"/>
+          <w:sz w:val="22"/>
+        </w:rPr>
+        <w:t>•  Cria urgência ética e econômica para a decisão, sem drama artificial.</w:t>
+      </w:r>
+    </w:p>
+    <w:p>
+      <w:pPr>
+        <w:spacing w:before="160" w:after="40"/>
       </w:pPr>
       <w:r>
         <w:rPr>
           <w:rFonts w:ascii="Calibri" w:hAnsi="Calibri" w:eastAsia="Calibri"/>
           <w:b/>
-          <w:color w:val="280001"/>
+          <w:color w:val="B41E22"/>
+          <w:sz w:val="18"/>
+        </w:rPr>
+        <w:t>PERGUNTA DE AVANÇO</w:t>
+      </w:r>
+    </w:p>
+    <w:p>
+      <w:pPr>
+        <w:spacing w:after="120" w:line="276" w:lineRule="auto"/>
+      </w:pPr>
+      <w:r>
+        <w:rPr>
+          <w:rFonts w:ascii="Calibri" w:hAnsi="Calibri" w:eastAsia="Calibri"/>
+          <w:b w:val="0"/>
+          <w:color w:val="1C1C1C"/>
+          <w:sz w:val="22"/>
+        </w:rPr>
+        <w:t>Se a gente só melhorar leitura de perda e retenção operacional, quanto isso muda o resultado do semestre de vocês?</w:t>
+      </w:r>
+    </w:p>
+    <w:p>
+      <w:pPr>
+        <w:spacing w:before="160" w:after="40"/>
+      </w:pPr>
+      <w:r>
+        <w:rPr>
+          <w:rFonts w:ascii="Calibri" w:hAnsi="Calibri" w:eastAsia="Calibri"/>
+          <w:b/>
+          <w:color w:val="B41E22"/>
+          <w:sz w:val="18"/>
+        </w:rPr>
+        <w:t>TRANSIÇÃO</w:t>
+      </w:r>
+    </w:p>
+    <w:p>
+      <w:pPr>
+        <w:spacing w:after="120" w:line="276" w:lineRule="auto"/>
+      </w:pPr>
+      <w:r>
+        <w:rPr>
+          <w:rFonts w:ascii="Calibri" w:hAnsi="Calibri" w:eastAsia="Calibri"/>
+          <w:b w:val="0"/>
+          <w:color w:val="1C1C1C"/>
+          <w:sz w:val="22"/>
+        </w:rPr>
+        <w:t>Com a conta na mesa, vamos amarrar dor a dor com o que o produto fecha.</w:t>
+      </w:r>
+    </w:p>
+    <w:p>
+      <w:pPr>
+        <w:spacing w:before="80" w:after="80"/>
+      </w:pPr>
+      <w:r>
+        <w:rPr>
+          <w:rFonts w:ascii="Calibri" w:hAnsi="Calibri" w:eastAsia="Calibri"/>
+          <w:b w:val="0"/>
+          <w:color w:val="C8C8C8"/>
+          <w:sz w:val="16"/>
+        </w:rPr>
+        <w:t>——————————————————————————————————————————</w:t>
+      </w:r>
+    </w:p>
+    <w:p>
+      <w:pPr>
+        <w:spacing w:before="360" w:after="80"/>
+      </w:pPr>
+      <w:r>
+        <w:rPr>
+          <w:rFonts w:ascii="Calibri" w:hAnsi="Calibri" w:eastAsia="Calibri"/>
+          <w:b/>
+          <w:color w:val="B41E22"/>
           <w:sz w:val="28"/>
         </w:rPr>
-        <w:t>SLIDE 04 · Dores × G6 — Onde perde previsibilidade</w:t>
+        <w:t>SLIDE 04  ·  Dores × G6 — Onde perde previsibilidade</w:t>
       </w:r>
     </w:p>
     <w:p>
@@ -449,24 +927,24 @@
         <w:rPr>
           <w:rFonts w:ascii="Calibri" w:hAnsi="Calibri" w:eastAsia="Calibri"/>
           <w:b/>
-          <w:color w:val="E50914"/>
-          <w:sz w:val="20"/>
-        </w:rPr>
-        <w:t>Objetivo</w:t>
-      </w:r>
-    </w:p>
-    <w:p>
-      <w:pPr>
-        <w:spacing w:after="120" w:line="300" w:lineRule="auto"/>
+          <w:color w:val="B41E22"/>
+          <w:sz w:val="18"/>
+        </w:rPr>
+        <w:t>OBJETIVO DO SLIDE</w:t>
+      </w:r>
+    </w:p>
+    <w:p>
+      <w:pPr>
+        <w:spacing w:after="120" w:line="276" w:lineRule="auto"/>
       </w:pPr>
       <w:r>
         <w:rPr>
           <w:rFonts w:ascii="Calibri" w:hAnsi="Calibri" w:eastAsia="Calibri"/>
           <w:b w:val="0"/>
-          <w:color w:val="141414"/>
+          <w:color w:val="1C1C1C"/>
           <w:sz w:val="22"/>
         </w:rPr>
-        <w:t>Conectar dores do produto às dores concretas da G6.</w:t>
+        <w:t>Conectar cada dor da G6 a um fechamento da Estruturação Comercial. Fazer o cliente se ver no diagnóstico.</w:t>
       </w:r>
     </w:p>
     <w:p>
@@ -477,83 +955,201 @@
         <w:rPr>
           <w:rFonts w:ascii="Calibri" w:hAnsi="Calibri" w:eastAsia="Calibri"/>
           <w:b/>
-          <w:color w:val="E50914"/>
-          <w:sz w:val="20"/>
-        </w:rPr>
-        <w:t>Narrativa / Script</w:t>
-      </w:r>
-    </w:p>
-    <w:p>
-      <w:pPr>
-        <w:spacing w:after="120" w:line="300" w:lineRule="auto"/>
+          <w:color w:val="B41E22"/>
+          <w:sz w:val="18"/>
+        </w:rPr>
+        <w:t>ÂNCORA VISUAL (O QUE ESTÁ NA TELA)</w:t>
+      </w:r>
+    </w:p>
+    <w:p>
+      <w:pPr>
+        <w:spacing w:after="120" w:line="276" w:lineRule="auto"/>
       </w:pPr>
       <w:r>
         <w:rPr>
           <w:rFonts w:ascii="Calibri" w:hAnsi="Calibri" w:eastAsia="Calibri"/>
           <w:b w:val="0"/>
-          <w:color w:val="141414"/>
+          <w:color w:val="1C1C1C"/>
+          <w:sz w:val="22"/>
+        </w:rPr>
+        <w:t>Lista de dores G6: processo inconsistente · venda por pessoa · CRM ≠ realidade · gestor sem ritual · scripts/cadência · ativação/save fora do processo.</w:t>
+      </w:r>
+    </w:p>
+    <w:p>
+      <w:pPr>
+        <w:spacing w:before="160" w:after="40"/>
+      </w:pPr>
+      <w:r>
+        <w:rPr>
+          <w:rFonts w:ascii="Calibri" w:hAnsi="Calibri" w:eastAsia="Calibri"/>
+          <w:b/>
+          <w:color w:val="B41E22"/>
+          <w:sz w:val="18"/>
+        </w:rPr>
+        <w:t>NARRATIVA / SCRIPT (FALA CONSULTIVA)</w:t>
+      </w:r>
+    </w:p>
+    <w:p>
+      <w:pPr>
+        <w:spacing w:after="120" w:line="276" w:lineRule="auto"/>
+      </w:pPr>
+      <w:r>
+        <w:rPr>
+          <w:rFonts w:ascii="Calibri" w:hAnsi="Calibri" w:eastAsia="Calibri"/>
+          <w:b w:val="0"/>
+          <w:color w:val="1C1C1C"/>
           <w:sz w:val="22"/>
         </w:rPr>
         <w:t>Onde a G6 perde previsibilidade — e o que a Estruturação Comercial fecha:</w:t>
         <w:br/>
-        <w:t>Processo inconsistente entre loja e PAP.</w:t>
         <w:br/>
-        <w:t>Cada vendedor vende de um jeito.</w:t>
+        <w:t>Processo inconsistente entre loja e PAP: não há jornada nem critério de etapa. Cada vendedor vende de um jeito — performance depende de pessoa, não de método. O CRM não representa a realidade: pipeline não reflete ativação, perda nem follow-up. O gestor não conduz reunião comercial com ritual — e o Mateus, em cerca de trinta dias, precisa herdar rituais prontos, não inventar do zero.</w:t>
         <w:br/>
-        <w:t>CRM não representa a realidade.</w:t>
         <w:br/>
-        <w:t>Gestor não conduz reunião comercial com ritual.</w:t>
-        <w:br/>
-        <w:t>Não tem cadência nem passagem de bastão — vendeu e acabou.</w:t>
-        <w:br/>
-        <w:t>Treino não vira rotina.</w:t>
-        <w:br/>
-        <w:t>Nada disso é “falta de esforço”. É falta de sistema.</w:t>
-      </w:r>
-    </w:p>
-    <w:p>
-      <w:pPr>
-        <w:spacing w:after="200"/>
+        <w:t>Scripts e cadência não são compartilhados. Ativação, save e retenção ficam fora do processo comercial. Resultado: vocês têm esforço comercial, mas não têm previsibilidade de receita.</w:t>
+      </w:r>
+    </w:p>
+    <w:p>
+      <w:pPr>
+        <w:spacing w:before="160" w:after="40"/>
       </w:pPr>
       <w:r>
         <w:rPr>
           <w:rFonts w:ascii="Calibri" w:hAnsi="Calibri" w:eastAsia="Calibri"/>
           <w:b/>
-          <w:color w:val="E50914"/>
+          <w:color w:val="B41E22"/>
+          <w:sz w:val="18"/>
+        </w:rPr>
+        <w:t>VALOR QUE ESTE SLIDE AGREGA</w:t>
+      </w:r>
+    </w:p>
+    <w:p>
+      <w:pPr>
+        <w:spacing w:after="60"/>
+        <w:ind w:left="288"/>
+      </w:pPr>
+      <w:r>
+        <w:rPr>
+          <w:rFonts w:ascii="Calibri" w:hAnsi="Calibri" w:eastAsia="Calibri"/>
+          <w:b w:val="0"/>
+          <w:color w:val="1C1C1C"/>
           <w:sz w:val="22"/>
         </w:rPr>
-        <w:t xml:space="preserve">Ask / Check: </w:t>
-      </w:r>
+        <w:t>•  Traduz “dores de produto” em dores nominadas da G6 (aumenta percepção de personalização).</w:t>
+      </w:r>
+    </w:p>
+    <w:p>
+      <w:pPr>
+        <w:spacing w:after="60"/>
+        <w:ind w:left="288"/>
+      </w:pPr>
       <w:r>
         <w:rPr>
           <w:rFonts w:ascii="Calibri" w:hAnsi="Calibri" w:eastAsia="Calibri"/>
           <w:b w:val="0"/>
-          <w:color w:val="141414"/>
+          <w:color w:val="1C1C1C"/>
           <w:sz w:val="22"/>
         </w:rPr>
-        <w:t>Qual dessas dores, se resolvida primeiro, destrava mais resultado para vocês?</w:t>
-      </w:r>
-    </w:p>
-    <w:p>
-      <w:pPr>
-        <w:spacing w:before="80" w:after="200"/>
-        <w:pBdr>
-          <w:bottom w:val="single" w:sz="6" w:space="1" w:color="E50914"/>
-        </w:pBdr>
-      </w:pPr>
-    </w:p>
-    <w:p>
-      <w:pPr>
-        <w:spacing w:before="120" w:after="80"/>
+        <w:t>•  Antecipa dual-track loja × PAP e a urgência de onboarding do novo gestor.</w:t>
+      </w:r>
+    </w:p>
+    <w:p>
+      <w:pPr>
+        <w:spacing w:after="60"/>
+        <w:ind w:left="288"/>
+      </w:pPr>
+      <w:r>
+        <w:rPr>
+          <w:rFonts w:ascii="Calibri" w:hAnsi="Calibri" w:eastAsia="Calibri"/>
+          <w:b w:val="0"/>
+          <w:color w:val="1C1C1C"/>
+          <w:sz w:val="22"/>
+        </w:rPr>
+        <w:t>•  Justifica por que CRM sozinho (já existente) não resolveu — falta governança + ritual.</w:t>
+      </w:r>
+    </w:p>
+    <w:p>
+      <w:pPr>
+        <w:spacing w:before="160" w:after="40"/>
       </w:pPr>
       <w:r>
         <w:rPr>
           <w:rFonts w:ascii="Calibri" w:hAnsi="Calibri" w:eastAsia="Calibri"/>
           <w:b/>
-          <w:color w:val="280001"/>
+          <w:color w:val="B41E22"/>
+          <w:sz w:val="18"/>
+        </w:rPr>
+        <w:t>PERGUNTA DE AVANÇO</w:t>
+      </w:r>
+    </w:p>
+    <w:p>
+      <w:pPr>
+        <w:spacing w:after="120" w:line="276" w:lineRule="auto"/>
+      </w:pPr>
+      <w:r>
+        <w:rPr>
+          <w:rFonts w:ascii="Calibri" w:hAnsi="Calibri" w:eastAsia="Calibri"/>
+          <w:b w:val="0"/>
+          <w:color w:val="1C1C1C"/>
+          <w:sz w:val="22"/>
+        </w:rPr>
+        <w:t>Qual dessas dores, se resolvida primeiro, destrava mais resultado para vocês agora?</w:t>
+      </w:r>
+    </w:p>
+    <w:p>
+      <w:pPr>
+        <w:spacing w:before="160" w:after="40"/>
+      </w:pPr>
+      <w:r>
+        <w:rPr>
+          <w:rFonts w:ascii="Calibri" w:hAnsi="Calibri" w:eastAsia="Calibri"/>
+          <w:b/>
+          <w:color w:val="B41E22"/>
+          <w:sz w:val="18"/>
+        </w:rPr>
+        <w:t>TRANSIÇÃO</w:t>
+      </w:r>
+    </w:p>
+    <w:p>
+      <w:pPr>
+        <w:spacing w:after="120" w:line="276" w:lineRule="auto"/>
+      </w:pPr>
+      <w:r>
+        <w:rPr>
+          <w:rFonts w:ascii="Calibri" w:hAnsi="Calibri" w:eastAsia="Calibri"/>
+          <w:b w:val="0"/>
+          <w:color w:val="1C1C1C"/>
+          <w:sz w:val="22"/>
+        </w:rPr>
+        <w:t>Com o mapa de perdas, a gente mostra a ordem certa de construção.</w:t>
+      </w:r>
+    </w:p>
+    <w:p>
+      <w:pPr>
+        <w:spacing w:before="80" w:after="80"/>
+      </w:pPr>
+      <w:r>
+        <w:rPr>
+          <w:rFonts w:ascii="Calibri" w:hAnsi="Calibri" w:eastAsia="Calibri"/>
+          <w:b w:val="0"/>
+          <w:color w:val="C8C8C8"/>
+          <w:sz w:val="16"/>
+        </w:rPr>
+        <w:t>——————————————————————————————————————————</w:t>
+      </w:r>
+    </w:p>
+    <w:p>
+      <w:pPr>
+        <w:spacing w:before="360" w:after="80"/>
+      </w:pPr>
+      <w:r>
+        <w:rPr>
+          <w:rFonts w:ascii="Calibri" w:hAnsi="Calibri" w:eastAsia="Calibri"/>
+          <w:b/>
+          <w:color w:val="B41E22"/>
           <w:sz w:val="28"/>
         </w:rPr>
-        <w:t>SLIDE 05 · Visão estratégica — Fundação antes de meta</w:t>
+        <w:t>SLIDE 05  ·  Visão estratégica — Fundação antes de pressão de meta</w:t>
       </w:r>
     </w:p>
     <w:p>
@@ -564,24 +1160,24 @@
         <w:rPr>
           <w:rFonts w:ascii="Calibri" w:hAnsi="Calibri" w:eastAsia="Calibri"/>
           <w:b/>
-          <w:color w:val="E50914"/>
-          <w:sz w:val="20"/>
-        </w:rPr>
-        <w:t>Objetivo</w:t>
-      </w:r>
-    </w:p>
-    <w:p>
-      <w:pPr>
-        <w:spacing w:after="120" w:line="300" w:lineRule="auto"/>
+          <w:color w:val="B41E22"/>
+          <w:sz w:val="18"/>
+        </w:rPr>
+        <w:t>OBJETIVO DO SLIDE</w:t>
+      </w:r>
+    </w:p>
+    <w:p>
+      <w:pPr>
+        <w:spacing w:after="120" w:line="276" w:lineRule="auto"/>
       </w:pPr>
       <w:r>
         <w:rPr>
           <w:rFonts w:ascii="Calibri" w:hAnsi="Calibri" w:eastAsia="Calibri"/>
           <w:b w:val="0"/>
-          <w:color w:val="141414"/>
+          <w:color w:val="1C1C1C"/>
           <w:sz w:val="22"/>
         </w:rPr>
-        <w:t>Dar a lógica da ordem certa: sistema → gestão → receita.</w:t>
+        <w:t>Dar a lógica de sequência: sistema → gestão → receita. Evitar a tentação de “apertar meta” sem base.</w:t>
       </w:r>
     </w:p>
     <w:p>
@@ -592,77 +1188,201 @@
         <w:rPr>
           <w:rFonts w:ascii="Calibri" w:hAnsi="Calibri" w:eastAsia="Calibri"/>
           <w:b/>
-          <w:color w:val="E50914"/>
-          <w:sz w:val="20"/>
-        </w:rPr>
-        <w:t>Narrativa / Script</w:t>
-      </w:r>
-    </w:p>
-    <w:p>
-      <w:pPr>
-        <w:spacing w:after="120" w:line="300" w:lineRule="auto"/>
+          <w:color w:val="B41E22"/>
+          <w:sz w:val="18"/>
+        </w:rPr>
+        <w:t>ÂNCORA VISUAL (O QUE ESTÁ NA TELA)</w:t>
+      </w:r>
+    </w:p>
+    <w:p>
+      <w:pPr>
+        <w:spacing w:after="120" w:line="276" w:lineRule="auto"/>
       </w:pPr>
       <w:r>
         <w:rPr>
           <w:rFonts w:ascii="Calibri" w:hAnsi="Calibri" w:eastAsia="Calibri"/>
           <w:b w:val="0"/>
-          <w:color w:val="141414"/>
+          <w:color w:val="1C1C1C"/>
+          <w:sz w:val="22"/>
+        </w:rPr>
+        <w:t>Três pilares: 01 Sistema · 02 Gestão · 03 Receita · frase de fechamento sobre meta.</w:t>
+      </w:r>
+    </w:p>
+    <w:p>
+      <w:pPr>
+        <w:spacing w:before="160" w:after="40"/>
+      </w:pPr>
+      <w:r>
+        <w:rPr>
+          <w:rFonts w:ascii="Calibri" w:hAnsi="Calibri" w:eastAsia="Calibri"/>
+          <w:b/>
+          <w:color w:val="B41E22"/>
+          <w:sz w:val="18"/>
+        </w:rPr>
+        <w:t>NARRATIVA / SCRIPT (FALA CONSULTIVA)</w:t>
+      </w:r>
+    </w:p>
+    <w:p>
+      <w:pPr>
+        <w:spacing w:after="120" w:line="276" w:lineRule="auto"/>
+      </w:pPr>
+      <w:r>
+        <w:rPr>
+          <w:rFonts w:ascii="Calibri" w:hAnsi="Calibri" w:eastAsia="Calibri"/>
+          <w:b w:val="0"/>
+          <w:color w:val="1C1C1C"/>
           <w:sz w:val="22"/>
         </w:rPr>
         <w:t>A ordem certa: fundação antes de pressão de meta.</w:t>
         <w:br/>
-        <w:t>Primeiro sistema: processo, CRM e rituais — esforço individual vira operação previsível.</w:t>
         <w:br/>
-        <w:t>Depois gestão: com a casa estruturada, a liderança cobra comportamento e conversão — não improvisa processo. Isso casa com a chegada do Mateus.</w:t>
+        <w:t>Primeiro, sistema: processo, CRM e rituais transformam esforço individual em operação previsível. Depois, gestão: com a casa estruturada, a liderança cobra comportamento e conversão — não improvisa processo. Só então a receita responde: ativação, follow-up e retenção entram no método — o CAC deixa de queimar no escuro.</w:t>
         <w:br/>
-        <w:t>Por fim receita: ativação, follow-up e retenção entram no método — o CAC deixa de queimar no escuro.</w:t>
         <w:br/>
         <w:t>Sem sistema, meta vira pressão. Com sistema, meta vira consequência.</w:t>
       </w:r>
     </w:p>
     <w:p>
       <w:pPr>
-        <w:spacing w:after="200"/>
+        <w:spacing w:before="160" w:after="40"/>
       </w:pPr>
       <w:r>
         <w:rPr>
           <w:rFonts w:ascii="Calibri" w:hAnsi="Calibri" w:eastAsia="Calibri"/>
           <w:b/>
-          <w:color w:val="E50914"/>
+          <w:color w:val="B41E22"/>
+          <w:sz w:val="18"/>
+        </w:rPr>
+        <w:t>VALOR QUE ESTE SLIDE AGREGA</w:t>
+      </w:r>
+    </w:p>
+    <w:p>
+      <w:pPr>
+        <w:spacing w:after="60"/>
+        <w:ind w:left="288"/>
+      </w:pPr>
+      <w:r>
+        <w:rPr>
+          <w:rFonts w:ascii="Calibri" w:hAnsi="Calibri" w:eastAsia="Calibri"/>
+          <w:b w:val="0"/>
+          <w:color w:val="1C1C1C"/>
           <w:sz w:val="22"/>
         </w:rPr>
-        <w:t xml:space="preserve">Ask / Check: </w:t>
-      </w:r>
+        <w:t>•  Reposiciona V4 como arquiteto de sistema, não como “cobrador de meta”.</w:t>
+      </w:r>
+    </w:p>
+    <w:p>
+      <w:pPr>
+        <w:spacing w:after="60"/>
+        <w:ind w:left="288"/>
+      </w:pPr>
       <w:r>
         <w:rPr>
           <w:rFonts w:ascii="Calibri" w:hAnsi="Calibri" w:eastAsia="Calibri"/>
           <w:b w:val="0"/>
-          <w:color w:val="141414"/>
+          <w:color w:val="1C1C1C"/>
           <w:sz w:val="22"/>
         </w:rPr>
-        <w:t>Faz sentido estruturar antes de só apertar meta de novo?</w:t>
-      </w:r>
-    </w:p>
-    <w:p>
-      <w:pPr>
-        <w:spacing w:before="80" w:after="200"/>
-        <w:pBdr>
-          <w:bottom w:val="single" w:sz="6" w:space="1" w:color="E50914"/>
-        </w:pBdr>
-      </w:pPr>
-    </w:p>
-    <w:p>
-      <w:pPr>
-        <w:spacing w:before="120" w:after="80"/>
+        <w:t>•  Alinha expectativa do sponsor: primeiro previsibilidade operacional, depois escala de pressão.</w:t>
+      </w:r>
+    </w:p>
+    <w:p>
+      <w:pPr>
+        <w:spacing w:after="60"/>
+        <w:ind w:left="288"/>
+      </w:pPr>
+      <w:r>
+        <w:rPr>
+          <w:rFonts w:ascii="Calibri" w:hAnsi="Calibri" w:eastAsia="Calibri"/>
+          <w:b w:val="0"/>
+          <w:color w:val="1C1C1C"/>
+          <w:sz w:val="22"/>
+        </w:rPr>
+        <w:t>•  Cria ponte natural para a promessa do projeto fechado.</w:t>
+      </w:r>
+    </w:p>
+    <w:p>
+      <w:pPr>
+        <w:spacing w:before="160" w:after="40"/>
       </w:pPr>
       <w:r>
         <w:rPr>
           <w:rFonts w:ascii="Calibri" w:hAnsi="Calibri" w:eastAsia="Calibri"/>
           <w:b/>
-          <w:color w:val="280001"/>
+          <w:color w:val="B41E22"/>
+          <w:sz w:val="18"/>
+        </w:rPr>
+        <w:t>PERGUNTA DE AVANÇO</w:t>
+      </w:r>
+    </w:p>
+    <w:p>
+      <w:pPr>
+        <w:spacing w:after="120" w:line="276" w:lineRule="auto"/>
+      </w:pPr>
+      <w:r>
+        <w:rPr>
+          <w:rFonts w:ascii="Calibri" w:hAnsi="Calibri" w:eastAsia="Calibri"/>
+          <w:b w:val="0"/>
+          <w:color w:val="1C1C1C"/>
+          <w:sz w:val="22"/>
+        </w:rPr>
+        <w:t>Faz sentido estruturar a fundação antes de só apertar meta de novo?</w:t>
+      </w:r>
+    </w:p>
+    <w:p>
+      <w:pPr>
+        <w:spacing w:before="160" w:after="40"/>
+      </w:pPr>
+      <w:r>
+        <w:rPr>
+          <w:rFonts w:ascii="Calibri" w:hAnsi="Calibri" w:eastAsia="Calibri"/>
+          <w:b/>
+          <w:color w:val="B41E22"/>
+          <w:sz w:val="18"/>
+        </w:rPr>
+        <w:t>TRANSIÇÃO</w:t>
+      </w:r>
+    </w:p>
+    <w:p>
+      <w:pPr>
+        <w:spacing w:after="120" w:line="276" w:lineRule="auto"/>
+      </w:pPr>
+      <w:r>
+        <w:rPr>
+          <w:rFonts w:ascii="Calibri" w:hAnsi="Calibri" w:eastAsia="Calibri"/>
+          <w:b w:val="0"/>
+          <w:color w:val="1C1C1C"/>
+          <w:sz w:val="22"/>
+        </w:rPr>
+        <w:t>Então a promessa do projeto fica clara.</w:t>
+      </w:r>
+    </w:p>
+    <w:p>
+      <w:pPr>
+        <w:spacing w:before="80" w:after="80"/>
+      </w:pPr>
+      <w:r>
+        <w:rPr>
+          <w:rFonts w:ascii="Calibri" w:hAnsi="Calibri" w:eastAsia="Calibri"/>
+          <w:b w:val="0"/>
+          <w:color w:val="C8C8C8"/>
+          <w:sz w:val="16"/>
+        </w:rPr>
+        <w:t>——————————————————————————————————————————</w:t>
+      </w:r>
+    </w:p>
+    <w:p>
+      <w:pPr>
+        <w:spacing w:before="360" w:after="80"/>
+      </w:pPr>
+      <w:r>
+        <w:rPr>
+          <w:rFonts w:ascii="Calibri" w:hAnsi="Calibri" w:eastAsia="Calibri"/>
+          <w:b/>
+          <w:color w:val="B41E22"/>
           <w:sz w:val="28"/>
         </w:rPr>
-        <w:t>SLIDE 06 · Promessa</w:t>
+        <w:t>SLIDE 06  ·  Promessa — Fundação comercial instalada</w:t>
       </w:r>
     </w:p>
     <w:p>
@@ -673,24 +1393,24 @@
         <w:rPr>
           <w:rFonts w:ascii="Calibri" w:hAnsi="Calibri" w:eastAsia="Calibri"/>
           <w:b/>
-          <w:color w:val="E50914"/>
-          <w:sz w:val="20"/>
-        </w:rPr>
-        <w:t>Objetivo</w:t>
-      </w:r>
-    </w:p>
-    <w:p>
-      <w:pPr>
-        <w:spacing w:after="120" w:line="300" w:lineRule="auto"/>
+          <w:color w:val="B41E22"/>
+          <w:sz w:val="18"/>
+        </w:rPr>
+        <w:t>OBJETIVO DO SLIDE</w:t>
+      </w:r>
+    </w:p>
+    <w:p>
+      <w:pPr>
+        <w:spacing w:after="120" w:line="276" w:lineRule="auto"/>
       </w:pPr>
       <w:r>
         <w:rPr>
           <w:rFonts w:ascii="Calibri" w:hAnsi="Calibri" w:eastAsia="Calibri"/>
           <w:b w:val="0"/>
-          <w:color w:val="141414"/>
+          <w:color w:val="1C1C1C"/>
           <w:sz w:val="22"/>
         </w:rPr>
-        <w:t>Fechar a promessa do produto em uma frase.</w:t>
+        <w:t>Fechar a promessa em uma frase memorável. Diferenciar de entrega documental.</w:t>
       </w:r>
     </w:p>
     <w:p>
@@ -701,50 +1421,201 @@
         <w:rPr>
           <w:rFonts w:ascii="Calibri" w:hAnsi="Calibri" w:eastAsia="Calibri"/>
           <w:b/>
-          <w:color w:val="E50914"/>
-          <w:sz w:val="20"/>
-        </w:rPr>
-        <w:t>Narrativa / Script</w:t>
-      </w:r>
-    </w:p>
-    <w:p>
-      <w:pPr>
-        <w:spacing w:after="120" w:line="300" w:lineRule="auto"/>
+          <w:color w:val="B41E22"/>
+          <w:sz w:val="18"/>
+        </w:rPr>
+        <w:t>ÂNCORA VISUAL (O QUE ESTÁ NA TELA)</w:t>
+      </w:r>
+    </w:p>
+    <w:p>
+      <w:pPr>
+        <w:spacing w:after="120" w:line="276" w:lineRule="auto"/>
       </w:pPr>
       <w:r>
         <w:rPr>
           <w:rFonts w:ascii="Calibri" w:hAnsi="Calibri" w:eastAsia="Calibri"/>
           <w:b w:val="0"/>
-          <w:color w:val="141414"/>
+          <w:color w:val="1C1C1C"/>
+          <w:sz w:val="22"/>
+        </w:rPr>
+        <w:t>Headline de projeto fechado · processo/CRM/scripts/cadências/indicadores/rituais · loja e PAP · “Não é PDF”.</w:t>
+      </w:r>
+    </w:p>
+    <w:p>
+      <w:pPr>
+        <w:spacing w:before="160" w:after="40"/>
+      </w:pPr>
+      <w:r>
+        <w:rPr>
+          <w:rFonts w:ascii="Calibri" w:hAnsi="Calibri" w:eastAsia="Calibri"/>
+          <w:b/>
+          <w:color w:val="B41E22"/>
+          <w:sz w:val="18"/>
+        </w:rPr>
+        <w:t>NARRATIVA / SCRIPT (FALA CONSULTIVA)</w:t>
+      </w:r>
+    </w:p>
+    <w:p>
+      <w:pPr>
+        <w:spacing w:after="120" w:line="276" w:lineRule="auto"/>
+      </w:pPr>
+      <w:r>
+        <w:rPr>
+          <w:rFonts w:ascii="Calibri" w:hAnsi="Calibri" w:eastAsia="Calibri"/>
+          <w:b w:val="0"/>
+          <w:color w:val="1C1C1C"/>
           <w:sz w:val="22"/>
         </w:rPr>
         <w:t>Em um projeto fechado, a V4 constrói e instala a fundação comercial da G6.</w:t>
         <w:br/>
-        <w:t>Processo, CRM em uso, scripts, cadências, indicadores e rituais de gestão — operando de verdade no time de loja e PAP.</w:t>
         <w:br/>
-        <w:t>Não é entregar PDF. É deixar a operação rodando.</w:t>
-      </w:r>
-    </w:p>
-    <w:p>
-      <w:pPr>
-        <w:spacing w:before="80" w:after="200"/>
-        <w:pBdr>
-          <w:bottom w:val="single" w:sz="6" w:space="1" w:color="E50914"/>
-        </w:pBdr>
-      </w:pPr>
-    </w:p>
-    <w:p>
-      <w:pPr>
-        <w:spacing w:before="120" w:after="80"/>
+        <w:t>Processo, CRM em uso, scripts, cadências, indicadores e rituais de gestão — operando de verdade pelo time de loja e pelo PAP.</w:t>
+        <w:br/>
+        <w:br/>
+        <w:t>Não é entregar PDF. É deixar a operação rodando — com o time usando, o gestor conduzindo e o sponsor enxergando previsibilidade.</w:t>
+      </w:r>
+    </w:p>
+    <w:p>
+      <w:pPr>
+        <w:spacing w:before="160" w:after="40"/>
       </w:pPr>
       <w:r>
         <w:rPr>
           <w:rFonts w:ascii="Calibri" w:hAnsi="Calibri" w:eastAsia="Calibri"/>
           <w:b/>
-          <w:color w:val="280001"/>
+          <w:color w:val="B41E22"/>
+          <w:sz w:val="18"/>
+        </w:rPr>
+        <w:t>VALOR QUE ESTE SLIDE AGREGA</w:t>
+      </w:r>
+    </w:p>
+    <w:p>
+      <w:pPr>
+        <w:spacing w:after="60"/>
+        <w:ind w:left="288"/>
+      </w:pPr>
+      <w:r>
+        <w:rPr>
+          <w:rFonts w:ascii="Calibri" w:hAnsi="Calibri" w:eastAsia="Calibri"/>
+          <w:b w:val="0"/>
+          <w:color w:val="1C1C1C"/>
+          <w:sz w:val="22"/>
+        </w:rPr>
+        <w:t>•  Define o critério de sucesso implícito: uso real, não artefato.</w:t>
+      </w:r>
+    </w:p>
+    <w:p>
+      <w:pPr>
+        <w:spacing w:after="60"/>
+        <w:ind w:left="288"/>
+      </w:pPr>
+      <w:r>
+        <w:rPr>
+          <w:rFonts w:ascii="Calibri" w:hAnsi="Calibri" w:eastAsia="Calibri"/>
+          <w:b w:val="0"/>
+          <w:color w:val="1C1C1C"/>
+          <w:sz w:val="22"/>
+        </w:rPr>
+        <w:t>•  Inclui explicitamente os dois canais (loja e PAP) na promessa.</w:t>
+      </w:r>
+    </w:p>
+    <w:p>
+      <w:pPr>
+        <w:spacing w:after="60"/>
+        <w:ind w:left="288"/>
+      </w:pPr>
+      <w:r>
+        <w:rPr>
+          <w:rFonts w:ascii="Calibri" w:hAnsi="Calibri" w:eastAsia="Calibri"/>
+          <w:b w:val="0"/>
+          <w:color w:val="1C1C1C"/>
+          <w:sz w:val="22"/>
+        </w:rPr>
+        <w:t>•  Reduz objeção “já tivemos consultoria que só entregou documento”.</w:t>
+      </w:r>
+    </w:p>
+    <w:p>
+      <w:pPr>
+        <w:spacing w:before="160" w:after="40"/>
+      </w:pPr>
+      <w:r>
+        <w:rPr>
+          <w:rFonts w:ascii="Calibri" w:hAnsi="Calibri" w:eastAsia="Calibri"/>
+          <w:b/>
+          <w:color w:val="B41E22"/>
+          <w:sz w:val="18"/>
+        </w:rPr>
+        <w:t>PERGUNTA DE AVANÇO</w:t>
+      </w:r>
+    </w:p>
+    <w:p>
+      <w:pPr>
+        <w:spacing w:after="120" w:line="276" w:lineRule="auto"/>
+      </w:pPr>
+      <w:r>
+        <w:rPr>
+          <w:rFonts w:ascii="Calibri" w:hAnsi="Calibri" w:eastAsia="Calibri"/>
+          <w:b w:val="0"/>
+          <w:color w:val="1C1C1C"/>
+          <w:sz w:val="22"/>
+        </w:rPr>
+        <w:t>Se ao final do projeto o time estiver operando o método — não só “tendo o material” — isso seria o sucesso que vocês buscam?</w:t>
+      </w:r>
+    </w:p>
+    <w:p>
+      <w:pPr>
+        <w:spacing w:before="160" w:after="40"/>
+      </w:pPr>
+      <w:r>
+        <w:rPr>
+          <w:rFonts w:ascii="Calibri" w:hAnsi="Calibri" w:eastAsia="Calibri"/>
+          <w:b/>
+          <w:color w:val="B41E22"/>
+          <w:sz w:val="18"/>
+        </w:rPr>
+        <w:t>TRANSIÇÃO</w:t>
+      </w:r>
+    </w:p>
+    <w:p>
+      <w:pPr>
+        <w:spacing w:after="120" w:line="276" w:lineRule="auto"/>
+      </w:pPr>
+      <w:r>
+        <w:rPr>
+          <w:rFonts w:ascii="Calibri" w:hAnsi="Calibri" w:eastAsia="Calibri"/>
+          <w:b w:val="0"/>
+          <w:color w:val="1C1C1C"/>
+          <w:sz w:val="22"/>
+        </w:rPr>
+        <w:t>Agora o formato: como isso se organiza no tempo.</w:t>
+      </w:r>
+    </w:p>
+    <w:p>
+      <w:pPr>
+        <w:spacing w:before="80" w:after="80"/>
+      </w:pPr>
+      <w:r>
+        <w:rPr>
+          <w:rFonts w:ascii="Calibri" w:hAnsi="Calibri" w:eastAsia="Calibri"/>
+          <w:b w:val="0"/>
+          <w:color w:val="C8C8C8"/>
+          <w:sz w:val="16"/>
+        </w:rPr>
+        <w:t>——————————————————————————————————————————</w:t>
+      </w:r>
+    </w:p>
+    <w:p>
+      <w:pPr>
+        <w:spacing w:before="360" w:after="80"/>
+      </w:pPr>
+      <w:r>
+        <w:rPr>
+          <w:rFonts w:ascii="Calibri" w:hAnsi="Calibri" w:eastAsia="Calibri"/>
+          <w:b/>
+          <w:color w:val="B41E22"/>
           <w:sz w:val="28"/>
         </w:rPr>
-        <w:t>SLIDE 07 · Formato — 12 semanas / 106,5h</w:t>
+        <w:t>SLIDE 07  ·  Formato — Projeto consultivo com implementação assistida</w:t>
       </w:r>
     </w:p>
     <w:p>
@@ -755,24 +1626,24 @@
         <w:rPr>
           <w:rFonts w:ascii="Calibri" w:hAnsi="Calibri" w:eastAsia="Calibri"/>
           <w:b/>
-          <w:color w:val="E50914"/>
-          <w:sz w:val="20"/>
-        </w:rPr>
-        <w:t>Objetivo</w:t>
-      </w:r>
-    </w:p>
-    <w:p>
-      <w:pPr>
-        <w:spacing w:after="120" w:line="300" w:lineRule="auto"/>
+          <w:color w:val="B41E22"/>
+          <w:sz w:val="18"/>
+        </w:rPr>
+        <w:t>OBJETIVO DO SLIDE</w:t>
+      </w:r>
+    </w:p>
+    <w:p>
+      <w:pPr>
+        <w:spacing w:after="120" w:line="276" w:lineRule="auto"/>
       </w:pPr>
       <w:r>
         <w:rPr>
           <w:rFonts w:ascii="Calibri" w:hAnsi="Calibri" w:eastAsia="Calibri"/>
           <w:b w:val="0"/>
-          <w:color w:val="141414"/>
+          <w:color w:val="1C1C1C"/>
           <w:sz w:val="22"/>
         </w:rPr>
-        <w:t>Mostrar formato sem virar tabela de horas ainda.</w:t>
+        <w:t>Mostrar seriedade do formato (tempo, carga, presença) sem virar planilha. Reforçar co-execução V4 + G6.</w:t>
       </w:r>
     </w:p>
     <w:p>
@@ -783,56 +1654,204 @@
         <w:rPr>
           <w:rFonts w:ascii="Calibri" w:hAnsi="Calibri" w:eastAsia="Calibri"/>
           <w:b/>
-          <w:color w:val="E50914"/>
-          <w:sz w:val="20"/>
-        </w:rPr>
-        <w:t>Narrativa / Script</w:t>
-      </w:r>
-    </w:p>
-    <w:p>
-      <w:pPr>
-        <w:spacing w:after="120" w:line="300" w:lineRule="auto"/>
+          <w:color w:val="B41E22"/>
+          <w:sz w:val="18"/>
+        </w:rPr>
+        <w:t>ÂNCORA VISUAL (O QUE ESTÁ NA TELA)</w:t>
+      </w:r>
+    </w:p>
+    <w:p>
+      <w:pPr>
+        <w:spacing w:after="120" w:line="276" w:lineRule="auto"/>
       </w:pPr>
       <w:r>
         <w:rPr>
           <w:rFonts w:ascii="Calibri" w:hAnsi="Calibri" w:eastAsia="Calibri"/>
           <w:b w:val="0"/>
-          <w:color w:val="141414"/>
+          <w:color w:val="1C1C1C"/>
+          <w:sz w:val="22"/>
+        </w:rPr>
+        <w:t>Cards: 12 semanas · 106,5h · V4+G6 · ritmo semanal · presencial F1+F5 · saída com handover.</w:t>
+      </w:r>
+    </w:p>
+    <w:p>
+      <w:pPr>
+        <w:spacing w:before="160" w:after="40"/>
+      </w:pPr>
+      <w:r>
+        <w:rPr>
+          <w:rFonts w:ascii="Calibri" w:hAnsi="Calibri" w:eastAsia="Calibri"/>
+          <w:b/>
+          <w:color w:val="B41E22"/>
+          <w:sz w:val="18"/>
+        </w:rPr>
+        <w:t>NARRATIVA / SCRIPT (FALA CONSULTIVA)</w:t>
+      </w:r>
+    </w:p>
+    <w:p>
+      <w:pPr>
+        <w:spacing w:after="120" w:line="276" w:lineRule="auto"/>
+      </w:pPr>
+      <w:r>
+        <w:rPr>
+          <w:rFonts w:ascii="Calibri" w:hAnsi="Calibri" w:eastAsia="Calibri"/>
+          <w:b w:val="0"/>
+          <w:color w:val="1C1C1C"/>
           <w:sz w:val="22"/>
         </w:rPr>
         <w:t>Formato: projeto consultivo com implementação assistida.</w:t>
         <w:br/>
-        <w:t>Doze semanas. Carga de 106,5 horas — análise, desenho, CRM, QA e instalação, não só call.</w:t>
         <w:br/>
-        <w:t>V4 constrói e conduz; o time G6 opera no dia a dia.</w:t>
+        <w:t>Doze semanas — tempo para diagnosticar, construir, instalar e fazer handover com adesão. Carga V4 de 106,5 horas: análise, desenho, CRM, QA e instalação — não só calls.</w:t>
         <w:br/>
-        <w:t>Ritmo semanal com sponsor e checkpoints com o time.</w:t>
         <w:br/>
-        <w:t>Presencial nas fases críticas: diagnóstico e instalação.</w:t>
+        <w:t>Execução a quatro mãos: a V4 constrói e conduz a instalação; o time G6 opera no dia a dia. Ritmo semanal com sponsor/gestor e checkpoints com o comercial.</w:t>
         <w:br/>
-        <w:t>Saída: handover com rotina instalada e plano de 60 dias.</w:t>
-      </w:r>
-    </w:p>
-    <w:p>
-      <w:pPr>
-        <w:spacing w:before="80" w:after="200"/>
-        <w:pBdr>
-          <w:bottom w:val="single" w:sz="6" w:space="1" w:color="E50914"/>
-        </w:pBdr>
-      </w:pPr>
-    </w:p>
-    <w:p>
-      <w:pPr>
-        <w:spacing w:before="120" w:after="80"/>
+        <w:br/>
+        <w:t>Presencial nas fases críticas — diagnóstico e instalação/treino — porque adesão se decide quando o time sente o método no corpo, não só no slide. A saída é handover com plano de continuidade.</w:t>
+      </w:r>
+    </w:p>
+    <w:p>
+      <w:pPr>
+        <w:spacing w:before="160" w:after="40"/>
       </w:pPr>
       <w:r>
         <w:rPr>
           <w:rFonts w:ascii="Calibri" w:hAnsi="Calibri" w:eastAsia="Calibri"/>
           <w:b/>
-          <w:color w:val="280001"/>
+          <w:color w:val="B41E22"/>
+          <w:sz w:val="18"/>
+        </w:rPr>
+        <w:t>VALOR QUE ESTE SLIDE AGREGA</w:t>
+      </w:r>
+    </w:p>
+    <w:p>
+      <w:pPr>
+        <w:spacing w:after="60"/>
+        <w:ind w:left="288"/>
+      </w:pPr>
+      <w:r>
+        <w:rPr>
+          <w:rFonts w:ascii="Calibri" w:hAnsi="Calibri" w:eastAsia="Calibri"/>
+          <w:b w:val="0"/>
+          <w:color w:val="1C1C1C"/>
+          <w:sz w:val="22"/>
+        </w:rPr>
+        <w:t>•  Justifica preço pela densidade de trabalho (106,5h) e presença nas fases que geram adesão.</w:t>
+      </w:r>
+    </w:p>
+    <w:p>
+      <w:pPr>
+        <w:spacing w:after="60"/>
+        <w:ind w:left="288"/>
+      </w:pPr>
+      <w:r>
+        <w:rPr>
+          <w:rFonts w:ascii="Calibri" w:hAnsi="Calibri" w:eastAsia="Calibri"/>
+          <w:b w:val="0"/>
+          <w:color w:val="1C1C1C"/>
+          <w:sz w:val="22"/>
+        </w:rPr>
+        <w:t>•  Deixa explícito o papel do cliente: sem co-execução, não há instalação real.</w:t>
+      </w:r>
+    </w:p>
+    <w:p>
+      <w:pPr>
+        <w:spacing w:after="60"/>
+        <w:ind w:left="288"/>
+      </w:pPr>
+      <w:r>
+        <w:rPr>
+          <w:rFonts w:ascii="Calibri" w:hAnsi="Calibri" w:eastAsia="Calibri"/>
+          <w:b w:val="0"/>
+          <w:color w:val="1C1C1C"/>
+          <w:sz w:val="22"/>
+        </w:rPr>
+        <w:t>•  Antecipa F1 e F5 presenciais como diferencial de resultado.</w:t>
+      </w:r>
+    </w:p>
+    <w:p>
+      <w:pPr>
+        <w:spacing w:before="160" w:after="40"/>
+      </w:pPr>
+      <w:r>
+        <w:rPr>
+          <w:rFonts w:ascii="Calibri" w:hAnsi="Calibri" w:eastAsia="Calibri"/>
+          <w:b/>
+          <w:color w:val="B41E22"/>
+          <w:sz w:val="18"/>
+        </w:rPr>
+        <w:t>PERGUNTA DE AVANÇO</w:t>
+      </w:r>
+    </w:p>
+    <w:p>
+      <w:pPr>
+        <w:spacing w:after="120" w:line="276" w:lineRule="auto"/>
+      </w:pPr>
+      <w:r>
+        <w:rPr>
+          <w:rFonts w:ascii="Calibri" w:hAnsi="Calibri" w:eastAsia="Calibri"/>
+          <w:b w:val="0"/>
+          <w:color w:val="1C1C1C"/>
+          <w:sz w:val="22"/>
+        </w:rPr>
+        <w:t>O formato de doze semanas com presença nas fases críticas cabe na agenda de vocês neste ciclo?</w:t>
+      </w:r>
+    </w:p>
+    <w:p>
+      <w:pPr>
+        <w:spacing w:before="160" w:after="40"/>
+      </w:pPr>
+      <w:r>
+        <w:rPr>
+          <w:rFonts w:ascii="Calibri" w:hAnsi="Calibri" w:eastAsia="Calibri"/>
+          <w:b/>
+          <w:color w:val="B41E22"/>
+          <w:sz w:val="18"/>
+        </w:rPr>
+        <w:t>TRANSIÇÃO</w:t>
+      </w:r>
+    </w:p>
+    <w:p>
+      <w:pPr>
+        <w:spacing w:after="120" w:line="276" w:lineRule="auto"/>
+      </w:pPr>
+      <w:r>
+        <w:rPr>
+          <w:rFonts w:ascii="Calibri" w:hAnsi="Calibri" w:eastAsia="Calibri"/>
+          <w:b w:val="0"/>
+          <w:color w:val="1C1C1C"/>
+          <w:sz w:val="22"/>
+        </w:rPr>
+        <w:t>Dentro desse formato, o que exatamente fica instalado.</w:t>
+      </w:r>
+    </w:p>
+    <w:p>
+      <w:pPr>
+        <w:spacing w:before="80" w:after="80"/>
+      </w:pPr>
+      <w:r>
+        <w:rPr>
+          <w:rFonts w:ascii="Calibri" w:hAnsi="Calibri" w:eastAsia="Calibri"/>
+          <w:b w:val="0"/>
+          <w:color w:val="C8C8C8"/>
+          <w:sz w:val="16"/>
+        </w:rPr>
+        <w:t>——————————————————————————————————————————</w:t>
+      </w:r>
+    </w:p>
+    <w:p>
+      <w:pPr>
+        <w:spacing w:before="360" w:after="80"/>
+      </w:pPr>
+      <w:r>
+        <w:rPr>
+          <w:rFonts w:ascii="Calibri" w:hAnsi="Calibri" w:eastAsia="Calibri"/>
+          <w:b/>
+          <w:color w:val="B41E22"/>
           <w:sz w:val="28"/>
         </w:rPr>
-        <w:t>SLIDE 08 · O que o produto entrega</w:t>
+        <w:t>SLIDE 08  ·  O que o produto entrega — Fundação + controle</w:t>
       </w:r>
     </w:p>
     <w:p>
@@ -843,24 +1862,24 @@
         <w:rPr>
           <w:rFonts w:ascii="Calibri" w:hAnsi="Calibri" w:eastAsia="Calibri"/>
           <w:b/>
-          <w:color w:val="E50914"/>
-          <w:sz w:val="20"/>
-        </w:rPr>
-        <w:t>Objetivo</w:t>
-      </w:r>
-    </w:p>
-    <w:p>
-      <w:pPr>
-        <w:spacing w:after="120" w:line="300" w:lineRule="auto"/>
+          <w:color w:val="B41E22"/>
+          <w:sz w:val="18"/>
+        </w:rPr>
+        <w:t>OBJETIVO DO SLIDE</w:t>
+      </w:r>
+    </w:p>
+    <w:p>
+      <w:pPr>
+        <w:spacing w:after="120" w:line="276" w:lineRule="auto"/>
       </w:pPr>
       <w:r>
         <w:rPr>
           <w:rFonts w:ascii="Calibri" w:hAnsi="Calibri" w:eastAsia="Calibri"/>
           <w:b w:val="0"/>
-          <w:color w:val="141414"/>
+          <w:color w:val="1C1C1C"/>
           <w:sz w:val="22"/>
         </w:rPr>
-        <w:t>Traduzir escopo em fundação + adesão.</w:t>
+        <w:t>Traduzir escopo em duas frentes: fundação operacional e controle/adesão. Matar a ideia de “pacote de documentos”.</w:t>
       </w:r>
     </w:p>
     <w:p>
@@ -871,52 +1890,204 @@
         <w:rPr>
           <w:rFonts w:ascii="Calibri" w:hAnsi="Calibri" w:eastAsia="Calibri"/>
           <w:b/>
-          <w:color w:val="E50914"/>
-          <w:sz w:val="20"/>
-        </w:rPr>
-        <w:t>Narrativa / Script</w:t>
-      </w:r>
-    </w:p>
-    <w:p>
-      <w:pPr>
-        <w:spacing w:after="120" w:line="300" w:lineRule="auto"/>
+          <w:color w:val="B41E22"/>
+          <w:sz w:val="18"/>
+        </w:rPr>
+        <w:t>ÂNCORA VISUAL (O QUE ESTÁ NA TELA)</w:t>
+      </w:r>
+    </w:p>
+    <w:p>
+      <w:pPr>
+        <w:spacing w:after="120" w:line="276" w:lineRule="auto"/>
       </w:pPr>
       <w:r>
         <w:rPr>
           <w:rFonts w:ascii="Calibri" w:hAnsi="Calibri" w:eastAsia="Calibri"/>
           <w:b w:val="0"/>
-          <w:color w:val="141414"/>
+          <w:color w:val="1C1C1C"/>
+          <w:sz w:val="22"/>
+        </w:rPr>
+        <w:t>Dois blocos: Fundação operacional · Controle e adesão · frase final “não vende documento”.</w:t>
+      </w:r>
+    </w:p>
+    <w:p>
+      <w:pPr>
+        <w:spacing w:before="160" w:after="40"/>
+      </w:pPr>
+      <w:r>
+        <w:rPr>
+          <w:rFonts w:ascii="Calibri" w:hAnsi="Calibri" w:eastAsia="Calibri"/>
+          <w:b/>
+          <w:color w:val="B41E22"/>
+          <w:sz w:val="18"/>
+        </w:rPr>
+        <w:t>NARRATIVA / SCRIPT (FALA CONSULTIVA)</w:t>
+      </w:r>
+    </w:p>
+    <w:p>
+      <w:pPr>
+        <w:spacing w:after="120" w:line="276" w:lineRule="auto"/>
+      </w:pPr>
+      <w:r>
+        <w:rPr>
+          <w:rFonts w:ascii="Calibri" w:hAnsi="Calibri" w:eastAsia="Calibri"/>
+          <w:b w:val="0"/>
+          <w:color w:val="1C1C1C"/>
           <w:sz w:val="22"/>
         </w:rPr>
         <w:t>O que a Estruturação Comercial instala na G6.</w:t>
         <w:br/>
-        <w:t>Fundação operacional: arquitetura loja × PAP, scripts, cadência, papéis, rituais de gestão e onboarding de vendedores.</w:t>
         <w:br/>
-        <w:t>Controle e adesão: CRM como painel de receita, higiene, motivos de perda, dashboard, treinamento com roleplay, rotinas de ativação, follow-up e save.</w:t>
+        <w:t>Na fundação operacional: arquitetura loja × PAP com critérios de etapa; scripts, cadência e papéis claros por canal; rituais de gestão — diária, semanal, pipeline review; onboarding operacional de vendedores.</w:t>
         <w:br/>
-        <w:t>O produto não vende documento. Vende capacidade instalada no time.</w:t>
-      </w:r>
-    </w:p>
-    <w:p>
-      <w:pPr>
-        <w:spacing w:before="80" w:after="200"/>
-        <w:pBdr>
-          <w:bottom w:val="single" w:sz="6" w:space="1" w:color="E50914"/>
-        </w:pBdr>
-      </w:pPr>
-    </w:p>
-    <w:p>
-      <w:pPr>
-        <w:spacing w:before="120" w:after="80"/>
+        <w:br/>
+        <w:t>No controle e adesão: CRM como painel de receita — não agenda; higiene, motivos de perda e dashboard de uso; treinamento com instalação assistida e roleplay; rotinas de ativação, follow-up e save dentro do processo.</w:t>
+        <w:br/>
+        <w:br/>
+        <w:t>O produto não vende documento. Vende capacidade instalada.</w:t>
+      </w:r>
+    </w:p>
+    <w:p>
+      <w:pPr>
+        <w:spacing w:before="160" w:after="40"/>
       </w:pPr>
       <w:r>
         <w:rPr>
           <w:rFonts w:ascii="Calibri" w:hAnsi="Calibri" w:eastAsia="Calibri"/>
           <w:b/>
-          <w:color w:val="280001"/>
+          <w:color w:val="B41E22"/>
+          <w:sz w:val="18"/>
+        </w:rPr>
+        <w:t>VALOR QUE ESTE SLIDE AGREGA</w:t>
+      </w:r>
+    </w:p>
+    <w:p>
+      <w:pPr>
+        <w:spacing w:after="60"/>
+        <w:ind w:left="288"/>
+      </w:pPr>
+      <w:r>
+        <w:rPr>
+          <w:rFonts w:ascii="Calibri" w:hAnsi="Calibri" w:eastAsia="Calibri"/>
+          <w:b w:val="0"/>
+          <w:color w:val="1C1C1C"/>
+          <w:sz w:val="22"/>
+        </w:rPr>
+        <w:t>•  Organiza o escopo em linguagem de benefício (fundação + adesão).</w:t>
+      </w:r>
+    </w:p>
+    <w:p>
+      <w:pPr>
+        <w:spacing w:after="60"/>
+        <w:ind w:left="288"/>
+      </w:pPr>
+      <w:r>
+        <w:rPr>
+          <w:rFonts w:ascii="Calibri" w:hAnsi="Calibri" w:eastAsia="Calibri"/>
+          <w:b w:val="0"/>
+          <w:color w:val="1C1C1C"/>
+          <w:sz w:val="22"/>
+        </w:rPr>
+        <w:t>•  Nomeia save/ativação/retenção — ponte com o vazamento do slide 3.</w:t>
+      </w:r>
+    </w:p>
+    <w:p>
+      <w:pPr>
+        <w:spacing w:after="60"/>
+        <w:ind w:left="288"/>
+      </w:pPr>
+      <w:r>
+        <w:rPr>
+          <w:rFonts w:ascii="Calibri" w:hAnsi="Calibri" w:eastAsia="Calibri"/>
+          <w:b w:val="0"/>
+          <w:color w:val="1C1C1C"/>
+          <w:sz w:val="22"/>
+        </w:rPr>
+        <w:t>•  Prepara a visão das seis fases sem detalhar demais ainda.</w:t>
+      </w:r>
+    </w:p>
+    <w:p>
+      <w:pPr>
+        <w:spacing w:before="160" w:after="40"/>
+      </w:pPr>
+      <w:r>
+        <w:rPr>
+          <w:rFonts w:ascii="Calibri" w:hAnsi="Calibri" w:eastAsia="Calibri"/>
+          <w:b/>
+          <w:color w:val="B41E22"/>
+          <w:sz w:val="18"/>
+        </w:rPr>
+        <w:t>PERGUNTA DE AVANÇO</w:t>
+      </w:r>
+    </w:p>
+    <w:p>
+      <w:pPr>
+        <w:spacing w:after="120" w:line="276" w:lineRule="auto"/>
+      </w:pPr>
+      <w:r>
+        <w:rPr>
+          <w:rFonts w:ascii="Calibri" w:hAnsi="Calibri" w:eastAsia="Calibri"/>
+          <w:b w:val="0"/>
+          <w:color w:val="1C1C1C"/>
+          <w:sz w:val="22"/>
+        </w:rPr>
+        <w:t>Tem algum bloco aqui que vocês já tentaram fazer internamente e não sustentou no uso?</w:t>
+      </w:r>
+    </w:p>
+    <w:p>
+      <w:pPr>
+        <w:spacing w:before="160" w:after="40"/>
+      </w:pPr>
+      <w:r>
+        <w:rPr>
+          <w:rFonts w:ascii="Calibri" w:hAnsi="Calibri" w:eastAsia="Calibri"/>
+          <w:b/>
+          <w:color w:val="B41E22"/>
+          <w:sz w:val="18"/>
+        </w:rPr>
+        <w:t>TRANSIÇÃO</w:t>
+      </w:r>
+    </w:p>
+    <w:p>
+      <w:pPr>
+        <w:spacing w:after="120" w:line="276" w:lineRule="auto"/>
+      </w:pPr>
+      <w:r>
+        <w:rPr>
+          <w:rFonts w:ascii="Calibri" w:hAnsi="Calibri" w:eastAsia="Calibri"/>
+          <w:b w:val="0"/>
+          <w:color w:val="1C1C1C"/>
+          <w:sz w:val="22"/>
+        </w:rPr>
+        <w:t>Agora o mapa das seis fases.</w:t>
+      </w:r>
+    </w:p>
+    <w:p>
+      <w:pPr>
+        <w:spacing w:before="80" w:after="80"/>
+      </w:pPr>
+      <w:r>
+        <w:rPr>
+          <w:rFonts w:ascii="Calibri" w:hAnsi="Calibri" w:eastAsia="Calibri"/>
+          <w:b w:val="0"/>
+          <w:color w:val="C8C8C8"/>
+          <w:sz w:val="16"/>
+        </w:rPr>
+        <w:t>——————————————————————————————————————————</w:t>
+      </w:r>
+    </w:p>
+    <w:p>
+      <w:pPr>
+        <w:spacing w:before="360" w:after="80"/>
+      </w:pPr>
+      <w:r>
+        <w:rPr>
+          <w:rFonts w:ascii="Calibri" w:hAnsi="Calibri" w:eastAsia="Calibri"/>
+          <w:b/>
+          <w:color w:val="B41E22"/>
           <w:sz w:val="28"/>
         </w:rPr>
-        <w:t>SLIDE 09 · Fases do produto — visão das 6 fases</w:t>
+        <w:t>SLIDE 09  ·  Fases do produto — Seis fases, uma fundação</w:t>
       </w:r>
     </w:p>
     <w:p>
@@ -927,24 +2098,24 @@
         <w:rPr>
           <w:rFonts w:ascii="Calibri" w:hAnsi="Calibri" w:eastAsia="Calibri"/>
           <w:b/>
-          <w:color w:val="E50914"/>
-          <w:sz w:val="20"/>
-        </w:rPr>
-        <w:t>Objetivo</w:t>
-      </w:r>
-    </w:p>
-    <w:p>
-      <w:pPr>
-        <w:spacing w:after="120" w:line="300" w:lineRule="auto"/>
+          <w:color w:val="B41E22"/>
+          <w:sz w:val="18"/>
+        </w:rPr>
+        <w:t>OBJETIVO DO SLIDE</w:t>
+      </w:r>
+    </w:p>
+    <w:p>
+      <w:pPr>
+        <w:spacing w:after="120" w:line="276" w:lineRule="auto"/>
       </w:pPr>
       <w:r>
         <w:rPr>
           <w:rFonts w:ascii="Calibri" w:hAnsi="Calibri" w:eastAsia="Calibri"/>
           <w:b w:val="0"/>
-          <w:color w:val="141414"/>
+          <w:color w:val="1C1C1C"/>
           <w:sz w:val="22"/>
         </w:rPr>
-        <w:t>Dar o mapa da jornada antes do detalhe.</w:t>
+        <w:t>Dar visão de jornada completa. Mostrar progressão lógica e horas por fase sem perder o “porquê”.</w:t>
       </w:r>
     </w:p>
     <w:p>
@@ -955,62 +2126,434 @@
         <w:rPr>
           <w:rFonts w:ascii="Calibri" w:hAnsi="Calibri" w:eastAsia="Calibri"/>
           <w:b/>
-          <w:color w:val="E50914"/>
-          <w:sz w:val="20"/>
-        </w:rPr>
-        <w:t>Narrativa / Script</w:t>
-      </w:r>
-    </w:p>
-    <w:p>
-      <w:pPr>
-        <w:spacing w:after="120" w:line="300" w:lineRule="auto"/>
+          <w:color w:val="B41E22"/>
+          <w:sz w:val="18"/>
+        </w:rPr>
+        <w:t>ÂNCORA VISUAL (O QUE ESTÁ NA TELA)</w:t>
+      </w:r>
+    </w:p>
+    <w:p>
+      <w:pPr>
+        <w:spacing w:after="120" w:line="276" w:lineRule="auto"/>
       </w:pPr>
       <w:r>
         <w:rPr>
           <w:rFonts w:ascii="Calibri" w:hAnsi="Calibri" w:eastAsia="Calibri"/>
           <w:b w:val="0"/>
-          <w:color w:val="141414"/>
+          <w:color w:val="1C1C1C"/>
+          <w:sz w:val="22"/>
+        </w:rPr>
+        <w:t>Seis cards: Diagnóstico 18h · Arquitetura 15h · CRM 15,5h · Estratégica 20h · Instalação 22h · Handover 10h.</w:t>
+      </w:r>
+    </w:p>
+    <w:p>
+      <w:pPr>
+        <w:spacing w:before="160" w:after="40"/>
+      </w:pPr>
+      <w:r>
+        <w:rPr>
+          <w:rFonts w:ascii="Calibri" w:hAnsi="Calibri" w:eastAsia="Calibri"/>
+          <w:b/>
+          <w:color w:val="B41E22"/>
+          <w:sz w:val="18"/>
+        </w:rPr>
+        <w:t>NARRATIVA / SCRIPT (FALA CONSULTIVA)</w:t>
+      </w:r>
+    </w:p>
+    <w:p>
+      <w:pPr>
+        <w:spacing w:after="120" w:line="276" w:lineRule="auto"/>
+      </w:pPr>
+      <w:r>
+        <w:rPr>
+          <w:rFonts w:ascii="Calibri" w:hAnsi="Calibri" w:eastAsia="Calibri"/>
+          <w:b w:val="0"/>
+          <w:color w:val="1C1C1C"/>
           <w:sz w:val="22"/>
         </w:rPr>
         <w:t>Seis fases. Uma fundação comercial instalada.</w:t>
         <w:br/>
-        <w:t>Um: diagnóstico operacional.</w:t>
         <w:br/>
-        <w:t>Dois: arquitetura comercial.</w:t>
+        <w:t>Um — Diagnóstico operacional: a operação real, não documento bonito para o problema errado. Dois — Arquitetura comercial: o sistema que o time consegue executar. Três — CRM e controle, em paralelo à arquitetura: método vira workflow. Quatro — Camada estratégica: playbook, comissão e breakeven. Cinco — Instalação da rotina: adesão com imersão, roleplay e rituais assistidos. Seis — Handover e continuidade: plano de sessenta dias para não regredir.</w:t>
         <w:br/>
-        <w:t>Três: CRM e controle — em paralelo com a dois.</w:t>
         <w:br/>
-        <w:t>Quatro: camada estratégica — playbook, comissão, breakeven.</w:t>
+        <w:t>A lógica é construir com o time — e só então cobrar o uso.</w:t>
+      </w:r>
+    </w:p>
+    <w:p>
+      <w:pPr>
+        <w:spacing w:before="160" w:after="40"/>
+      </w:pPr>
+      <w:r>
+        <w:rPr>
+          <w:rFonts w:ascii="Calibri" w:hAnsi="Calibri" w:eastAsia="Calibri"/>
+          <w:b/>
+          <w:color w:val="B41E22"/>
+          <w:sz w:val="18"/>
+        </w:rPr>
+        <w:t>VALOR QUE ESTE SLIDE AGREGA</w:t>
+      </w:r>
+    </w:p>
+    <w:p>
+      <w:pPr>
+        <w:spacing w:after="60"/>
+        <w:ind w:left="288"/>
+      </w:pPr>
+      <w:r>
+        <w:rPr>
+          <w:rFonts w:ascii="Calibri" w:hAnsi="Calibri" w:eastAsia="Calibri"/>
+          <w:b w:val="0"/>
+          <w:color w:val="1C1C1C"/>
+          <w:sz w:val="22"/>
+        </w:rPr>
+        <w:t>•  Reduz ansiedade: o cliente vê o caminho completo antes do detalhe.</w:t>
+      </w:r>
+    </w:p>
+    <w:p>
+      <w:pPr>
+        <w:spacing w:after="60"/>
+        <w:ind w:left="288"/>
+      </w:pPr>
+      <w:r>
+        <w:rPr>
+          <w:rFonts w:ascii="Calibri" w:hAnsi="Calibri" w:eastAsia="Calibri"/>
+          <w:b w:val="0"/>
+          <w:color w:val="1C1C1C"/>
+          <w:sz w:val="22"/>
+        </w:rPr>
+        <w:t>•  Explica o paralelo F2/F3 (arquitetura + CRM) como aceleração inteligente.</w:t>
+      </w:r>
+    </w:p>
+    <w:p>
+      <w:pPr>
+        <w:spacing w:after="60"/>
+        <w:ind w:left="288"/>
+      </w:pPr>
+      <w:r>
+        <w:rPr>
+          <w:rFonts w:ascii="Calibri" w:hAnsi="Calibri" w:eastAsia="Calibri"/>
+          <w:b w:val="0"/>
+          <w:color w:val="1C1C1C"/>
+          <w:sz w:val="22"/>
+        </w:rPr>
+        <w:t>•  Destaca F5 (maior carga) como momento de adesão — onde o valor se realiza.</w:t>
+      </w:r>
+    </w:p>
+    <w:p>
+      <w:pPr>
+        <w:spacing w:before="160" w:after="40"/>
+      </w:pPr>
+      <w:r>
+        <w:rPr>
+          <w:rFonts w:ascii="Calibri" w:hAnsi="Calibri" w:eastAsia="Calibri"/>
+          <w:b/>
+          <w:color w:val="B41E22"/>
+          <w:sz w:val="18"/>
+        </w:rPr>
+        <w:t>PERGUNTA DE AVANÇO</w:t>
+      </w:r>
+    </w:p>
+    <w:p>
+      <w:pPr>
+        <w:spacing w:after="120" w:line="276" w:lineRule="auto"/>
+      </w:pPr>
+      <w:r>
+        <w:rPr>
+          <w:rFonts w:ascii="Calibri" w:hAnsi="Calibri" w:eastAsia="Calibri"/>
+          <w:b w:val="0"/>
+          <w:color w:val="1C1C1C"/>
+          <w:sz w:val="22"/>
+        </w:rPr>
+        <w:t>Quer que a gente detalhe fase a fase, ou prefere ir direto às fases que mais impactam loja e PAP?</w:t>
+      </w:r>
+    </w:p>
+    <w:p>
+      <w:pPr>
+        <w:spacing w:before="160" w:after="40"/>
+      </w:pPr>
+      <w:r>
+        <w:rPr>
+          <w:rFonts w:ascii="Calibri" w:hAnsi="Calibri" w:eastAsia="Calibri"/>
+          <w:b/>
+          <w:color w:val="B41E22"/>
+          <w:sz w:val="18"/>
+        </w:rPr>
+        <w:t>TRANSIÇÃO</w:t>
+      </w:r>
+    </w:p>
+    <w:p>
+      <w:pPr>
+        <w:spacing w:after="120" w:line="276" w:lineRule="auto"/>
+      </w:pPr>
+      <w:r>
+        <w:rPr>
+          <w:rFonts w:ascii="Calibri" w:hAnsi="Calibri" w:eastAsia="Calibri"/>
+          <w:b w:val="0"/>
+          <w:color w:val="1C1C1C"/>
+          <w:sz w:val="22"/>
+        </w:rPr>
+        <w:t>Começamos pelo diagnóstico — a base de tudo.</w:t>
+      </w:r>
+    </w:p>
+    <w:p>
+      <w:pPr>
+        <w:spacing w:before="80" w:after="80"/>
+      </w:pPr>
+      <w:r>
+        <w:rPr>
+          <w:rFonts w:ascii="Calibri" w:hAnsi="Calibri" w:eastAsia="Calibri"/>
+          <w:b w:val="0"/>
+          <w:color w:val="C8C8C8"/>
+          <w:sz w:val="16"/>
+        </w:rPr>
+        <w:t>——————————————————————————————————————————</w:t>
+      </w:r>
+    </w:p>
+    <w:p>
+      <w:pPr>
+        <w:spacing w:before="360" w:after="80"/>
+      </w:pPr>
+      <w:r>
+        <w:rPr>
+          <w:rFonts w:ascii="Calibri" w:hAnsi="Calibri" w:eastAsia="Calibri"/>
+          <w:b/>
+          <w:color w:val="B41E22"/>
+          <w:sz w:val="28"/>
+        </w:rPr>
+        <w:t>SLIDE 10  ·  Fase 1 — Diagnóstico operacional (18h)</w:t>
+      </w:r>
+    </w:p>
+    <w:p>
+      <w:pPr>
+        <w:spacing w:before="160" w:after="40"/>
+      </w:pPr>
+      <w:r>
+        <w:rPr>
+          <w:rFonts w:ascii="Calibri" w:hAnsi="Calibri" w:eastAsia="Calibri"/>
+          <w:b/>
+          <w:color w:val="B41E22"/>
+          <w:sz w:val="18"/>
+        </w:rPr>
+        <w:t>OBJETIVO DO SLIDE</w:t>
+      </w:r>
+    </w:p>
+    <w:p>
+      <w:pPr>
+        <w:spacing w:after="120" w:line="276" w:lineRule="auto"/>
+      </w:pPr>
+      <w:r>
+        <w:rPr>
+          <w:rFonts w:ascii="Calibri" w:hAnsi="Calibri" w:eastAsia="Calibri"/>
+          <w:b w:val="0"/>
+          <w:color w:val="1C1C1C"/>
+          <w:sz w:val="22"/>
+        </w:rPr>
+        <w:t>Mostrar por que diagnosticar evita playbook genérico. Reforçar presença e escuta de top/bottom performer.</w:t>
+      </w:r>
+    </w:p>
+    <w:p>
+      <w:pPr>
+        <w:spacing w:before="160" w:after="40"/>
+      </w:pPr>
+      <w:r>
+        <w:rPr>
+          <w:rFonts w:ascii="Calibri" w:hAnsi="Calibri" w:eastAsia="Calibri"/>
+          <w:b/>
+          <w:color w:val="B41E22"/>
+          <w:sz w:val="18"/>
+        </w:rPr>
+        <w:t>ÂNCORA VISUAL (O QUE ESTÁ NA TELA)</w:t>
+      </w:r>
+    </w:p>
+    <w:p>
+      <w:pPr>
+        <w:spacing w:after="120" w:line="276" w:lineRule="auto"/>
+      </w:pPr>
+      <w:r>
+        <w:rPr>
+          <w:rFonts w:ascii="Calibri" w:hAnsi="Calibri" w:eastAsia="Calibri"/>
+          <w:b w:val="0"/>
+          <w:color w:val="1C1C1C"/>
+          <w:sz w:val="22"/>
+        </w:rPr>
+        <w:t>Fase 01 · 18h · entregas de diagnóstico · encaixe presencial loja+PAP.</w:t>
+      </w:r>
+    </w:p>
+    <w:p>
+      <w:pPr>
+        <w:spacing w:before="160" w:after="40"/>
+      </w:pPr>
+      <w:r>
+        <w:rPr>
+          <w:rFonts w:ascii="Calibri" w:hAnsi="Calibri" w:eastAsia="Calibri"/>
+          <w:b/>
+          <w:color w:val="B41E22"/>
+          <w:sz w:val="18"/>
+        </w:rPr>
+        <w:t>NARRATIVA / SCRIPT (FALA CONSULTIVA)</w:t>
+      </w:r>
+    </w:p>
+    <w:p>
+      <w:pPr>
+        <w:spacing w:after="120" w:line="276" w:lineRule="auto"/>
+      </w:pPr>
+      <w:r>
+        <w:rPr>
+          <w:rFonts w:ascii="Calibri" w:hAnsi="Calibri" w:eastAsia="Calibri"/>
+          <w:b w:val="0"/>
+          <w:color w:val="1C1C1C"/>
+          <w:sz w:val="22"/>
+        </w:rPr>
+        <w:t>Fase 1 — Diagnóstico operacional, dezoito horas.</w:t>
         <w:br/>
-        <w:t>Cinco: instalação da rotina — onde a adesão acontece.</w:t>
         <w:br/>
-        <w:t>Seis: handover e continuidade em 60 dias.</w:t>
+        <w:t>Antes de desenhar qualquer playbook, a gente entende a operação real da G6: entrevistas com sponsor, gestor, top e bottom performer; auditoria do CRM/RD atual; mapa de gargalos por etapa; priorização das dores que impedem venda previsível.</w:t>
         <w:br/>
-        <w:t>Mais seis horas de gestão e QA. Total 106,5 horas.</w:t>
         <w:br/>
-        <w:t>Agora eu detalho o que cada fase entrega para a G6.</w:t>
-      </w:r>
-    </w:p>
-    <w:p>
-      <w:pPr>
-        <w:spacing w:before="80" w:after="200"/>
-        <w:pBdr>
-          <w:bottom w:val="single" w:sz="6" w:space="1" w:color="E50914"/>
-        </w:pBdr>
-      </w:pPr>
-    </w:p>
-    <w:p>
-      <w:pPr>
-        <w:spacing w:before="120" w:after="80"/>
+        <w:t>O encaixe com vocês: presencial no onboarding do diagnóstico — time fechado, loja e PAP. Porque o que quebra depois não é “falta de ideia”; é desenhar para um problema que não era o problema.</w:t>
+      </w:r>
+    </w:p>
+    <w:p>
+      <w:pPr>
+        <w:spacing w:before="160" w:after="40"/>
       </w:pPr>
       <w:r>
         <w:rPr>
           <w:rFonts w:ascii="Calibri" w:hAnsi="Calibri" w:eastAsia="Calibri"/>
           <w:b/>
-          <w:color w:val="280001"/>
+          <w:color w:val="B41E22"/>
+          <w:sz w:val="18"/>
+        </w:rPr>
+        <w:t>VALOR QUE ESTE SLIDE AGREGA</w:t>
+      </w:r>
+    </w:p>
+    <w:p>
+      <w:pPr>
+        <w:spacing w:after="60"/>
+        <w:ind w:left="288"/>
+      </w:pPr>
+      <w:r>
+        <w:rPr>
+          <w:rFonts w:ascii="Calibri" w:hAnsi="Calibri" w:eastAsia="Calibri"/>
+          <w:b w:val="0"/>
+          <w:color w:val="1C1C1C"/>
+          <w:sz w:val="22"/>
+        </w:rPr>
+        <w:t>•  Protege o projeto de solução precoce (erro clássico de consultoria).</w:t>
+      </w:r>
+    </w:p>
+    <w:p>
+      <w:pPr>
+        <w:spacing w:after="60"/>
+        <w:ind w:left="288"/>
+      </w:pPr>
+      <w:r>
+        <w:rPr>
+          <w:rFonts w:ascii="Calibri" w:hAnsi="Calibri" w:eastAsia="Calibri"/>
+          <w:b w:val="0"/>
+          <w:color w:val="1C1C1C"/>
+          <w:sz w:val="22"/>
+        </w:rPr>
+        <w:t>•  Inclui bottom performer — sinal de maturidade diagnóstica, não só “ouvir os melhores”.</w:t>
+      </w:r>
+    </w:p>
+    <w:p>
+      <w:pPr>
+        <w:spacing w:after="60"/>
+        <w:ind w:left="288"/>
+      </w:pPr>
+      <w:r>
+        <w:rPr>
+          <w:rFonts w:ascii="Calibri" w:hAnsi="Calibri" w:eastAsia="Calibri"/>
+          <w:b w:val="0"/>
+          <w:color w:val="1C1C1C"/>
+          <w:sz w:val="22"/>
+        </w:rPr>
+        <w:t>•  Cria compromisso de agenda presencial logo no início.</w:t>
+      </w:r>
+    </w:p>
+    <w:p>
+      <w:pPr>
+        <w:spacing w:before="160" w:after="40"/>
+      </w:pPr>
+      <w:r>
+        <w:rPr>
+          <w:rFonts w:ascii="Calibri" w:hAnsi="Calibri" w:eastAsia="Calibri"/>
+          <w:b/>
+          <w:color w:val="B41E22"/>
+          <w:sz w:val="18"/>
+        </w:rPr>
+        <w:t>PERGUNTA DE AVANÇO</w:t>
+      </w:r>
+    </w:p>
+    <w:p>
+      <w:pPr>
+        <w:spacing w:after="120" w:line="276" w:lineRule="auto"/>
+      </w:pPr>
+      <w:r>
+        <w:rPr>
+          <w:rFonts w:ascii="Calibri" w:hAnsi="Calibri" w:eastAsia="Calibri"/>
+          <w:b w:val="0"/>
+          <w:color w:val="1C1C1C"/>
+          <w:sz w:val="22"/>
+        </w:rPr>
+        <w:t>Quem do time precisa estar nessa imersão de diagnóstico para o retrato ficar fiel?</w:t>
+      </w:r>
+    </w:p>
+    <w:p>
+      <w:pPr>
+        <w:spacing w:before="160" w:after="40"/>
+      </w:pPr>
+      <w:r>
+        <w:rPr>
+          <w:rFonts w:ascii="Calibri" w:hAnsi="Calibri" w:eastAsia="Calibri"/>
+          <w:b/>
+          <w:color w:val="B41E22"/>
+          <w:sz w:val="18"/>
+        </w:rPr>
+        <w:t>TRANSIÇÃO</w:t>
+      </w:r>
+    </w:p>
+    <w:p>
+      <w:pPr>
+        <w:spacing w:after="120" w:line="276" w:lineRule="auto"/>
+      </w:pPr>
+      <w:r>
+        <w:rPr>
+          <w:rFonts w:ascii="Calibri" w:hAnsi="Calibri" w:eastAsia="Calibri"/>
+          <w:b w:val="0"/>
+          <w:color w:val="1C1C1C"/>
+          <w:sz w:val="22"/>
+        </w:rPr>
+        <w:t>Com o diagnóstico, desenhamos a arquitetura executável.</w:t>
+      </w:r>
+    </w:p>
+    <w:p>
+      <w:pPr>
+        <w:spacing w:before="80" w:after="80"/>
+      </w:pPr>
+      <w:r>
+        <w:rPr>
+          <w:rFonts w:ascii="Calibri" w:hAnsi="Calibri" w:eastAsia="Calibri"/>
+          <w:b w:val="0"/>
+          <w:color w:val="C8C8C8"/>
+          <w:sz w:val="16"/>
+        </w:rPr>
+        <w:t>——————————————————————————————————————————</w:t>
+      </w:r>
+    </w:p>
+    <w:p>
+      <w:pPr>
+        <w:spacing w:before="360" w:after="80"/>
+      </w:pPr>
+      <w:r>
+        <w:rPr>
+          <w:rFonts w:ascii="Calibri" w:hAnsi="Calibri" w:eastAsia="Calibri"/>
+          <w:b/>
+          <w:color w:val="B41E22"/>
           <w:sz w:val="28"/>
         </w:rPr>
-        <w:t>SLIDE 10 · Fase 1 — Diagnóstico (18h)</w:t>
+        <w:t>SLIDE 11  ·  Fase 2 — Arquitetura operacional comercial (15h)</w:t>
       </w:r>
     </w:p>
     <w:p>
@@ -1021,24 +2564,24 @@
         <w:rPr>
           <w:rFonts w:ascii="Calibri" w:hAnsi="Calibri" w:eastAsia="Calibri"/>
           <w:b/>
-          <w:color w:val="E50914"/>
-          <w:sz w:val="20"/>
-        </w:rPr>
-        <w:t>Objetivo</w:t>
-      </w:r>
-    </w:p>
-    <w:p>
-      <w:pPr>
-        <w:spacing w:after="120" w:line="300" w:lineRule="auto"/>
+          <w:color w:val="B41E22"/>
+          <w:sz w:val="18"/>
+        </w:rPr>
+        <w:t>OBJETIVO DO SLIDE</w:t>
+      </w:r>
+    </w:p>
+    <w:p>
+      <w:pPr>
+        <w:spacing w:after="120" w:line="276" w:lineRule="auto"/>
       </w:pPr>
       <w:r>
         <w:rPr>
           <w:rFonts w:ascii="Calibri" w:hAnsi="Calibri" w:eastAsia="Calibri"/>
           <w:b w:val="0"/>
-          <w:color w:val="141414"/>
+          <w:color w:val="1C1C1C"/>
           <w:sz w:val="22"/>
         </w:rPr>
-        <w:t>Explicar por que o diagnóstico evita playbook errado.</w:t>
+        <w:t>Apresentar o “sistema operacional” do comercial: dual-track loja × PAP, critérios, SLA, scripts, CHA.</w:t>
       </w:r>
     </w:p>
     <w:p>
@@ -1049,52 +2592,201 @@
         <w:rPr>
           <w:rFonts w:ascii="Calibri" w:hAnsi="Calibri" w:eastAsia="Calibri"/>
           <w:b/>
-          <w:color w:val="E50914"/>
-          <w:sz w:val="20"/>
-        </w:rPr>
-        <w:t>Narrativa / Script</w:t>
-      </w:r>
-    </w:p>
-    <w:p>
-      <w:pPr>
-        <w:spacing w:after="120" w:line="300" w:lineRule="auto"/>
+          <w:color w:val="B41E22"/>
+          <w:sz w:val="18"/>
+        </w:rPr>
+        <w:t>ÂNCORA VISUAL (O QUE ESTÁ NA TELA)</w:t>
+      </w:r>
+    </w:p>
+    <w:p>
+      <w:pPr>
+        <w:spacing w:after="120" w:line="276" w:lineRule="auto"/>
       </w:pPr>
       <w:r>
         <w:rPr>
           <w:rFonts w:ascii="Calibri" w:hAnsi="Calibri" w:eastAsia="Calibri"/>
           <w:b w:val="0"/>
-          <w:color w:val="141414"/>
+          <w:color w:val="1C1C1C"/>
           <w:sz w:val="22"/>
         </w:rPr>
-        <w:t>Fase 1 — Diagnóstico operacional, 18 horas.</w:t>
+        <w:t>Fase 02 · 15h · ICP/jornada · pipeline · SLA · metas de atividade · scripts/BPMN/CHA · dual-track.</w:t>
+      </w:r>
+    </w:p>
+    <w:p>
+      <w:pPr>
+        <w:spacing w:before="160" w:after="40"/>
+      </w:pPr>
+      <w:r>
+        <w:rPr>
+          <w:rFonts w:ascii="Calibri" w:hAnsi="Calibri" w:eastAsia="Calibri"/>
+          <w:b/>
+          <w:color w:val="B41E22"/>
+          <w:sz w:val="18"/>
+        </w:rPr>
+        <w:t>NARRATIVA / SCRIPT (FALA CONSULTIVA)</w:t>
+      </w:r>
+    </w:p>
+    <w:p>
+      <w:pPr>
+        <w:spacing w:after="120" w:line="276" w:lineRule="auto"/>
+      </w:pPr>
+      <w:r>
+        <w:rPr>
+          <w:rFonts w:ascii="Calibri" w:hAnsi="Calibri" w:eastAsia="Calibri"/>
+          <w:b w:val="0"/>
+          <w:color w:val="1C1C1C"/>
+          <w:sz w:val="22"/>
+        </w:rPr>
+        <w:t>Fase 2 — Arquitetura operacional comercial, quinze horas.</w:t>
         <w:br/>
-        <w:t>Entrevistas com sponsor, gestor, top e bottom. Auditoria do CRM. Mapa de gargalos. Priorização do que impede venda previsível.</w:t>
         <w:br/>
-        <w:t>Na G6 isso é presencial no onboarding: time fechado, loja e PAP separados.</w:t>
+        <w:t>Aqui a gente desenha o sistema que a G6 realmente consegue executar — não o sistema ideal de livro. ICP e segmentos, jornada comercial alvo, pipeline com critérios de etapa e papéis claros, SLA entre marketing, comercial e gestor, metas de atividade e indicadores, scripts, cadências, BPMN e matriz CHA.</w:t>
         <w:br/>
-        <w:t>Objetivo: entender a operação real antes de desenhar qualquer coisa.</w:t>
-      </w:r>
-    </w:p>
-    <w:p>
-      <w:pPr>
-        <w:spacing w:before="80" w:after="200"/>
-        <w:pBdr>
-          <w:bottom w:val="single" w:sz="6" w:space="1" w:color="E50914"/>
-        </w:pBdr>
-      </w:pPr>
-    </w:p>
-    <w:p>
-      <w:pPr>
-        <w:spacing w:before="120" w:after="80"/>
+        <w:br/>
+        <w:t>Encaixe G6: dual-track loja × PAP. Mesma governança, execuções diferentes — porque forçar um único jeito de vender nos dois canais é a receita para o método não pegar.</w:t>
+      </w:r>
+    </w:p>
+    <w:p>
+      <w:pPr>
+        <w:spacing w:before="160" w:after="40"/>
       </w:pPr>
       <w:r>
         <w:rPr>
           <w:rFonts w:ascii="Calibri" w:hAnsi="Calibri" w:eastAsia="Calibri"/>
           <w:b/>
-          <w:color w:val="280001"/>
+          <w:color w:val="B41E22"/>
+          <w:sz w:val="18"/>
+        </w:rPr>
+        <w:t>VALOR QUE ESTE SLIDE AGREGA</w:t>
+      </w:r>
+    </w:p>
+    <w:p>
+      <w:pPr>
+        <w:spacing w:after="60"/>
+        <w:ind w:left="288"/>
+      </w:pPr>
+      <w:r>
+        <w:rPr>
+          <w:rFonts w:ascii="Calibri" w:hAnsi="Calibri" w:eastAsia="Calibri"/>
+          <w:b w:val="0"/>
+          <w:color w:val="1C1C1C"/>
+          <w:sz w:val="22"/>
+        </w:rPr>
+        <w:t>•  Mostra respeito pela realidade de canais (loja ≠ PAP).</w:t>
+      </w:r>
+    </w:p>
+    <w:p>
+      <w:pPr>
+        <w:spacing w:after="60"/>
+        <w:ind w:left="288"/>
+      </w:pPr>
+      <w:r>
+        <w:rPr>
+          <w:rFonts w:ascii="Calibri" w:hAnsi="Calibri" w:eastAsia="Calibri"/>
+          <w:b w:val="0"/>
+          <w:color w:val="1C1C1C"/>
+          <w:sz w:val="22"/>
+        </w:rPr>
+        <w:t>•  Liga arquitetura a gestão (SLA, metas de atividade) — não só “funil bonito”.</w:t>
+      </w:r>
+    </w:p>
+    <w:p>
+      <w:pPr>
+        <w:spacing w:after="60"/>
+        <w:ind w:left="288"/>
+      </w:pPr>
+      <w:r>
+        <w:rPr>
+          <w:rFonts w:ascii="Calibri" w:hAnsi="Calibri" w:eastAsia="Calibri"/>
+          <w:b w:val="0"/>
+          <w:color w:val="1C1C1C"/>
+          <w:sz w:val="22"/>
+        </w:rPr>
+        <w:t>•  Prepara o paralelo com CRM: arquitetura sem workflow não vira hábito.</w:t>
+      </w:r>
+    </w:p>
+    <w:p>
+      <w:pPr>
+        <w:spacing w:before="160" w:after="40"/>
+      </w:pPr>
+      <w:r>
+        <w:rPr>
+          <w:rFonts w:ascii="Calibri" w:hAnsi="Calibri" w:eastAsia="Calibri"/>
+          <w:b/>
+          <w:color w:val="B41E22"/>
+          <w:sz w:val="18"/>
+        </w:rPr>
+        <w:t>PERGUNTA DE AVANÇO</w:t>
+      </w:r>
+    </w:p>
+    <w:p>
+      <w:pPr>
+        <w:spacing w:after="120" w:line="276" w:lineRule="auto"/>
+      </w:pPr>
+      <w:r>
+        <w:rPr>
+          <w:rFonts w:ascii="Calibri" w:hAnsi="Calibri" w:eastAsia="Calibri"/>
+          <w:b w:val="0"/>
+          <w:color w:val="1C1C1C"/>
+          <w:sz w:val="22"/>
+        </w:rPr>
+        <w:t>Hoje, o que mais difere na prática entre a venda de loja e a de PAP — e o que precisa ser comum aos dois?</w:t>
+      </w:r>
+    </w:p>
+    <w:p>
+      <w:pPr>
+        <w:spacing w:before="160" w:after="40"/>
+      </w:pPr>
+      <w:r>
+        <w:rPr>
+          <w:rFonts w:ascii="Calibri" w:hAnsi="Calibri" w:eastAsia="Calibri"/>
+          <w:b/>
+          <w:color w:val="B41E22"/>
+          <w:sz w:val="18"/>
+        </w:rPr>
+        <w:t>TRANSIÇÃO</w:t>
+      </w:r>
+    </w:p>
+    <w:p>
+      <w:pPr>
+        <w:spacing w:after="120" w:line="276" w:lineRule="auto"/>
+      </w:pPr>
+      <w:r>
+        <w:rPr>
+          <w:rFonts w:ascii="Calibri" w:hAnsi="Calibri" w:eastAsia="Calibri"/>
+          <w:b w:val="0"/>
+          <w:color w:val="1C1C1C"/>
+          <w:sz w:val="22"/>
+        </w:rPr>
+        <w:t>Em paralelo, o CRM vira o painel de receita.</w:t>
+      </w:r>
+    </w:p>
+    <w:p>
+      <w:pPr>
+        <w:spacing w:before="80" w:after="80"/>
+      </w:pPr>
+      <w:r>
+        <w:rPr>
+          <w:rFonts w:ascii="Calibri" w:hAnsi="Calibri" w:eastAsia="Calibri"/>
+          <w:b w:val="0"/>
+          <w:color w:val="C8C8C8"/>
+          <w:sz w:val="16"/>
+        </w:rPr>
+        <w:t>——————————————————————————————————————————</w:t>
+      </w:r>
+    </w:p>
+    <w:p>
+      <w:pPr>
+        <w:spacing w:before="360" w:after="80"/>
+      </w:pPr>
+      <w:r>
+        <w:rPr>
+          <w:rFonts w:ascii="Calibri" w:hAnsi="Calibri" w:eastAsia="Calibri"/>
+          <w:b/>
+          <w:color w:val="B41E22"/>
           <w:sz w:val="28"/>
         </w:rPr>
-        <w:t>SLIDE 11 · Fase 2 — Arquitetura (15h)</w:t>
+        <w:t>SLIDE 12  ·  Fase 3 — CRM e controle (15,5h) · paralelo à F2</w:t>
       </w:r>
     </w:p>
     <w:p>
@@ -1105,24 +2797,24 @@
         <w:rPr>
           <w:rFonts w:ascii="Calibri" w:hAnsi="Calibri" w:eastAsia="Calibri"/>
           <w:b/>
-          <w:color w:val="E50914"/>
-          <w:sz w:val="20"/>
-        </w:rPr>
-        <w:t>Objetivo</w:t>
-      </w:r>
-    </w:p>
-    <w:p>
-      <w:pPr>
-        <w:spacing w:after="120" w:line="300" w:lineRule="auto"/>
+          <w:color w:val="B41E22"/>
+          <w:sz w:val="18"/>
+        </w:rPr>
+        <w:t>OBJETIVO DO SLIDE</w:t>
+      </w:r>
+    </w:p>
+    <w:p>
+      <w:pPr>
+        <w:spacing w:after="120" w:line="276" w:lineRule="auto"/>
       </w:pPr>
       <w:r>
         <w:rPr>
           <w:rFonts w:ascii="Calibri" w:hAnsi="Calibri" w:eastAsia="Calibri"/>
           <w:b w:val="0"/>
-          <w:color w:val="141414"/>
+          <w:color w:val="1C1C1C"/>
           <w:sz w:val="22"/>
         </w:rPr>
-        <w:t>Mostrar o sistema operacional comercial.</w:t>
+        <w:t>Reposicionar CRM como governança de receita, não ferramenta. Listar campos/regras que a G6 precisa.</w:t>
       </w:r>
     </w:p>
     <w:p>
@@ -1133,50 +2825,201 @@
         <w:rPr>
           <w:rFonts w:ascii="Calibri" w:hAnsi="Calibri" w:eastAsia="Calibri"/>
           <w:b/>
-          <w:color w:val="E50914"/>
-          <w:sz w:val="20"/>
-        </w:rPr>
-        <w:t>Narrativa / Script</w:t>
-      </w:r>
-    </w:p>
-    <w:p>
-      <w:pPr>
-        <w:spacing w:after="120" w:line="300" w:lineRule="auto"/>
+          <w:color w:val="B41E22"/>
+          <w:sz w:val="18"/>
+        </w:rPr>
+        <w:t>ÂNCORA VISUAL (O QUE ESTÁ NA TELA)</w:t>
+      </w:r>
+    </w:p>
+    <w:p>
+      <w:pPr>
+        <w:spacing w:after="120" w:line="276" w:lineRule="auto"/>
       </w:pPr>
       <w:r>
         <w:rPr>
           <w:rFonts w:ascii="Calibri" w:hAnsi="Calibri" w:eastAsia="Calibri"/>
           <w:b w:val="0"/>
-          <w:color w:val="141414"/>
+          <w:color w:val="1C1C1C"/>
           <w:sz w:val="22"/>
         </w:rPr>
-        <w:t>Fase 2 — Arquitetura operacional comercial, 15 horas.</w:t>
+        <w:t>Fase 03 · 15,5h · pipeline · motivos de perda · atividades · dashboard · higiene · campos G6.</w:t>
+      </w:r>
+    </w:p>
+    <w:p>
+      <w:pPr>
+        <w:spacing w:before="160" w:after="40"/>
+      </w:pPr>
+      <w:r>
+        <w:rPr>
+          <w:rFonts w:ascii="Calibri" w:hAnsi="Calibri" w:eastAsia="Calibri"/>
+          <w:b/>
+          <w:color w:val="B41E22"/>
+          <w:sz w:val="18"/>
+        </w:rPr>
+        <w:t>NARRATIVA / SCRIPT (FALA CONSULTIVA)</w:t>
+      </w:r>
+    </w:p>
+    <w:p>
+      <w:pPr>
+        <w:spacing w:after="120" w:line="276" w:lineRule="auto"/>
+      </w:pPr>
+      <w:r>
+        <w:rPr>
+          <w:rFonts w:ascii="Calibri" w:hAnsi="Calibri" w:eastAsia="Calibri"/>
+          <w:b w:val="0"/>
+          <w:color w:val="1C1C1C"/>
+          <w:sz w:val="22"/>
+        </w:rPr>
+        <w:t>Fase 3 — CRM e controle, quinze horas e meia, em paralelo à arquitetura.</w:t>
         <w:br/>
-        <w:t>ICP, jornada, pipeline com critérios, papéis, SLA, metas de atividade, scripts, cadências, BPMN e matriz CHA.</w:t>
         <w:br/>
-        <w:t>Na G6: dual-track. Loja e PAP não usam o mesmo playbook — e isso precisa estar desenhado desde aqui.</w:t>
-      </w:r>
-    </w:p>
-    <w:p>
-      <w:pPr>
-        <w:spacing w:before="80" w:after="200"/>
-        <w:pBdr>
-          <w:bottom w:val="single" w:sz="6" w:space="1" w:color="E50914"/>
-        </w:pBdr>
-      </w:pPr>
-    </w:p>
-    <w:p>
-      <w:pPr>
-        <w:spacing w:before="120" w:after="80"/>
+        <w:t>Arquitetura vira workflow e gestão: reorganização do pipeline no CRM; campos obrigatórios e motivos de perda; atividades e próximas ações obrigatórias; dashboard de gestão e conversão; regras de higiene e rotina de registro.</w:t>
+        <w:br/>
+        <w:br/>
+        <w:t>Encaixe G6: origem, tempo de resposta, status, dor, capacidade, produto, próxima ação e motivo de perda. Sem isso, o CRM continua sendo agenda. Com isso, vira painel de receita — e o gestor finalmente conduz com evidência, não com feeling.</w:t>
+      </w:r>
+    </w:p>
+    <w:p>
+      <w:pPr>
+        <w:spacing w:before="160" w:after="40"/>
       </w:pPr>
       <w:r>
         <w:rPr>
           <w:rFonts w:ascii="Calibri" w:hAnsi="Calibri" w:eastAsia="Calibri"/>
           <w:b/>
-          <w:color w:val="280001"/>
+          <w:color w:val="B41E22"/>
+          <w:sz w:val="18"/>
+        </w:rPr>
+        <w:t>VALOR QUE ESTE SLIDE AGREGA</w:t>
+      </w:r>
+    </w:p>
+    <w:p>
+      <w:pPr>
+        <w:spacing w:after="60"/>
+        <w:ind w:left="288"/>
+      </w:pPr>
+      <w:r>
+        <w:rPr>
+          <w:rFonts w:ascii="Calibri" w:hAnsi="Calibri" w:eastAsia="Calibri"/>
+          <w:b w:val="0"/>
+          <w:color w:val="1C1C1C"/>
+          <w:sz w:val="22"/>
+        </w:rPr>
+        <w:t>•  Reaproveita o CRM que já existe — evita objeção “vamos trocar de ferramenta”.</w:t>
+      </w:r>
+    </w:p>
+    <w:p>
+      <w:pPr>
+        <w:spacing w:after="60"/>
+        <w:ind w:left="288"/>
+      </w:pPr>
+      <w:r>
+        <w:rPr>
+          <w:rFonts w:ascii="Calibri" w:hAnsi="Calibri" w:eastAsia="Calibri"/>
+          <w:b w:val="0"/>
+          <w:color w:val="1C1C1C"/>
+          <w:sz w:val="22"/>
+        </w:rPr>
+        <w:t>•  Campos nominados aumentam percepção de personalização e seriedade.</w:t>
+      </w:r>
+    </w:p>
+    <w:p>
+      <w:pPr>
+        <w:spacing w:after="60"/>
+        <w:ind w:left="288"/>
+      </w:pPr>
+      <w:r>
+        <w:rPr>
+          <w:rFonts w:ascii="Calibri" w:hAnsi="Calibri" w:eastAsia="Calibri"/>
+          <w:b w:val="0"/>
+          <w:color w:val="1C1C1C"/>
+          <w:sz w:val="22"/>
+        </w:rPr>
+        <w:t>•  Explica o paralelo F2/F3: desenho e sistema andam juntos para encurtar time-to-value.</w:t>
+      </w:r>
+    </w:p>
+    <w:p>
+      <w:pPr>
+        <w:spacing w:before="160" w:after="40"/>
+      </w:pPr>
+      <w:r>
+        <w:rPr>
+          <w:rFonts w:ascii="Calibri" w:hAnsi="Calibri" w:eastAsia="Calibri"/>
+          <w:b/>
+          <w:color w:val="B41E22"/>
+          <w:sz w:val="18"/>
+        </w:rPr>
+        <w:t>PERGUNTA DE AVANÇO</w:t>
+      </w:r>
+    </w:p>
+    <w:p>
+      <w:pPr>
+        <w:spacing w:after="120" w:line="276" w:lineRule="auto"/>
+      </w:pPr>
+      <w:r>
+        <w:rPr>
+          <w:rFonts w:ascii="Calibri" w:hAnsi="Calibri" w:eastAsia="Calibri"/>
+          <w:b w:val="0"/>
+          <w:color w:val="1C1C1C"/>
+          <w:sz w:val="22"/>
+        </w:rPr>
+        <w:t>Hoje, se eu perguntar o motivo real das perdas da semana passada, o CRM responde — ou a resposta está na cabeça de alguém?</w:t>
+      </w:r>
+    </w:p>
+    <w:p>
+      <w:pPr>
+        <w:spacing w:before="160" w:after="40"/>
+      </w:pPr>
+      <w:r>
+        <w:rPr>
+          <w:rFonts w:ascii="Calibri" w:hAnsi="Calibri" w:eastAsia="Calibri"/>
+          <w:b/>
+          <w:color w:val="B41E22"/>
+          <w:sz w:val="18"/>
+        </w:rPr>
+        <w:t>TRANSIÇÃO</w:t>
+      </w:r>
+    </w:p>
+    <w:p>
+      <w:pPr>
+        <w:spacing w:after="120" w:line="276" w:lineRule="auto"/>
+      </w:pPr>
+      <w:r>
+        <w:rPr>
+          <w:rFonts w:ascii="Calibri" w:hAnsi="Calibri" w:eastAsia="Calibri"/>
+          <w:b w:val="0"/>
+          <w:color w:val="1C1C1C"/>
+          <w:sz w:val="22"/>
+        </w:rPr>
+        <w:t>Com processo e CRM, entra a camada estratégica: incentivo e viabilidade.</w:t>
+      </w:r>
+    </w:p>
+    <w:p>
+      <w:pPr>
+        <w:spacing w:before="80" w:after="80"/>
+      </w:pPr>
+      <w:r>
+        <w:rPr>
+          <w:rFonts w:ascii="Calibri" w:hAnsi="Calibri" w:eastAsia="Calibri"/>
+          <w:b w:val="0"/>
+          <w:color w:val="C8C8C8"/>
+          <w:sz w:val="16"/>
+        </w:rPr>
+        <w:t>——————————————————————————————————————————</w:t>
+      </w:r>
+    </w:p>
+    <w:p>
+      <w:pPr>
+        <w:spacing w:before="360" w:after="80"/>
+      </w:pPr>
+      <w:r>
+        <w:rPr>
+          <w:rFonts w:ascii="Calibri" w:hAnsi="Calibri" w:eastAsia="Calibri"/>
+          <w:b/>
+          <w:color w:val="B41E22"/>
           <w:sz w:val="28"/>
         </w:rPr>
-        <w:t>SLIDE 12 · Fase 3 — CRM e controle (15,5h)</w:t>
+        <w:t>SLIDE 13  ·  Fase 4 — Camada estratégica (20h)</w:t>
       </w:r>
     </w:p>
     <w:p>
@@ -1187,24 +3030,24 @@
         <w:rPr>
           <w:rFonts w:ascii="Calibri" w:hAnsi="Calibri" w:eastAsia="Calibri"/>
           <w:b/>
-          <w:color w:val="E50914"/>
-          <w:sz w:val="20"/>
-        </w:rPr>
-        <w:t>Objetivo</w:t>
-      </w:r>
-    </w:p>
-    <w:p>
-      <w:pPr>
-        <w:spacing w:after="120" w:line="300" w:lineRule="auto"/>
+          <w:color w:val="B41E22"/>
+          <w:sz w:val="18"/>
+        </w:rPr>
+        <w:t>OBJETIVO DO SLIDE</w:t>
+      </w:r>
+    </w:p>
+    <w:p>
+      <w:pPr>
+        <w:spacing w:after="120" w:line="276" w:lineRule="auto"/>
       </w:pPr>
       <w:r>
         <w:rPr>
           <w:rFonts w:ascii="Calibri" w:hAnsi="Calibri" w:eastAsia="Calibri"/>
           <w:b w:val="0"/>
-          <w:color w:val="141414"/>
+          <w:color w:val="1C1C1C"/>
           <w:sz w:val="22"/>
         </w:rPr>
-        <w:t>CRM como painel de receita, não agenda.</w:t>
+        <w:t>Subir o nível: playbook de uso, comissão diferenciada loja/PAP, breakeven amarrado a CAC/payback/retenção.</w:t>
       </w:r>
     </w:p>
     <w:p>
@@ -1215,52 +3058,201 @@
         <w:rPr>
           <w:rFonts w:ascii="Calibri" w:hAnsi="Calibri" w:eastAsia="Calibri"/>
           <w:b/>
-          <w:color w:val="E50914"/>
-          <w:sz w:val="20"/>
-        </w:rPr>
-        <w:t>Narrativa / Script</w:t>
-      </w:r>
-    </w:p>
-    <w:p>
-      <w:pPr>
-        <w:spacing w:after="120" w:line="300" w:lineRule="auto"/>
+          <w:color w:val="B41E22"/>
+          <w:sz w:val="18"/>
+        </w:rPr>
+        <w:t>ÂNCORA VISUAL (O QUE ESTÁ NA TELA)</w:t>
+      </w:r>
+    </w:p>
+    <w:p>
+      <w:pPr>
+        <w:spacing w:after="120" w:line="276" w:lineRule="auto"/>
       </w:pPr>
       <w:r>
         <w:rPr>
           <w:rFonts w:ascii="Calibri" w:hAnsi="Calibri" w:eastAsia="Calibri"/>
           <w:b w:val="0"/>
-          <w:color w:val="141414"/>
+          <w:color w:val="1C1C1C"/>
           <w:sz w:val="22"/>
         </w:rPr>
-        <w:t>Fase 3 — CRM e controle, 15,5 horas, em paralelo com a arquitetura.</w:t>
+        <w:t>Fase 04 · 20h · playbook · comissionamento · breakeven · meta como piso.</w:t>
+      </w:r>
+    </w:p>
+    <w:p>
+      <w:pPr>
+        <w:spacing w:before="160" w:after="40"/>
+      </w:pPr>
+      <w:r>
+        <w:rPr>
+          <w:rFonts w:ascii="Calibri" w:hAnsi="Calibri" w:eastAsia="Calibri"/>
+          <w:b/>
+          <w:color w:val="B41E22"/>
+          <w:sz w:val="18"/>
+        </w:rPr>
+        <w:t>NARRATIVA / SCRIPT (FALA CONSULTIVA)</w:t>
+      </w:r>
+    </w:p>
+    <w:p>
+      <w:pPr>
+        <w:spacing w:after="120" w:line="276" w:lineRule="auto"/>
+      </w:pPr>
+      <w:r>
+        <w:rPr>
+          <w:rFonts w:ascii="Calibri" w:hAnsi="Calibri" w:eastAsia="Calibri"/>
+          <w:b w:val="0"/>
+          <w:color w:val="1C1C1C"/>
+          <w:sz w:val="22"/>
+        </w:rPr>
+        <w:t>Fase 4 — Camada estratégica, vinte horas.</w:t>
         <w:br/>
-        <w:t>Pipeline, campos obrigatórios, motivos de perda, atividades, dashboard, higiene e rotina de registro.</w:t>
         <w:br/>
-        <w:t>Na G6: origem do lead, tempo de resposta, status, dor, capacidade financeira, produto de interesse, próxima ação e motivo de perda — em uso real.</w:t>
+        <w:t>Aqui amarramos processo, gestão, metas, incentivo e viabilidade financeira: playbook comercial orientado ao uso — não à gaveta; política de comissionamento; breakeven da operação comercial.</w:t>
         <w:br/>
-        <w:t>CRM não é agenda. É painel de controle da receita.</w:t>
-      </w:r>
-    </w:p>
-    <w:p>
-      <w:pPr>
-        <w:spacing w:before="80" w:after="200"/>
-        <w:pBdr>
-          <w:bottom w:val="single" w:sz="6" w:space="1" w:color="E50914"/>
-        </w:pBdr>
-      </w:pPr>
-    </w:p>
-    <w:p>
-      <w:pPr>
-        <w:spacing w:before="120" w:after="80"/>
+        <w:br/>
+        <w:t>Encaixe G6: comissão de loja não é igual à de PAP. Meta como piso, não como teto de acomodação. Breakeven amarra CAC, payback e retenção — porque vender sem segurar base destrói o modelo, mesmo com CPL aparentemente saudável.</w:t>
+      </w:r>
+    </w:p>
+    <w:p>
+      <w:pPr>
+        <w:spacing w:before="160" w:after="40"/>
       </w:pPr>
       <w:r>
         <w:rPr>
           <w:rFonts w:ascii="Calibri" w:hAnsi="Calibri" w:eastAsia="Calibri"/>
           <w:b/>
-          <w:color w:val="280001"/>
+          <w:color w:val="B41E22"/>
+          <w:sz w:val="18"/>
+        </w:rPr>
+        <w:t>VALOR QUE ESTE SLIDE AGREGA</w:t>
+      </w:r>
+    </w:p>
+    <w:p>
+      <w:pPr>
+        <w:spacing w:after="60"/>
+        <w:ind w:left="288"/>
+      </w:pPr>
+      <w:r>
+        <w:rPr>
+          <w:rFonts w:ascii="Calibri" w:hAnsi="Calibri" w:eastAsia="Calibri"/>
+          <w:b w:val="0"/>
+          <w:color w:val="1C1C1C"/>
+          <w:sz w:val="22"/>
+        </w:rPr>
+        <w:t>•  Conecta incentivo ao comportamento desejado (evita meta que desce e time que acomoda).</w:t>
+      </w:r>
+    </w:p>
+    <w:p>
+      <w:pPr>
+        <w:spacing w:after="60"/>
+        <w:ind w:left="288"/>
+      </w:pPr>
+      <w:r>
+        <w:rPr>
+          <w:rFonts w:ascii="Calibri" w:hAnsi="Calibri" w:eastAsia="Calibri"/>
+          <w:b w:val="0"/>
+          <w:color w:val="1C1C1C"/>
+          <w:sz w:val="22"/>
+        </w:rPr>
+        <w:t>•  Traz linguagem de negócio (breakeven) para o sponsor — além do operacional.</w:t>
+      </w:r>
+    </w:p>
+    <w:p>
+      <w:pPr>
+        <w:spacing w:after="60"/>
+        <w:ind w:left="288"/>
+      </w:pPr>
+      <w:r>
+        <w:rPr>
+          <w:rFonts w:ascii="Calibri" w:hAnsi="Calibri" w:eastAsia="Calibri"/>
+          <w:b w:val="0"/>
+          <w:color w:val="1C1C1C"/>
+          <w:sz w:val="22"/>
+        </w:rPr>
+        <w:t>•  Diferencia canais no incentivo: evita desenho injusto ou ineficaz.</w:t>
+      </w:r>
+    </w:p>
+    <w:p>
+      <w:pPr>
+        <w:spacing w:before="160" w:after="40"/>
+      </w:pPr>
+      <w:r>
+        <w:rPr>
+          <w:rFonts w:ascii="Calibri" w:hAnsi="Calibri" w:eastAsia="Calibri"/>
+          <w:b/>
+          <w:color w:val="B41E22"/>
+          <w:sz w:val="18"/>
+        </w:rPr>
+        <w:t>PERGUNTA DE AVANÇO</w:t>
+      </w:r>
+    </w:p>
+    <w:p>
+      <w:pPr>
+        <w:spacing w:after="120" w:line="276" w:lineRule="auto"/>
+      </w:pPr>
+      <w:r>
+        <w:rPr>
+          <w:rFonts w:ascii="Calibri" w:hAnsi="Calibri" w:eastAsia="Calibri"/>
+          <w:b w:val="0"/>
+          <w:color w:val="1C1C1C"/>
+          <w:sz w:val="22"/>
+        </w:rPr>
+        <w:t>Hoje a política de comissão e meta reforça o comportamento que vocês querem — ou reforça a acomodação?</w:t>
+      </w:r>
+    </w:p>
+    <w:p>
+      <w:pPr>
+        <w:spacing w:before="160" w:after="40"/>
+      </w:pPr>
+      <w:r>
+        <w:rPr>
+          <w:rFonts w:ascii="Calibri" w:hAnsi="Calibri" w:eastAsia="Calibri"/>
+          <w:b/>
+          <w:color w:val="B41E22"/>
+          <w:sz w:val="18"/>
+        </w:rPr>
+        <w:t>TRANSIÇÃO</w:t>
+      </w:r>
+    </w:p>
+    <w:p>
+      <w:pPr>
+        <w:spacing w:after="120" w:line="276" w:lineRule="auto"/>
+      </w:pPr>
+      <w:r>
+        <w:rPr>
+          <w:rFonts w:ascii="Calibri" w:hAnsi="Calibri" w:eastAsia="Calibri"/>
+          <w:b w:val="0"/>
+          <w:color w:val="1C1C1C"/>
+          <w:sz w:val="22"/>
+        </w:rPr>
+        <w:t>Com a casa desenhada, a fase que decide tudo: instalação e adesão.</w:t>
+      </w:r>
+    </w:p>
+    <w:p>
+      <w:pPr>
+        <w:spacing w:before="80" w:after="80"/>
+      </w:pPr>
+      <w:r>
+        <w:rPr>
+          <w:rFonts w:ascii="Calibri" w:hAnsi="Calibri" w:eastAsia="Calibri"/>
+          <w:b w:val="0"/>
+          <w:color w:val="C8C8C8"/>
+          <w:sz w:val="16"/>
+        </w:rPr>
+        <w:t>——————————————————————————————————————————</w:t>
+      </w:r>
+    </w:p>
+    <w:p>
+      <w:pPr>
+        <w:spacing w:before="360" w:after="80"/>
+      </w:pPr>
+      <w:r>
+        <w:rPr>
+          <w:rFonts w:ascii="Calibri" w:hAnsi="Calibri" w:eastAsia="Calibri"/>
+          <w:b/>
+          <w:color w:val="B41E22"/>
           <w:sz w:val="28"/>
         </w:rPr>
-        <w:t>SLIDE 13 · Fase 4 — Estratégica (20h)</w:t>
+        <w:t>SLIDE 14  ·  Fase 5 — Instalação da rotina (22h) · presencial</w:t>
       </w:r>
     </w:p>
     <w:p>
@@ -1271,24 +3263,24 @@
         <w:rPr>
           <w:rFonts w:ascii="Calibri" w:hAnsi="Calibri" w:eastAsia="Calibri"/>
           <w:b/>
-          <w:color w:val="E50914"/>
-          <w:sz w:val="20"/>
-        </w:rPr>
-        <w:t>Objetivo</w:t>
-      </w:r>
-    </w:p>
-    <w:p>
-      <w:pPr>
-        <w:spacing w:after="120" w:line="300" w:lineRule="auto"/>
+          <w:color w:val="B41E22"/>
+          <w:sz w:val="18"/>
+        </w:rPr>
+        <w:t>OBJETIVO DO SLIDE</w:t>
+      </w:r>
+    </w:p>
+    <w:p>
+      <w:pPr>
+        <w:spacing w:after="120" w:line="276" w:lineRule="auto"/>
       </w:pPr>
       <w:r>
         <w:rPr>
           <w:rFonts w:ascii="Calibri" w:hAnsi="Calibri" w:eastAsia="Calibri"/>
           <w:b w:val="0"/>
-          <w:color w:val="141414"/>
+          <w:color w:val="1C1C1C"/>
           <w:sz w:val="22"/>
         </w:rPr>
-        <w:t>Ligar processo a meta, comissão e breakeven.</w:t>
+        <w:t>Enfatizar que valor se realiza no uso. Roleplay, rituais assistidos, herança para Mateus.</w:t>
       </w:r>
     </w:p>
     <w:p>
@@ -1299,50 +3291,201 @@
         <w:rPr>
           <w:rFonts w:ascii="Calibri" w:hAnsi="Calibri" w:eastAsia="Calibri"/>
           <w:b/>
-          <w:color w:val="E50914"/>
-          <w:sz w:val="20"/>
-        </w:rPr>
-        <w:t>Narrativa / Script</w:t>
-      </w:r>
-    </w:p>
-    <w:p>
-      <w:pPr>
-        <w:spacing w:after="120" w:line="300" w:lineRule="auto"/>
+          <w:color w:val="B41E22"/>
+          <w:sz w:val="18"/>
+        </w:rPr>
+        <w:t>ÂNCORA VISUAL (O QUE ESTÁ NA TELA)</w:t>
+      </w:r>
+    </w:p>
+    <w:p>
+      <w:pPr>
+        <w:spacing w:after="120" w:line="276" w:lineRule="auto"/>
       </w:pPr>
       <w:r>
         <w:rPr>
           <w:rFonts w:ascii="Calibri" w:hAnsi="Calibri" w:eastAsia="Calibri"/>
           <w:b w:val="0"/>
-          <w:color w:val="141414"/>
+          <w:color w:val="1C1C1C"/>
           <w:sz w:val="22"/>
         </w:rPr>
-        <w:t>Fase 4 — Camada estratégica, 20 horas.</w:t>
+        <w:t>Fase 05 · 22h · onboarding · imersão · roleplay · pipeline review · checklist · presencial.</w:t>
+      </w:r>
+    </w:p>
+    <w:p>
+      <w:pPr>
+        <w:spacing w:before="160" w:after="40"/>
+      </w:pPr>
+      <w:r>
+        <w:rPr>
+          <w:rFonts w:ascii="Calibri" w:hAnsi="Calibri" w:eastAsia="Calibri"/>
+          <w:b/>
+          <w:color w:val="B41E22"/>
+          <w:sz w:val="18"/>
+        </w:rPr>
+        <w:t>NARRATIVA / SCRIPT (FALA CONSULTIVA)</w:t>
+      </w:r>
+    </w:p>
+    <w:p>
+      <w:pPr>
+        <w:spacing w:after="120" w:line="276" w:lineRule="auto"/>
+      </w:pPr>
+      <w:r>
+        <w:rPr>
+          <w:rFonts w:ascii="Calibri" w:hAnsi="Calibri" w:eastAsia="Calibri"/>
+          <w:b w:val="0"/>
+          <w:color w:val="1C1C1C"/>
+          <w:sz w:val="22"/>
+        </w:rPr>
+        <w:t>Fase 5 — Instalação da rotina, vinte e duas horas, presencial.</w:t>
         <w:br/>
-        <w:t>Playbook de uso, política de comissionamento e breakeven da operação.</w:t>
         <w:br/>
-        <w:t>Na G6: comissão de loja diferente de PAP. Meta como piso, não como freio. Breakeven amarra CAC, payback e retenção — para a gestão parar de decidir no escuro.</w:t>
-      </w:r>
-    </w:p>
-    <w:p>
-      <w:pPr>
-        <w:spacing w:before="80" w:after="200"/>
-        <w:pBdr>
-          <w:bottom w:val="single" w:sz="6" w:space="1" w:color="E50914"/>
-        </w:pBdr>
-      </w:pPr>
-    </w:p>
-    <w:p>
-      <w:pPr>
-        <w:spacing w:before="120" w:after="80"/>
+        <w:t>É a fase que garante que os artefatos sejam usados: onboarding operacional de vendedores; imersão do time e treinamento do gestor; roleplay de loja e PAP; pipeline review e reunião semanal assistidas; checklist semanal e correção de desvios.</w:t>
+        <w:br/>
+        <w:br/>
+        <w:t>Encaixe G6: imersão presencial e roleplay. O Mateus herda a rotina pronta — rituais, critérios e cobrança de comportamento — em vez de assumir o cargo e improvisar processo sob pressão de meta.</w:t>
+      </w:r>
+    </w:p>
+    <w:p>
+      <w:pPr>
+        <w:spacing w:before="160" w:after="40"/>
       </w:pPr>
       <w:r>
         <w:rPr>
           <w:rFonts w:ascii="Calibri" w:hAnsi="Calibri" w:eastAsia="Calibri"/>
           <w:b/>
-          <w:color w:val="280001"/>
+          <w:color w:val="B41E22"/>
+          <w:sz w:val="18"/>
+        </w:rPr>
+        <w:t>VALOR QUE ESTE SLIDE AGREGA</w:t>
+      </w:r>
+    </w:p>
+    <w:p>
+      <w:pPr>
+        <w:spacing w:after="60"/>
+        <w:ind w:left="288"/>
+      </w:pPr>
+      <w:r>
+        <w:rPr>
+          <w:rFonts w:ascii="Calibri" w:hAnsi="Calibri" w:eastAsia="Calibri"/>
+          <w:b w:val="0"/>
+          <w:color w:val="1C1C1C"/>
+          <w:sz w:val="22"/>
+        </w:rPr>
+        <w:t>•  É o maior bloco de horas: sinaliza onde o projeto “vira carne”.</w:t>
+      </w:r>
+    </w:p>
+    <w:p>
+      <w:pPr>
+        <w:spacing w:after="60"/>
+        <w:ind w:left="288"/>
+      </w:pPr>
+      <w:r>
+        <w:rPr>
+          <w:rFonts w:ascii="Calibri" w:hAnsi="Calibri" w:eastAsia="Calibri"/>
+          <w:b w:val="0"/>
+          <w:color w:val="1C1C1C"/>
+          <w:sz w:val="22"/>
+        </w:rPr>
+        <w:t>•  Reduz risco de regressão pós-projeto por falta de adesão.</w:t>
+      </w:r>
+    </w:p>
+    <w:p>
+      <w:pPr>
+        <w:spacing w:after="60"/>
+        <w:ind w:left="288"/>
+      </w:pPr>
+      <w:r>
+        <w:rPr>
+          <w:rFonts w:ascii="Calibri" w:hAnsi="Calibri" w:eastAsia="Calibri"/>
+          <w:b w:val="0"/>
+          <w:color w:val="1C1C1C"/>
+          <w:sz w:val="22"/>
+        </w:rPr>
+        <w:t>•  Entrega valor direto à transição de gestão (Mateus).</w:t>
+      </w:r>
+    </w:p>
+    <w:p>
+      <w:pPr>
+        <w:spacing w:before="160" w:after="40"/>
+      </w:pPr>
+      <w:r>
+        <w:rPr>
+          <w:rFonts w:ascii="Calibri" w:hAnsi="Calibri" w:eastAsia="Calibri"/>
+          <w:b/>
+          <w:color w:val="B41E22"/>
+          <w:sz w:val="18"/>
+        </w:rPr>
+        <w:t>PERGUNTA DE AVANÇO</w:t>
+      </w:r>
+    </w:p>
+    <w:p>
+      <w:pPr>
+        <w:spacing w:after="120" w:line="276" w:lineRule="auto"/>
+      </w:pPr>
+      <w:r>
+        <w:rPr>
+          <w:rFonts w:ascii="Calibri" w:hAnsi="Calibri" w:eastAsia="Calibri"/>
+          <w:b w:val="0"/>
+          <w:color w:val="1C1C1C"/>
+          <w:sz w:val="22"/>
+        </w:rPr>
+        <w:t>Se o gestor novo já entrar com ritual e critérios prontos, quanto tempo isso poupa de tentativa e erro?</w:t>
+      </w:r>
+    </w:p>
+    <w:p>
+      <w:pPr>
+        <w:spacing w:before="160" w:after="40"/>
+      </w:pPr>
+      <w:r>
+        <w:rPr>
+          <w:rFonts w:ascii="Calibri" w:hAnsi="Calibri" w:eastAsia="Calibri"/>
+          <w:b/>
+          <w:color w:val="B41E22"/>
+          <w:sz w:val="18"/>
+        </w:rPr>
+        <w:t>TRANSIÇÃO</w:t>
+      </w:r>
+    </w:p>
+    <w:p>
+      <w:pPr>
+        <w:spacing w:after="120" w:line="276" w:lineRule="auto"/>
+      </w:pPr>
+      <w:r>
+        <w:rPr>
+          <w:rFonts w:ascii="Calibri" w:hAnsi="Calibri" w:eastAsia="Calibri"/>
+          <w:b w:val="0"/>
+          <w:color w:val="1C1C1C"/>
+          <w:sz w:val="22"/>
+        </w:rPr>
+        <w:t>Fecha com handover e continuidade de sessenta dias.</w:t>
+      </w:r>
+    </w:p>
+    <w:p>
+      <w:pPr>
+        <w:spacing w:before="80" w:after="80"/>
+      </w:pPr>
+      <w:r>
+        <w:rPr>
+          <w:rFonts w:ascii="Calibri" w:hAnsi="Calibri" w:eastAsia="Calibri"/>
+          <w:b w:val="0"/>
+          <w:color w:val="C8C8C8"/>
+          <w:sz w:val="16"/>
+        </w:rPr>
+        <w:t>——————————————————————————————————————————</w:t>
+      </w:r>
+    </w:p>
+    <w:p>
+      <w:pPr>
+        <w:spacing w:before="360" w:after="80"/>
+      </w:pPr>
+      <w:r>
+        <w:rPr>
+          <w:rFonts w:ascii="Calibri" w:hAnsi="Calibri" w:eastAsia="Calibri"/>
+          <w:b/>
+          <w:color w:val="B41E22"/>
           <w:sz w:val="28"/>
         </w:rPr>
-        <w:t>SLIDE 14 · Fase 5 — Instalação (22h)</w:t>
+        <w:t>SLIDE 15  ·  Fase 6 — Handover e continuidade (10h)</w:t>
       </w:r>
     </w:p>
     <w:p>
@@ -1353,24 +3496,24 @@
         <w:rPr>
           <w:rFonts w:ascii="Calibri" w:hAnsi="Calibri" w:eastAsia="Calibri"/>
           <w:b/>
-          <w:color w:val="E50914"/>
-          <w:sz w:val="20"/>
-        </w:rPr>
-        <w:t>Objetivo</w:t>
-      </w:r>
-    </w:p>
-    <w:p>
-      <w:pPr>
-        <w:spacing w:after="120" w:line="300" w:lineRule="auto"/>
+          <w:color w:val="B41E22"/>
+          <w:sz w:val="18"/>
+        </w:rPr>
+        <w:t>OBJETIVO DO SLIDE</w:t>
+      </w:r>
+    </w:p>
+    <w:p>
+      <w:pPr>
+        <w:spacing w:after="120" w:line="276" w:lineRule="auto"/>
       </w:pPr>
       <w:r>
         <w:rPr>
           <w:rFonts w:ascii="Calibri" w:hAnsi="Calibri" w:eastAsia="Calibri"/>
           <w:b w:val="0"/>
-          <w:color w:val="141414"/>
+          <w:color w:val="1C1C1C"/>
           <w:sz w:val="22"/>
         </w:rPr>
-        <w:t>Ênfase em adesão presencial e roleplay.</w:t>
+        <w:t>Garantir sustentabilidade: score antes/depois, plano 60 dias, retenção/expansão, riscos de regressão.</w:t>
       </w:r>
     </w:p>
     <w:p>
@@ -1381,50 +3524,201 @@
         <w:rPr>
           <w:rFonts w:ascii="Calibri" w:hAnsi="Calibri" w:eastAsia="Calibri"/>
           <w:b/>
-          <w:color w:val="E50914"/>
-          <w:sz w:val="20"/>
-        </w:rPr>
-        <w:t>Narrativa / Script</w:t>
-      </w:r>
-    </w:p>
-    <w:p>
-      <w:pPr>
-        <w:spacing w:after="120" w:line="300" w:lineRule="auto"/>
+          <w:color w:val="B41E22"/>
+          <w:sz w:val="18"/>
+        </w:rPr>
+        <w:t>ÂNCORA VISUAL (O QUE ESTÁ NA TELA)</w:t>
+      </w:r>
+    </w:p>
+    <w:p>
+      <w:pPr>
+        <w:spacing w:after="120" w:line="276" w:lineRule="auto"/>
       </w:pPr>
       <w:r>
         <w:rPr>
           <w:rFonts w:ascii="Calibri" w:hAnsi="Calibri" w:eastAsia="Calibri"/>
           <w:b w:val="0"/>
-          <w:color w:val="141414"/>
+          <w:color w:val="1C1C1C"/>
           <w:sz w:val="22"/>
         </w:rPr>
-        <w:t>Fase 5 — Instalação da rotina, 22 horas. Essa é a fase que separa PDF de operação.</w:t>
+        <w:t>Fase 06 · 10h · transferência · maturidade · plano 60 dias · retenção/expansão · riscos.</w:t>
+      </w:r>
+    </w:p>
+    <w:p>
+      <w:pPr>
+        <w:spacing w:before="160" w:after="40"/>
+      </w:pPr>
+      <w:r>
+        <w:rPr>
+          <w:rFonts w:ascii="Calibri" w:hAnsi="Calibri" w:eastAsia="Calibri"/>
+          <w:b/>
+          <w:color w:val="B41E22"/>
+          <w:sz w:val="18"/>
+        </w:rPr>
+        <w:t>NARRATIVA / SCRIPT (FALA CONSULTIVA)</w:t>
+      </w:r>
+    </w:p>
+    <w:p>
+      <w:pPr>
+        <w:spacing w:after="120" w:line="276" w:lineRule="auto"/>
+      </w:pPr>
+      <w:r>
+        <w:rPr>
+          <w:rFonts w:ascii="Calibri" w:hAnsi="Calibri" w:eastAsia="Calibri"/>
+          <w:b w:val="0"/>
+          <w:color w:val="1C1C1C"/>
+          <w:sz w:val="22"/>
+        </w:rPr>
+        <w:t>Fase 6 — Handover e continuidade, dez horas.</w:t>
         <w:br/>
-        <w:t>Onboarding, imersão do time, treinamento do gestor, roleplay loja e PAP, pipeline review e reunião semanal assistidas, checklist e correção de desvios.</w:t>
         <w:br/>
-        <w:t>Presencial. Mateus entra no treinamento para herdar a rotina — não só o material.</w:t>
-      </w:r>
-    </w:p>
-    <w:p>
-      <w:pPr>
-        <w:spacing w:before="80" w:after="200"/>
-        <w:pBdr>
-          <w:bottom w:val="single" w:sz="6" w:space="1" w:color="E50914"/>
-        </w:pBdr>
-      </w:pPr>
-    </w:p>
-    <w:p>
-      <w:pPr>
-        <w:spacing w:before="120" w:after="80"/>
+        <w:t>Objetivo: manter a rotina nos próximos sessenta dias. Reunião final de transferência; score de maturidade antes e depois; plano de sessenta dias; rotinas de retenção e expansão; riscos de regressão e evolução.</w:t>
+        <w:br/>
+        <w:br/>
+        <w:t>Encaixe G6: motivos de perda, save/upsell e ritual de gestão entram de forma explícita — porque previsibilidade de receita não termina na venda; termina quando a base para de vazar.</w:t>
+      </w:r>
+    </w:p>
+    <w:p>
+      <w:pPr>
+        <w:spacing w:before="160" w:after="40"/>
       </w:pPr>
       <w:r>
         <w:rPr>
           <w:rFonts w:ascii="Calibri" w:hAnsi="Calibri" w:eastAsia="Calibri"/>
           <w:b/>
-          <w:color w:val="280001"/>
+          <w:color w:val="B41E22"/>
+          <w:sz w:val="18"/>
+        </w:rPr>
+        <w:t>VALOR QUE ESTE SLIDE AGREGA</w:t>
+      </w:r>
+    </w:p>
+    <w:p>
+      <w:pPr>
+        <w:spacing w:after="60"/>
+        <w:ind w:left="288"/>
+      </w:pPr>
+      <w:r>
+        <w:rPr>
+          <w:rFonts w:ascii="Calibri" w:hAnsi="Calibri" w:eastAsia="Calibri"/>
+          <w:b w:val="0"/>
+          <w:color w:val="1C1C1C"/>
+          <w:sz w:val="22"/>
+        </w:rPr>
+        <w:t>•  Fecha o ciclo com governança pós-projeto — reduz medo de “acaba a consultoria e volta o caos”.</w:t>
+      </w:r>
+    </w:p>
+    <w:p>
+      <w:pPr>
+        <w:spacing w:after="60"/>
+        <w:ind w:left="288"/>
+      </w:pPr>
+      <w:r>
+        <w:rPr>
+          <w:rFonts w:ascii="Calibri" w:hAnsi="Calibri" w:eastAsia="Calibri"/>
+          <w:b w:val="0"/>
+          <w:color w:val="1C1C1C"/>
+          <w:sz w:val="22"/>
+        </w:rPr>
+        <w:t>•  Liga retenção ao vazamento já mostrado nos dados.</w:t>
+      </w:r>
+    </w:p>
+    <w:p>
+      <w:pPr>
+        <w:spacing w:after="60"/>
+        <w:ind w:left="288"/>
+      </w:pPr>
+      <w:r>
+        <w:rPr>
+          <w:rFonts w:ascii="Calibri" w:hAnsi="Calibri" w:eastAsia="Calibri"/>
+          <w:b w:val="0"/>
+          <w:color w:val="1C1C1C"/>
+          <w:sz w:val="22"/>
+        </w:rPr>
+        <w:t>•  Dá ao sponsor um plano concreto de continuidade, não só um adeus.</w:t>
+      </w:r>
+    </w:p>
+    <w:p>
+      <w:pPr>
+        <w:spacing w:before="160" w:after="40"/>
+      </w:pPr>
+      <w:r>
+        <w:rPr>
+          <w:rFonts w:ascii="Calibri" w:hAnsi="Calibri" w:eastAsia="Calibri"/>
+          <w:b/>
+          <w:color w:val="B41E22"/>
+          <w:sz w:val="18"/>
+        </w:rPr>
+        <w:t>PERGUNTA DE AVANÇO</w:t>
+      </w:r>
+    </w:p>
+    <w:p>
+      <w:pPr>
+        <w:spacing w:after="120" w:line="276" w:lineRule="auto"/>
+      </w:pPr>
+      <w:r>
+        <w:rPr>
+          <w:rFonts w:ascii="Calibri" w:hAnsi="Calibri" w:eastAsia="Calibri"/>
+          <w:b w:val="0"/>
+          <w:color w:val="1C1C1C"/>
+          <w:sz w:val="22"/>
+        </w:rPr>
+        <w:t>O que mais preocupa vocês depois que um projeto externo termina: disciplina do time ou clareza do gestor?</w:t>
+      </w:r>
+    </w:p>
+    <w:p>
+      <w:pPr>
+        <w:spacing w:before="160" w:after="40"/>
+      </w:pPr>
+      <w:r>
+        <w:rPr>
+          <w:rFonts w:ascii="Calibri" w:hAnsi="Calibri" w:eastAsia="Calibri"/>
+          <w:b/>
+          <w:color w:val="B41E22"/>
+          <w:sz w:val="18"/>
+        </w:rPr>
+        <w:t>TRANSIÇÃO</w:t>
+      </w:r>
+    </w:p>
+    <w:p>
+      <w:pPr>
+        <w:spacing w:after="120" w:line="276" w:lineRule="auto"/>
+      </w:pPr>
+      <w:r>
+        <w:rPr>
+          <w:rFonts w:ascii="Calibri" w:hAnsi="Calibri" w:eastAsia="Calibri"/>
+          <w:b w:val="0"/>
+          <w:color w:val="1C1C1C"/>
+          <w:sz w:val="22"/>
+        </w:rPr>
+        <w:t>Com as fases claras, o que é “Receita Previsível” na prática.</w:t>
+      </w:r>
+    </w:p>
+    <w:p>
+      <w:pPr>
+        <w:spacing w:before="80" w:after="80"/>
+      </w:pPr>
+      <w:r>
+        <w:rPr>
+          <w:rFonts w:ascii="Calibri" w:hAnsi="Calibri" w:eastAsia="Calibri"/>
+          <w:b w:val="0"/>
+          <w:color w:val="C8C8C8"/>
+          <w:sz w:val="16"/>
+        </w:rPr>
+        <w:t>——————————————————————————————————————————</w:t>
+      </w:r>
+    </w:p>
+    <w:p>
+      <w:pPr>
+        <w:spacing w:before="360" w:after="80"/>
+      </w:pPr>
+      <w:r>
+        <w:rPr>
+          <w:rFonts w:ascii="Calibri" w:hAnsi="Calibri" w:eastAsia="Calibri"/>
+          <w:b/>
+          <w:color w:val="B41E22"/>
           <w:sz w:val="28"/>
         </w:rPr>
-        <w:t>SLIDE 15 · Fase 6 — Handover (10h)</w:t>
+        <w:t>SLIDE 16  ·  Receita Previsível — Critérios de sucesso</w:t>
       </w:r>
     </w:p>
     <w:p>
@@ -1435,24 +3729,24 @@
         <w:rPr>
           <w:rFonts w:ascii="Calibri" w:hAnsi="Calibri" w:eastAsia="Calibri"/>
           <w:b/>
-          <w:color w:val="E50914"/>
-          <w:sz w:val="20"/>
-        </w:rPr>
-        <w:t>Objetivo</w:t>
-      </w:r>
-    </w:p>
-    <w:p>
-      <w:pPr>
-        <w:spacing w:after="120" w:line="300" w:lineRule="auto"/>
+          <w:color w:val="B41E22"/>
+          <w:sz w:val="18"/>
+        </w:rPr>
+        <w:t>OBJETIVO DO SLIDE</w:t>
+      </w:r>
+    </w:p>
+    <w:p>
+      <w:pPr>
+        <w:spacing w:after="120" w:line="276" w:lineRule="auto"/>
       </w:pPr>
       <w:r>
         <w:rPr>
           <w:rFonts w:ascii="Calibri" w:hAnsi="Calibri" w:eastAsia="Calibri"/>
           <w:b w:val="0"/>
-          <w:color w:val="141414"/>
+          <w:color w:val="1C1C1C"/>
           <w:sz w:val="22"/>
         </w:rPr>
-        <w:t>Fechar continuidade em 60 dias.</w:t>
+        <w:t>Traduzir sucesso em comportamentos e artefatos observáveis. Tirar ambiguidade do “projeto deu certo”.</w:t>
       </w:r>
     </w:p>
     <w:p>
@@ -1463,50 +3757,201 @@
         <w:rPr>
           <w:rFonts w:ascii="Calibri" w:hAnsi="Calibri" w:eastAsia="Calibri"/>
           <w:b/>
-          <w:color w:val="E50914"/>
-          <w:sz w:val="20"/>
-        </w:rPr>
-        <w:t>Narrativa / Script</w:t>
-      </w:r>
-    </w:p>
-    <w:p>
-      <w:pPr>
-        <w:spacing w:after="120" w:line="300" w:lineRule="auto"/>
+          <w:color w:val="B41E22"/>
+          <w:sz w:val="18"/>
+        </w:rPr>
+        <w:t>ÂNCORA VISUAL (O QUE ESTÁ NA TELA)</w:t>
+      </w:r>
+    </w:p>
+    <w:p>
+      <w:pPr>
+        <w:spacing w:after="120" w:line="276" w:lineRule="auto"/>
       </w:pPr>
       <w:r>
         <w:rPr>
           <w:rFonts w:ascii="Calibri" w:hAnsi="Calibri" w:eastAsia="Calibri"/>
           <w:b w:val="0"/>
-          <w:color w:val="141414"/>
+          <w:color w:val="1C1C1C"/>
           <w:sz w:val="22"/>
         </w:rPr>
-        <w:t>Fase 6 — Handover e continuidade, 10 horas.</w:t>
+        <w:t>Título Receita Previsível · oito critérios: pipeline · reunião semanal · follow-up · gestor com indicadores · scripts · onboarding · retenção · sponsor com previsibilidade.</w:t>
+      </w:r>
+    </w:p>
+    <w:p>
+      <w:pPr>
+        <w:spacing w:before="160" w:after="40"/>
+      </w:pPr>
+      <w:r>
+        <w:rPr>
+          <w:rFonts w:ascii="Calibri" w:hAnsi="Calibri" w:eastAsia="Calibri"/>
+          <w:b/>
+          <w:color w:val="B41E22"/>
+          <w:sz w:val="18"/>
+        </w:rPr>
+        <w:t>NARRATIVA / SCRIPT (FALA CONSULTIVA)</w:t>
+      </w:r>
+    </w:p>
+    <w:p>
+      <w:pPr>
+        <w:spacing w:after="120" w:line="276" w:lineRule="auto"/>
+      </w:pPr>
+      <w:r>
+        <w:rPr>
+          <w:rFonts w:ascii="Calibri" w:hAnsi="Calibri" w:eastAsia="Calibri"/>
+          <w:b w:val="0"/>
+          <w:color w:val="1C1C1C"/>
+          <w:sz w:val="22"/>
+        </w:rPr>
+        <w:t>Receita Previsível não é slogan. É o comercial da G6 operando com método — e estes são os critérios que a gente usa para dizer que a fundação está instalada:</w:t>
         <w:br/>
-        <w:t>Transferência, score antes/depois, plano de 60 dias, rotinas de retenção e expansão, riscos de regressão.</w:t>
         <w:br/>
-        <w:t>Na G6: motivo de perda, script de save/upsell e ritual de gestão ficam com o gestor — para não voltar ao modo reativo.</w:t>
-      </w:r>
-    </w:p>
-    <w:p>
-      <w:pPr>
-        <w:spacing w:before="80" w:after="200"/>
-        <w:pBdr>
-          <w:bottom w:val="single" w:sz="6" w:space="1" w:color="E50914"/>
-        </w:pBdr>
-      </w:pPr>
-    </w:p>
-    <w:p>
-      <w:pPr>
-        <w:spacing w:before="120" w:after="80"/>
+        <w:t>Pipeline configurado e usado — não só “existente”. Reunião semanal acontecendo de verdade. Follow-up sendo executado com cadência. Gestor usando indicadores, não feeling. Time nos scripts e critérios de etapa. Onboarding documentado — qualquer novo vendedor entra no padrão. Rotinas de retenção em operação — save e pós-venda no processo. Sponsor com previsibilidade: enxerga pipeline, perdas e próximo passo sem depender de narrativa oral.</w:t>
+        <w:br/>
+        <w:br/>
+        <w:t>Se isso estiver rodando, vocês saem do artesanal. Entram em receita previsível.</w:t>
+      </w:r>
+    </w:p>
+    <w:p>
+      <w:pPr>
+        <w:spacing w:before="160" w:after="40"/>
       </w:pPr>
       <w:r>
         <w:rPr>
           <w:rFonts w:ascii="Calibri" w:hAnsi="Calibri" w:eastAsia="Calibri"/>
           <w:b/>
-          <w:color w:val="280001"/>
+          <w:color w:val="B41E22"/>
+          <w:sz w:val="18"/>
+        </w:rPr>
+        <w:t>VALOR QUE ESTE SLIDE AGREGA</w:t>
+      </w:r>
+    </w:p>
+    <w:p>
+      <w:pPr>
+        <w:spacing w:after="60"/>
+        <w:ind w:left="288"/>
+      </w:pPr>
+      <w:r>
+        <w:rPr>
+          <w:rFonts w:ascii="Calibri" w:hAnsi="Calibri" w:eastAsia="Calibri"/>
+          <w:b w:val="0"/>
+          <w:color w:val="1C1C1C"/>
+          <w:sz w:val="22"/>
+        </w:rPr>
+        <w:t>•  Define success criteria mensuráveis e auditáveis — proteção para cliente e para V4.</w:t>
+      </w:r>
+    </w:p>
+    <w:p>
+      <w:pPr>
+        <w:spacing w:after="60"/>
+        <w:ind w:left="288"/>
+      </w:pPr>
+      <w:r>
+        <w:rPr>
+          <w:rFonts w:ascii="Calibri" w:hAnsi="Calibri" w:eastAsia="Calibri"/>
+          <w:b w:val="0"/>
+          <w:color w:val="1C1C1C"/>
+          <w:sz w:val="22"/>
+        </w:rPr>
+        <w:t>•  Conecta cada item a uma dor já citada (CRM, ritual, retenção, gestão).</w:t>
+      </w:r>
+    </w:p>
+    <w:p>
+      <w:pPr>
+        <w:spacing w:after="60"/>
+        <w:ind w:left="288"/>
+      </w:pPr>
+      <w:r>
+        <w:rPr>
+          <w:rFonts w:ascii="Calibri" w:hAnsi="Calibri" w:eastAsia="Calibri"/>
+          <w:b w:val="0"/>
+          <w:color w:val="1C1C1C"/>
+          <w:sz w:val="22"/>
+        </w:rPr>
+        <w:t>•  Prepara o recap e a decisão de investimento com padrão de ouro claro.</w:t>
+      </w:r>
+    </w:p>
+    <w:p>
+      <w:pPr>
+        <w:spacing w:before="160" w:after="40"/>
+      </w:pPr>
+      <w:r>
+        <w:rPr>
+          <w:rFonts w:ascii="Calibri" w:hAnsi="Calibri" w:eastAsia="Calibri"/>
+          <w:b/>
+          <w:color w:val="B41E22"/>
+          <w:sz w:val="18"/>
+        </w:rPr>
+        <w:t>PERGUNTA DE AVANÇO</w:t>
+      </w:r>
+    </w:p>
+    <w:p>
+      <w:pPr>
+        <w:spacing w:after="120" w:line="276" w:lineRule="auto"/>
+      </w:pPr>
+      <w:r>
+        <w:rPr>
+          <w:rFonts w:ascii="Calibri" w:hAnsi="Calibri" w:eastAsia="Calibri"/>
+          <w:b w:val="0"/>
+          <w:color w:val="1C1C1C"/>
+          <w:sz w:val="22"/>
+        </w:rPr>
+        <w:t>Se esses oito pontos estiverem verdes em doze semanas, o projeto terá valido a pena para vocês?</w:t>
+      </w:r>
+    </w:p>
+    <w:p>
+      <w:pPr>
+        <w:spacing w:before="160" w:after="40"/>
+      </w:pPr>
+      <w:r>
+        <w:rPr>
+          <w:rFonts w:ascii="Calibri" w:hAnsi="Calibri" w:eastAsia="Calibri"/>
+          <w:b/>
+          <w:color w:val="B41E22"/>
+          <w:sz w:val="18"/>
+        </w:rPr>
+        <w:t>TRANSIÇÃO</w:t>
+      </w:r>
+    </w:p>
+    <w:p>
+      <w:pPr>
+        <w:spacing w:after="120" w:line="276" w:lineRule="auto"/>
+      </w:pPr>
+      <w:r>
+        <w:rPr>
+          <w:rFonts w:ascii="Calibri" w:hAnsi="Calibri" w:eastAsia="Calibri"/>
+          <w:b w:val="0"/>
+          <w:color w:val="1C1C1C"/>
+          <w:sz w:val="22"/>
+        </w:rPr>
+        <w:t>Antes do investimento, um recap objetivo do que está em jogo.</w:t>
+      </w:r>
+    </w:p>
+    <w:p>
+      <w:pPr>
+        <w:spacing w:before="80" w:after="80"/>
+      </w:pPr>
+      <w:r>
+        <w:rPr>
+          <w:rFonts w:ascii="Calibri" w:hAnsi="Calibri" w:eastAsia="Calibri"/>
+          <w:b w:val="0"/>
+          <w:color w:val="C8C8C8"/>
+          <w:sz w:val="16"/>
+        </w:rPr>
+        <w:t>——————————————————————————————————————————</w:t>
+      </w:r>
+    </w:p>
+    <w:p>
+      <w:pPr>
+        <w:spacing w:before="360" w:after="80"/>
+      </w:pPr>
+      <w:r>
+        <w:rPr>
+          <w:rFonts w:ascii="Calibri" w:hAnsi="Calibri" w:eastAsia="Calibri"/>
+          <w:b/>
+          <w:color w:val="B41E22"/>
           <w:sz w:val="28"/>
         </w:rPr>
-        <w:t>SLIDE 16 · Critérios de sucesso</w:t>
+        <w:t>SLIDE 17  ·  Recap — O que está em jogo na G6</w:t>
       </w:r>
     </w:p>
     <w:p>
@@ -1517,24 +3962,24 @@
         <w:rPr>
           <w:rFonts w:ascii="Calibri" w:hAnsi="Calibri" w:eastAsia="Calibri"/>
           <w:b/>
-          <w:color w:val="E50914"/>
-          <w:sz w:val="20"/>
-        </w:rPr>
-        <w:t>Objetivo</w:t>
-      </w:r>
-    </w:p>
-    <w:p>
-      <w:pPr>
-        <w:spacing w:after="120" w:line="300" w:lineRule="auto"/>
+          <w:color w:val="B41E22"/>
+          <w:sz w:val="18"/>
+        </w:rPr>
+        <w:t>OBJETIVO DO SLIDE</w:t>
+      </w:r>
+    </w:p>
+    <w:p>
+      <w:pPr>
+        <w:spacing w:after="120" w:line="276" w:lineRule="auto"/>
       </w:pPr>
       <w:r>
         <w:rPr>
           <w:rFonts w:ascii="Calibri" w:hAnsi="Calibri" w:eastAsia="Calibri"/>
           <w:b w:val="0"/>
-          <w:color w:val="141414"/>
+          <w:color w:val="1C1C1C"/>
           <w:sz w:val="22"/>
         </w:rPr>
-        <w:t>Alinhar como se mede que o projeto funcionou.</w:t>
+        <w:t>Concentrar dores e dados lado a lado. Empurrar a decisão com clareza, sem pressão barata.</w:t>
       </w:r>
     </w:p>
     <w:p>
@@ -1545,73 +3990,204 @@
         <w:rPr>
           <w:rFonts w:ascii="Calibri" w:hAnsi="Calibri" w:eastAsia="Calibri"/>
           <w:b/>
-          <w:color w:val="E50914"/>
-          <w:sz w:val="20"/>
-        </w:rPr>
-        <w:t>Narrativa / Script</w:t>
-      </w:r>
-    </w:p>
-    <w:p>
-      <w:pPr>
-        <w:spacing w:after="120" w:line="300" w:lineRule="auto"/>
+          <w:color w:val="B41E22"/>
+          <w:sz w:val="18"/>
+        </w:rPr>
+        <w:t>ÂNCORA VISUAL (O QUE ESTÁ NA TELA)</w:t>
+      </w:r>
+    </w:p>
+    <w:p>
+      <w:pPr>
+        <w:spacing w:after="120" w:line="276" w:lineRule="auto"/>
       </w:pPr>
       <w:r>
         <w:rPr>
           <w:rFonts w:ascii="Calibri" w:hAnsi="Calibri" w:eastAsia="Calibri"/>
           <w:b w:val="0"/>
-          <w:color w:val="141414"/>
+          <w:color w:val="1C1C1C"/>
           <w:sz w:val="22"/>
         </w:rPr>
-        <w:t>Sucesso não é pasta de arquivos. É um ciclo comercial operando com método.</w:t>
+        <w:t>Dois blocos: Dores · Dados · frase de fechamento sobre instalar a máquina.</w:t>
+      </w:r>
+    </w:p>
+    <w:p>
+      <w:pPr>
+        <w:spacing w:before="160" w:after="40"/>
+      </w:pPr>
+      <w:r>
+        <w:rPr>
+          <w:rFonts w:ascii="Calibri" w:hAnsi="Calibri" w:eastAsia="Calibri"/>
+          <w:b/>
+          <w:color w:val="B41E22"/>
+          <w:sz w:val="18"/>
+        </w:rPr>
+        <w:t>NARRATIVA / SCRIPT (FALA CONSULTIVA)</w:t>
+      </w:r>
+    </w:p>
+    <w:p>
+      <w:pPr>
+        <w:spacing w:after="120" w:line="276" w:lineRule="auto"/>
+      </w:pPr>
+      <w:r>
+        <w:rPr>
+          <w:rFonts w:ascii="Calibri" w:hAnsi="Calibri" w:eastAsia="Calibri"/>
+          <w:b w:val="0"/>
+          <w:color w:val="1C1C1C"/>
+          <w:sz w:val="22"/>
+        </w:rPr>
+        <w:t>O que está em jogo na G6.</w:t>
         <w:br/>
-        <w:t>Pipeline usado. Reunião semanal acontecendo. Follow-up executado. Gestor nos indicadores. Time nos scripts. Onboarding documentado. Rotinas de retenção rodando. Sponsor com previsibilidade mínima.</w:t>
         <w:br/>
-        <w:t>Se isso estiver no ar ao final das 12 semanas, o projeto cumpriu.</w:t>
-      </w:r>
-    </w:p>
-    <w:p>
-      <w:pPr>
-        <w:spacing w:after="200"/>
+        <w:t>Nas dores: comercial reativo — entra cerca de mil e a base quase não cresce; 3.755 cancelamentos em seis meses sem churn real conciliado; CRM sem governança; loja e PAP sem padrão, script nem cadência; ativação, save e retenção fora do processo.</w:t>
+        <w:br/>
+        <w:br/>
+        <w:t>Nos dados: cerca de mil ativações por mês; Meta Forms com 1.269 leads e CPL de R$ 7,51; saídas de janeiro a junho na série que já vimos; WhatsApp em cerca de um minuto; cinco vendedores de loja e dois de PAP; Mateus em cerca de trinta dias; projeto de doze semanas, 106,5 horas, dual-track loja × PAP.</w:t>
+        <w:br/>
+        <w:br/>
+        <w:t>A Estruturação Comercial instala a máquina que fecha essas dores — com método, adesão e gestão.</w:t>
+      </w:r>
+    </w:p>
+    <w:p>
+      <w:pPr>
+        <w:spacing w:before="160" w:after="40"/>
       </w:pPr>
       <w:r>
         <w:rPr>
           <w:rFonts w:ascii="Calibri" w:hAnsi="Calibri" w:eastAsia="Calibri"/>
           <w:b/>
-          <w:color w:val="E50914"/>
+          <w:color w:val="B41E22"/>
+          <w:sz w:val="18"/>
+        </w:rPr>
+        <w:t>VALOR QUE ESTE SLIDE AGREGA</w:t>
+      </w:r>
+    </w:p>
+    <w:p>
+      <w:pPr>
+        <w:spacing w:after="60"/>
+        <w:ind w:left="288"/>
+      </w:pPr>
+      <w:r>
+        <w:rPr>
+          <w:rFonts w:ascii="Calibri" w:hAnsi="Calibri" w:eastAsia="Calibri"/>
+          <w:b w:val="0"/>
+          <w:color w:val="1C1C1C"/>
           <w:sz w:val="22"/>
         </w:rPr>
-        <w:t xml:space="preserve">Ask / Check: </w:t>
-      </w:r>
+        <w:t>•  Recupera todos os argumentos-chave numa única tela de decisão.</w:t>
+      </w:r>
+    </w:p>
+    <w:p>
+      <w:pPr>
+        <w:spacing w:after="60"/>
+        <w:ind w:left="288"/>
+      </w:pPr>
       <w:r>
         <w:rPr>
           <w:rFonts w:ascii="Calibri" w:hAnsi="Calibri" w:eastAsia="Calibri"/>
           <w:b w:val="0"/>
-          <w:color w:val="141414"/>
+          <w:color w:val="1C1C1C"/>
           <w:sz w:val="22"/>
         </w:rPr>
-        <w:t>Se esses critérios forem a definição de sucesso para vocês, seguimos para o recap e o investimento.</w:t>
-      </w:r>
-    </w:p>
-    <w:p>
-      <w:pPr>
-        <w:spacing w:before="80" w:after="200"/>
-        <w:pBdr>
-          <w:bottom w:val="single" w:sz="6" w:space="1" w:color="E50914"/>
-        </w:pBdr>
-      </w:pPr>
-    </w:p>
-    <w:p>
-      <w:pPr>
-        <w:spacing w:before="120" w:after="80"/>
+        <w:t>•  Evita que o investimento seja lido isolado do problema.</w:t>
+      </w:r>
+    </w:p>
+    <w:p>
+      <w:pPr>
+        <w:spacing w:after="60"/>
+        <w:ind w:left="288"/>
+      </w:pPr>
+      <w:r>
+        <w:rPr>
+          <w:rFonts w:ascii="Calibri" w:hAnsi="Calibri" w:eastAsia="Calibri"/>
+          <w:b w:val="0"/>
+          <w:color w:val="1C1C1C"/>
+          <w:sz w:val="22"/>
+        </w:rPr>
+        <w:t>•  Dá ao sponsor linguagem para defender a decisão internamente.</w:t>
+      </w:r>
+    </w:p>
+    <w:p>
+      <w:pPr>
+        <w:spacing w:before="160" w:after="40"/>
       </w:pPr>
       <w:r>
         <w:rPr>
           <w:rFonts w:ascii="Calibri" w:hAnsi="Calibri" w:eastAsia="Calibri"/>
           <w:b/>
-          <w:color w:val="280001"/>
+          <w:color w:val="B41E22"/>
+          <w:sz w:val="18"/>
+        </w:rPr>
+        <w:t>PERGUNTA DE AVANÇO</w:t>
+      </w:r>
+    </w:p>
+    <w:p>
+      <w:pPr>
+        <w:spacing w:after="120" w:line="276" w:lineRule="auto"/>
+      </w:pPr>
+      <w:r>
+        <w:rPr>
+          <w:rFonts w:ascii="Calibri" w:hAnsi="Calibri" w:eastAsia="Calibri"/>
+          <w:b w:val="0"/>
+          <w:color w:val="1C1C1C"/>
+          <w:sz w:val="22"/>
+        </w:rPr>
+        <w:t>Tem alguma informação crítica que ainda falta para vocês decidirem com tranquilidade?</w:t>
+      </w:r>
+    </w:p>
+    <w:p>
+      <w:pPr>
+        <w:spacing w:before="160" w:after="40"/>
+      </w:pPr>
+      <w:r>
+        <w:rPr>
+          <w:rFonts w:ascii="Calibri" w:hAnsi="Calibri" w:eastAsia="Calibri"/>
+          <w:b/>
+          <w:color w:val="B41E22"/>
+          <w:sz w:val="18"/>
+        </w:rPr>
+        <w:t>TRANSIÇÃO</w:t>
+      </w:r>
+    </w:p>
+    <w:p>
+      <w:pPr>
+        <w:spacing w:after="120" w:line="276" w:lineRule="auto"/>
+      </w:pPr>
+      <w:r>
+        <w:rPr>
+          <w:rFonts w:ascii="Calibri" w:hAnsi="Calibri" w:eastAsia="Calibri"/>
+          <w:b w:val="0"/>
+          <w:color w:val="1C1C1C"/>
+          <w:sz w:val="22"/>
+        </w:rPr>
+        <w:t>Então vamos ao investimento — ancorado em capacidade instalada.</w:t>
+      </w:r>
+    </w:p>
+    <w:p>
+      <w:pPr>
+        <w:spacing w:before="80" w:after="80"/>
+      </w:pPr>
+      <w:r>
+        <w:rPr>
+          <w:rFonts w:ascii="Calibri" w:hAnsi="Calibri" w:eastAsia="Calibri"/>
+          <w:b w:val="0"/>
+          <w:color w:val="C8C8C8"/>
+          <w:sz w:val="16"/>
+        </w:rPr>
+        <w:t>——————————————————————————————————————————</w:t>
+      </w:r>
+    </w:p>
+    <w:p>
+      <w:pPr>
+        <w:spacing w:before="360" w:after="80"/>
+      </w:pPr>
+      <w:r>
+        <w:rPr>
+          <w:rFonts w:ascii="Calibri" w:hAnsi="Calibri" w:eastAsia="Calibri"/>
+          <w:b/>
+          <w:color w:val="B41E22"/>
           <w:sz w:val="28"/>
         </w:rPr>
-        <w:t>SLIDE 17 · Recap — dores e dados</w:t>
+        <w:t>SLIDE 18  ·  Investimento — Fundação comercial da G6</w:t>
       </w:r>
     </w:p>
     <w:p>
@@ -1622,24 +4198,24 @@
         <w:rPr>
           <w:rFonts w:ascii="Calibri" w:hAnsi="Calibri" w:eastAsia="Calibri"/>
           <w:b/>
-          <w:color w:val="E50914"/>
-          <w:sz w:val="20"/>
-        </w:rPr>
-        <w:t>Objetivo</w:t>
-      </w:r>
-    </w:p>
-    <w:p>
-      <w:pPr>
-        <w:spacing w:after="120" w:line="300" w:lineRule="auto"/>
+          <w:color w:val="B41E22"/>
+          <w:sz w:val="18"/>
+        </w:rPr>
+        <w:t>OBJETIVO DO SLIDE</w:t>
+      </w:r>
+    </w:p>
+    <w:p>
+      <w:pPr>
+        <w:spacing w:after="120" w:line="276" w:lineRule="auto"/>
       </w:pPr>
       <w:r>
         <w:rPr>
           <w:rFonts w:ascii="Calibri" w:hAnsi="Calibri" w:eastAsia="Calibri"/>
           <w:b w:val="0"/>
-          <w:color w:val="141414"/>
+          <w:color w:val="1C1C1C"/>
           <w:sz w:val="22"/>
         </w:rPr>
-        <w:t>Reancorar valor antes do preço.</w:t>
+        <w:t>Apresentar preço com âncora de valor. Condição comercial G6 sem linguagem de “desconto”. Fechar com resultado esperado.</w:t>
       </w:r>
     </w:p>
     <w:p>
@@ -1650,166 +4226,123 @@
         <w:rPr>
           <w:rFonts w:ascii="Calibri" w:hAnsi="Calibri" w:eastAsia="Calibri"/>
           <w:b/>
-          <w:color w:val="E50914"/>
-          <w:sz w:val="20"/>
-        </w:rPr>
-        <w:t>Narrativa / Script</w:t>
-      </w:r>
-    </w:p>
-    <w:p>
-      <w:pPr>
-        <w:spacing w:after="120" w:line="300" w:lineRule="auto"/>
+          <w:color w:val="B41E22"/>
+          <w:sz w:val="18"/>
+        </w:rPr>
+        <w:t>ÂNCORA VISUAL (O QUE ESTÁ NA TELA)</w:t>
+      </w:r>
+    </w:p>
+    <w:p>
+      <w:pPr>
+        <w:spacing w:after="120" w:line="276" w:lineRule="auto"/>
       </w:pPr>
       <w:r>
         <w:rPr>
           <w:rFonts w:ascii="Calibri" w:hAnsi="Calibri" w:eastAsia="Calibri"/>
           <w:b w:val="0"/>
-          <w:color w:val="141414"/>
+          <w:color w:val="1C1C1C"/>
           <w:sz w:val="22"/>
         </w:rPr>
-        <w:t>Recap do que está em jogo.</w:t>
-        <w:br/>
-        <w:t>Dores: comercial reativo; 3.755 cancelamentos em seis meses sem churn conciliado; CRM sem governança; loja e PAP sem padrão; ativação e retenção fora do processo.</w:t>
-        <w:br/>
-        <w:t>Dados: cerca de mil ativações/mês; Meta Forms 1.269 leads com CPL R$ 7,51; saídas mês a mês de janeiro a junho; WhatsApp em cerca de um minuto; time de 5 + 2; Mateus em cerca de 30 dias; projeto de 12 semanas e 106,5 horas.</w:t>
-        <w:br/>
-        <w:t>A Estruturação Comercial é a máquina que fecha essas dores — com método, adesão e gestão.</w:t>
-      </w:r>
-    </w:p>
-    <w:p>
-      <w:pPr>
-        <w:spacing w:after="200"/>
+        <w:t>Referência R$ 89.635,85 · Condição G6 R$ 71.582,32 · incluso · por que agora · resultado esperado.</w:t>
+      </w:r>
+    </w:p>
+    <w:p>
+      <w:pPr>
+        <w:spacing w:before="160" w:after="40"/>
       </w:pPr>
       <w:r>
         <w:rPr>
           <w:rFonts w:ascii="Calibri" w:hAnsi="Calibri" w:eastAsia="Calibri"/>
           <w:b/>
-          <w:color w:val="E50914"/>
-          <w:sz w:val="22"/>
-        </w:rPr>
-        <w:t xml:space="preserve">Ask / Check: </w:t>
-      </w:r>
+          <w:color w:val="B41E22"/>
+          <w:sz w:val="18"/>
+        </w:rPr>
+        <w:t>NARRATIVA / SCRIPT (FALA CONSULTIVA)</w:t>
+      </w:r>
+    </w:p>
+    <w:p>
+      <w:pPr>
+        <w:spacing w:after="120" w:line="276" w:lineRule="auto"/>
+      </w:pPr>
       <w:r>
         <w:rPr>
           <w:rFonts w:ascii="Calibri" w:hAnsi="Calibri" w:eastAsia="Calibri"/>
           <w:b w:val="0"/>
-          <w:color w:val="141414"/>
-          <w:sz w:val="22"/>
-        </w:rPr>
-        <w:t>Olhando dores e dados juntos: faz sentido decidir o investimento como instalação de capacidade — não como custo de consultoria?</w:t>
-      </w:r>
-    </w:p>
-    <w:p>
-      <w:pPr>
-        <w:spacing w:before="80" w:after="200"/>
-        <w:pBdr>
-          <w:bottom w:val="single" w:sz="6" w:space="1" w:color="E50914"/>
-        </w:pBdr>
-      </w:pPr>
-    </w:p>
-    <w:p>
-      <w:pPr>
-        <w:spacing w:before="120" w:after="80"/>
-      </w:pPr>
-      <w:r>
-        <w:rPr>
-          <w:rFonts w:ascii="Calibri" w:hAnsi="Calibri" w:eastAsia="Calibri"/>
-          <w:b/>
-          <w:color w:val="280001"/>
-          <w:sz w:val="28"/>
-        </w:rPr>
-        <w:t>SLIDE 18 · Investimento</w:t>
-      </w:r>
-    </w:p>
-    <w:p>
-      <w:pPr>
-        <w:spacing w:before="160" w:after="40"/>
-      </w:pPr>
-      <w:r>
-        <w:rPr>
-          <w:rFonts w:ascii="Calibri" w:hAnsi="Calibri" w:eastAsia="Calibri"/>
-          <w:b/>
-          <w:color w:val="E50914"/>
-          <w:sz w:val="20"/>
-        </w:rPr>
-        <w:t>Objetivo</w:t>
-      </w:r>
-    </w:p>
-    <w:p>
-      <w:pPr>
-        <w:spacing w:after="120" w:line="300" w:lineRule="auto"/>
-      </w:pPr>
-      <w:r>
-        <w:rPr>
-          <w:rFonts w:ascii="Calibri" w:hAnsi="Calibri" w:eastAsia="Calibri"/>
-          <w:b w:val="0"/>
-          <w:color w:val="141414"/>
-          <w:sz w:val="22"/>
-        </w:rPr>
-        <w:t>Apresentar preço com valor estratégico, sem discurso de “barato”.</w:t>
-      </w:r>
-    </w:p>
-    <w:p>
-      <w:pPr>
-        <w:spacing w:before="160" w:after="40"/>
-      </w:pPr>
-      <w:r>
-        <w:rPr>
-          <w:rFonts w:ascii="Calibri" w:hAnsi="Calibri" w:eastAsia="Calibri"/>
-          <w:b/>
-          <w:color w:val="E50914"/>
-          <w:sz w:val="20"/>
-        </w:rPr>
-        <w:t>Narrativa / Script</w:t>
-      </w:r>
-    </w:p>
-    <w:p>
-      <w:pPr>
-        <w:spacing w:after="120" w:line="300" w:lineRule="auto"/>
-      </w:pPr>
-      <w:r>
-        <w:rPr>
-          <w:rFonts w:ascii="Calibri" w:hAnsi="Calibri" w:eastAsia="Calibri"/>
-          <w:b w:val="0"/>
-          <w:color w:val="141414"/>
+          <w:color w:val="1C1C1C"/>
           <w:sz w:val="22"/>
         </w:rPr>
         <w:t>Investimento estratégico na fundação comercial da G6.</w:t>
         <w:br/>
-        <w:t>Valor de referência do produto: R$ 89.635,85.</w:t>
         <w:br/>
-        <w:t>Condição comercial para a G6: R$ 71.582,32.</w:t>
+        <w:t>Valor de referência do produto: R$ 89.635,85. Condição comercial G6: R$ 71.582,32 — doze semanas, 106,5 horas, implementação assistida, dual-track loja × PAP, presenciais nas fases críticas.</w:t>
         <w:br/>
-        <w:t>Doze semanas, 106,5 horas, implementação assistida, dual-track loja e PAP, presenciais nas fases críticas.</w:t>
         <w:br/>
-        <w:t>Incluso: diagnóstico, arquitetura, CRM como painel de receita, camada estratégica, instalação e handover de 60 dias.</w:t>
+        <w:t>O que está incluso é capacidade instalada: do diagnóstico à arquitetura, CRM como painel de receita, camada estratégica, instalação e handover de sessenta dias.</w:t>
         <w:br/>
-        <w:t>Por que agora: com 3.755 saídas em seis meses e churn ainda não conciliado, estruturar o comercial é a decisão que devolve previsibilidade.</w:t>
         <w:br/>
-        <w:t>Resultado esperado: máquina comercial — vender, ativar e reter com método.</w:t>
-      </w:r>
-    </w:p>
-    <w:p>
-      <w:pPr>
-        <w:spacing w:after="200"/>
+        <w:t>Por que agora: com 3.755 saídas em seis meses e churn real ainda não conciliado, estruturar o comercial é a decisão que devolve previsibilidade — antes de continuar financiando aquisição para repor vazamento.</w:t>
+        <w:br/>
+        <w:br/>
+        <w:t>Resultado esperado: máquina comercial — processo, rituais e gestão rodando para vender, ativar e reter com método.</w:t>
+      </w:r>
+    </w:p>
+    <w:p>
+      <w:pPr>
+        <w:spacing w:before="160" w:after="40"/>
       </w:pPr>
       <w:r>
         <w:rPr>
           <w:rFonts w:ascii="Calibri" w:hAnsi="Calibri" w:eastAsia="Calibri"/>
           <w:b/>
-          <w:color w:val="E50914"/>
+          <w:color w:val="B41E22"/>
+          <w:sz w:val="18"/>
+        </w:rPr>
+        <w:t>VALOR QUE ESTE SLIDE AGREGA</w:t>
+      </w:r>
+    </w:p>
+    <w:p>
+      <w:pPr>
+        <w:spacing w:after="60"/>
+        <w:ind w:left="288"/>
+      </w:pPr>
+      <w:r>
+        <w:rPr>
+          <w:rFonts w:ascii="Calibri" w:hAnsi="Calibri" w:eastAsia="Calibri"/>
+          <w:b w:val="0"/>
+          <w:color w:val="1C1C1C"/>
           <w:sz w:val="22"/>
         </w:rPr>
-        <w:t xml:space="preserve">Ask / Check: </w:t>
-      </w:r>
+        <w:t>•  Ancora preço em referência + condição comercial (não “promoção”).</w:t>
+      </w:r>
+    </w:p>
+    <w:p>
+      <w:pPr>
+        <w:spacing w:after="60"/>
+        <w:ind w:left="288"/>
+      </w:pPr>
       <w:r>
         <w:rPr>
           <w:rFonts w:ascii="Calibri" w:hAnsi="Calibri" w:eastAsia="Calibri"/>
           <w:b w:val="0"/>
-          <w:color w:val="141414"/>
+          <w:color w:val="1C1C1C"/>
           <w:sz w:val="22"/>
         </w:rPr>
-        <w:t>Podemos validar o escopo e a janela de kickoff alinhada à chegada do Mateus?</w:t>
+        <w:t>•  Liga o valor monetário ao vazamento já quantificado.</w:t>
+      </w:r>
+    </w:p>
+    <w:p>
+      <w:pPr>
+        <w:spacing w:after="60"/>
+        <w:ind w:left="288"/>
+      </w:pPr>
+      <w:r>
+        <w:rPr>
+          <w:rFonts w:ascii="Calibri" w:hAnsi="Calibri" w:eastAsia="Calibri"/>
+          <w:b w:val="0"/>
+          <w:color w:val="1C1C1C"/>
+          <w:sz w:val="22"/>
+        </w:rPr>
+        <w:t>•  Fecha com outcome (máquina comercial), não com lista de horas.</w:t>
       </w:r>
     </w:p>
     <w:p>
@@ -1820,121 +4353,202 @@
         <w:rPr>
           <w:rFonts w:ascii="Calibri" w:hAnsi="Calibri" w:eastAsia="Calibri"/>
           <w:b/>
-          <w:color w:val="E50914"/>
-          <w:sz w:val="20"/>
-        </w:rPr>
-        <w:t>Não falar</w:t>
-      </w:r>
-    </w:p>
-    <w:p>
-      <w:pPr>
-        <w:spacing w:after="120" w:line="300" w:lineRule="auto"/>
+          <w:color w:val="B41E22"/>
+          <w:sz w:val="18"/>
+        </w:rPr>
+        <w:t>PERGUNTA DE AVANÇO</w:t>
+      </w:r>
+    </w:p>
+    <w:p>
+      <w:pPr>
+        <w:spacing w:after="120" w:line="276" w:lineRule="auto"/>
       </w:pPr>
       <w:r>
         <w:rPr>
           <w:rFonts w:ascii="Calibri" w:hAnsi="Calibri" w:eastAsia="Calibri"/>
           <w:b w:val="0"/>
-          <w:color w:val="141414"/>
+          <w:color w:val="1C1C1C"/>
           <w:sz w:val="22"/>
         </w:rPr>
-        <w:t>Não usar “barato frente à sangria” como frase de fechamento. Usar: investimento que instala capacidade e para o vazamento.</w:t>
-      </w:r>
-    </w:p>
-    <w:p>
-      <w:pPr>
-        <w:spacing w:before="80" w:after="200"/>
-        <w:pBdr>
-          <w:bottom w:val="single" w:sz="6" w:space="1" w:color="E50914"/>
-        </w:pBdr>
-      </w:pPr>
-    </w:p>
-    <w:p>
-      <w:pPr>
-        <w:spacing w:after="120"/>
+        <w:t>Quer que a gente detalhe forma de pagamento e próximos passos para começar o diagnóstico, ou prefere alinhar internamente e a gente retoma com o plano de kickoff?</w:t>
+      </w:r>
+    </w:p>
+    <w:p>
+      <w:pPr>
+        <w:spacing w:before="160" w:after="40"/>
       </w:pPr>
       <w:r>
         <w:rPr>
           <w:rFonts w:ascii="Calibri" w:hAnsi="Calibri" w:eastAsia="Calibri"/>
           <w:b/>
-          <w:color w:val="E50914"/>
-          <w:sz w:val="32"/>
-        </w:rPr>
-        <w:t>Dicas de condução</w:t>
-      </w:r>
-    </w:p>
-    <w:p>
-      <w:pPr>
-        <w:spacing w:after="120" w:line="300" w:lineRule="auto"/>
+          <w:color w:val="B41E22"/>
+          <w:sz w:val="18"/>
+        </w:rPr>
+        <w:t>TRANSIÇÃO</w:t>
+      </w:r>
+    </w:p>
+    <w:p>
+      <w:pPr>
+        <w:spacing w:after="120" w:line="276" w:lineRule="auto"/>
       </w:pPr>
       <w:r>
         <w:rPr>
           <w:rFonts w:ascii="Calibri" w:hAnsi="Calibri" w:eastAsia="Calibri"/>
           <w:b w:val="0"/>
-          <w:color w:val="141414"/>
+          <w:color w:val="1C1C1C"/>
           <w:sz w:val="22"/>
         </w:rPr>
-        <w:t>1. Não pular o slide 03 — é a âncora financeira da narrativa.</w:t>
-      </w:r>
-    </w:p>
-    <w:p>
-      <w:pPr>
-        <w:spacing w:after="120" w:line="300" w:lineRule="auto"/>
+        <w:t>Encerrar: agradecer, recapitular a tese em uma frase, combinar retorno.</w:t>
+      </w:r>
+    </w:p>
+    <w:p>
+      <w:pPr>
+        <w:spacing w:before="80" w:after="80"/>
       </w:pPr>
       <w:r>
         <w:rPr>
           <w:rFonts w:ascii="Calibri" w:hAnsi="Calibri" w:eastAsia="Calibri"/>
           <w:b w:val="0"/>
-          <w:color w:val="141414"/>
+          <w:color w:val="C8C8C8"/>
+          <w:sz w:val="16"/>
+        </w:rPr>
+        <w:t>——————————————————————————————————————————</w:t>
+      </w:r>
+    </w:p>
+    <w:p>
+      <w:pPr>
+        <w:spacing w:before="280" w:after="120"/>
+      </w:pPr>
+      <w:r>
+        <w:rPr>
+          <w:rFonts w:ascii="Calibri" w:hAnsi="Calibri" w:eastAsia="Calibri"/>
+          <w:b/>
+          <w:color w:val="B41E22"/>
+          <w:sz w:val="26"/>
+        </w:rPr>
+        <w:t>Fechamento da reunião (fora do slide)</w:t>
+      </w:r>
+    </w:p>
+    <w:p>
+      <w:pPr>
+        <w:spacing w:after="120" w:line="276" w:lineRule="auto"/>
+      </w:pPr>
+      <w:r>
+        <w:rPr>
+          <w:rFonts w:ascii="Calibri" w:hAnsi="Calibri" w:eastAsia="Calibri"/>
+          <w:b w:val="0"/>
+          <w:color w:val="1C1C1C"/>
           <w:sz w:val="22"/>
         </w:rPr>
-        <w:t>2. No slide 12, reforçar “CRM ≠ agenda”.</w:t>
-      </w:r>
-    </w:p>
-    <w:p>
-      <w:pPr>
-        <w:spacing w:after="120" w:line="300" w:lineRule="auto"/>
+        <w:t>Frase de fechamento sugerida:</w:t>
+        <w:br/>
+        <w:t>“O que a gente propõe não é mais esforço comercial. É previsibilidade: parar o vazamento com método instalado na loja e no PAP — em doze semanas.”</w:t>
+      </w:r>
+    </w:p>
+    <w:p>
+      <w:pPr>
+        <w:spacing w:before="160" w:after="40"/>
+      </w:pPr>
+      <w:r>
+        <w:rPr>
+          <w:rFonts w:ascii="Calibri" w:hAnsi="Calibri" w:eastAsia="Calibri"/>
+          <w:b/>
+          <w:color w:val="B41E22"/>
+          <w:sz w:val="18"/>
+        </w:rPr>
+        <w:t>CHECKLIST PÓS-REUNIÃO</w:t>
+      </w:r>
+    </w:p>
+    <w:p>
+      <w:pPr>
+        <w:spacing w:after="60"/>
+        <w:ind w:left="288"/>
       </w:pPr>
       <w:r>
         <w:rPr>
           <w:rFonts w:ascii="Calibri" w:hAnsi="Calibri" w:eastAsia="Calibri"/>
           <w:b w:val="0"/>
-          <w:color w:val="141414"/>
+          <w:color w:val="1C1C1C"/>
           <w:sz w:val="22"/>
         </w:rPr>
-        <w:t>3. Preço só depois do recap (17).</w:t>
-      </w:r>
-    </w:p>
-    <w:p>
-      <w:pPr>
-        <w:spacing w:after="120" w:line="300" w:lineRule="auto"/>
+        <w:t>•  Registrar objeções e donos da decisão.</w:t>
+      </w:r>
+    </w:p>
+    <w:p>
+      <w:pPr>
+        <w:spacing w:after="60"/>
+        <w:ind w:left="288"/>
       </w:pPr>
       <w:r>
         <w:rPr>
           <w:rFonts w:ascii="Calibri" w:hAnsi="Calibri" w:eastAsia="Calibri"/>
           <w:b w:val="0"/>
-          <w:color w:val="141414"/>
+          <w:color w:val="1C1C1C"/>
           <w:sz w:val="22"/>
         </w:rPr>
-        <w:t>4. Se pedirem desconto: defender condição já aplicada (89.635,85 → 71.582,32) e dual-track + presencial.</w:t>
-      </w:r>
-    </w:p>
-    <w:p>
-      <w:pPr>
-        <w:spacing w:after="120" w:line="300" w:lineRule="auto"/>
+        <w:t>•  Confirmar disponibilidade de agenda para F1 presencial (loja + PAP).</w:t>
+      </w:r>
+    </w:p>
+    <w:p>
+      <w:pPr>
+        <w:spacing w:after="60"/>
+        <w:ind w:left="288"/>
       </w:pPr>
       <w:r>
         <w:rPr>
           <w:rFonts w:ascii="Calibri" w:hAnsi="Calibri" w:eastAsia="Calibri"/>
           <w:b w:val="0"/>
-          <w:color w:val="141414"/>
+          <w:color w:val="1C1C1C"/>
           <w:sz w:val="22"/>
         </w:rPr>
-        <w:t>5. Se pedirem só treinamento: voltar à promessa — sem instalação, regride.</w:t>
+        <w:t>•  Enviar deck + PDF + este script interno (se fizer sentido para o time V4).</w:t>
+      </w:r>
+    </w:p>
+    <w:p>
+      <w:pPr>
+        <w:spacing w:after="60"/>
+        <w:ind w:left="288"/>
+      </w:pPr>
+      <w:r>
+        <w:rPr>
+          <w:rFonts w:ascii="Calibri" w:hAnsi="Calibri" w:eastAsia="Calibri"/>
+          <w:b w:val="0"/>
+          <w:color w:val="1C1C1C"/>
+          <w:sz w:val="22"/>
+        </w:rPr>
+        <w:t>•  Propor data de retorno com proposta de kickoff.</w:t>
+      </w:r>
+    </w:p>
+    <w:p>
+      <w:pPr>
+        <w:spacing w:before="80" w:after="80"/>
+      </w:pPr>
+      <w:r>
+        <w:rPr>
+          <w:rFonts w:ascii="Calibri" w:hAnsi="Calibri" w:eastAsia="Calibri"/>
+          <w:b w:val="0"/>
+          <w:color w:val="C8C8C8"/>
+          <w:sz w:val="16"/>
+        </w:rPr>
+        <w:t>——————————————————————————————————————————</w:t>
+      </w:r>
+    </w:p>
+    <w:p>
+      <w:r>
+        <w:rPr>
+          <w:rFonts w:ascii="Calibri" w:hAnsi="Calibri" w:eastAsia="Calibri"/>
+          <w:b w:val="0"/>
+          <w:color w:val="787878"/>
+          <w:sz w:val="18"/>
+        </w:rPr>
+        <w:t>Documento interno V4 Company · Colli&amp;Co · Proposta G6 Internet · Estruturação Comercial</w:t>
+        <w:br/>
+        <w:t>Deck de apoio: https://sarapizzico-hue.github.io/Sara/g6/</w:t>
       </w:r>
     </w:p>
     <w:sectPr>
       <w:pgSz w:w="12240" w:h="15840"/>
-      <w:pgMar w:top="1134" w:right="1247" w:bottom="1134" w:left="1247" w:header="720" w:footer="720" w:gutter="0"/>
+      <w:pgMar w:top="1224" w:right="1368" w:bottom="1224" w:left="1368" w:header="720" w:footer="720" w:gutter="0"/>
       <w:cols w:space="720"/>
       <w:docGrid w:linePitch="360"/>
     </w:sectPr>
